--- a/Testing_Serial_4G_module.docx
+++ b/Testing_Serial_4G_module.docx
@@ -35,11 +35,9 @@
     <w:p/>
     <w:p/>
     <w:p>
-      <w:proofErr w:type="gramStart"/>
       <w:r>
         <w:t>COMS;</w:t>
       </w:r>
-      <w:proofErr w:type="gramEnd"/>
     </w:p>
     <w:p>
       <w:r>
@@ -807,6 +805,6132 @@
           <w:lang w:val="en-US"/>
         </w:rPr>
       </w:pPr>
+      <w:r>
+        <w:rPr>
+          <w:lang w:val="en-US"/>
+        </w:rPr>
+        <w:br/>
+      </w:r>
+    </w:p>
+    <w:p>
+      <w:pPr>
+        <w:rPr>
+          <w:lang w:val="en-US"/>
+        </w:rPr>
+      </w:pPr>
+    </w:p>
+    <w:p>
+      <w:pPr>
+        <w:rPr>
+          <w:lang w:val="en-US"/>
+        </w:rPr>
+      </w:pPr>
+    </w:p>
+    <w:p>
+      <w:pPr>
+        <w:rPr>
+          <w:lang w:val="en-US"/>
+        </w:rPr>
+      </w:pPr>
+    </w:p>
+    <w:p>
+      <w:pPr>
+        <w:rPr>
+          <w:lang w:val="en-US"/>
+        </w:rPr>
+      </w:pPr>
+    </w:p>
+    <w:p>
+      <w:pPr>
+        <w:rPr>
+          <w:lang w:val="en-US"/>
+        </w:rPr>
+      </w:pPr>
+    </w:p>
+    <w:p>
+      <w:pPr>
+        <w:rPr>
+          <w:lang w:val="en-US"/>
+        </w:rPr>
+      </w:pPr>
+    </w:p>
+    <w:p>
+      <w:pPr>
+        <w:rPr>
+          <w:lang w:val="en-US"/>
+        </w:rPr>
+      </w:pPr>
+    </w:p>
+    <w:p>
+      <w:pPr>
+        <w:rPr>
+          <w:lang w:val="en-US"/>
+        </w:rPr>
+      </w:pPr>
+    </w:p>
+    <w:p>
+      <w:pPr>
+        <w:rPr>
+          <w:lang w:val="en-US"/>
+        </w:rPr>
+      </w:pPr>
+    </w:p>
+    <w:p>
+      <w:pPr>
+        <w:rPr>
+          <w:lang w:val="en-US"/>
+        </w:rPr>
+      </w:pPr>
+    </w:p>
+    <w:p>
+      <w:pPr>
+        <w:rPr>
+          <w:lang w:val="en-US"/>
+        </w:rPr>
+      </w:pPr>
+    </w:p>
+    <w:p>
+      <w:pPr>
+        <w:rPr>
+          <w:lang w:val="en-US"/>
+        </w:rPr>
+      </w:pPr>
+    </w:p>
+    <w:p>
+      <w:pPr>
+        <w:rPr>
+          <w:lang w:val="en-US"/>
+        </w:rPr>
+      </w:pPr>
+    </w:p>
+    <w:p>
+      <w:pPr>
+        <w:rPr>
+          <w:lang w:val="en-US"/>
+        </w:rPr>
+      </w:pPr>
+    </w:p>
+    <w:p>
+      <w:pPr>
+        <w:rPr>
+          <w:lang w:val="en-US"/>
+        </w:rPr>
+      </w:pPr>
+    </w:p>
+    <w:p>
+      <w:pPr>
+        <w:rPr>
+          <w:lang w:val="en-US"/>
+        </w:rPr>
+      </w:pPr>
+      <w:r>
+        <w:rPr>
+          <w:lang w:val="en-US"/>
+        </w:rPr>
+        <w:lastRenderedPageBreak/>
+        <w:t>15/06/2025</w:t>
+      </w:r>
+    </w:p>
+    <w:p>
+      <w:pPr>
+        <w:jc w:val="center"/>
+        <w:rPr>
+          <w:b/>
+          <w:bCs/>
+          <w:u w:val="single"/>
+          <w:lang w:val="en-US"/>
+        </w:rPr>
+      </w:pPr>
+      <w:r>
+        <w:rPr>
+          <w:b/>
+          <w:bCs/>
+          <w:u w:val="single"/>
+          <w:lang w:val="en-US"/>
+        </w:rPr>
+        <w:t>Communication to the 4G Module</w:t>
+      </w:r>
+    </w:p>
+    <w:p>
+      <w:pPr>
+        <w:rPr>
+          <w:lang w:val="en-US"/>
+        </w:rPr>
+      </w:pPr>
+      <w:r>
+        <w:rPr>
+          <w:lang w:val="en-US"/>
+        </w:rPr>
+        <w:t>The basic AT-Command Test:</w:t>
+      </w:r>
+    </w:p>
+    <w:p>
+      <w:pPr>
+        <w:pStyle w:val="NormalWeb"/>
+        <w:pBdr>
+          <w:top w:val="single" w:sz="6" w:space="2" w:color="888888"/>
+          <w:left w:val="single" w:sz="6" w:space="2" w:color="888888"/>
+          <w:bottom w:val="single" w:sz="6" w:space="2" w:color="888888"/>
+          <w:right w:val="single" w:sz="6" w:space="2" w:color="888888"/>
+        </w:pBdr>
+        <w:tabs>
+          <w:tab w:val="left" w:pos="916"/>
+          <w:tab w:val="left" w:pos="1832"/>
+          <w:tab w:val="left" w:pos="2748"/>
+          <w:tab w:val="left" w:pos="3664"/>
+          <w:tab w:val="left" w:pos="4580"/>
+          <w:tab w:val="left" w:pos="5496"/>
+          <w:tab w:val="left" w:pos="6412"/>
+          <w:tab w:val="left" w:pos="7328"/>
+          <w:tab w:val="left" w:pos="8244"/>
+          <w:tab w:val="left" w:pos="9160"/>
+          <w:tab w:val="left" w:pos="10076"/>
+          <w:tab w:val="left" w:pos="10992"/>
+          <w:tab w:val="left" w:pos="11908"/>
+          <w:tab w:val="left" w:pos="12824"/>
+          <w:tab w:val="left" w:pos="13740"/>
+          <w:tab w:val="left" w:pos="14656"/>
+        </w:tabs>
+        <w:spacing w:before="0" w:beforeAutospacing="0" w:after="0" w:afterAutospacing="0"/>
+        <w:divId w:val="415251240"/>
+        <w:rPr>
+          <w:rFonts w:ascii="Consolas" w:hAnsi="Consolas" w:cs="Courier New"/>
+          <w:sz w:val="17"/>
+          <w:szCs w:val="17"/>
+        </w:rPr>
+      </w:pPr>
+      <w:r>
+        <w:rPr>
+          <w:rFonts w:ascii="Consolas" w:hAnsi="Consolas" w:cs="Courier New"/>
+          <w:color w:val="000000"/>
+          <w:sz w:val="17"/>
+          <w:szCs w:val="17"/>
+        </w:rPr>
+        <w:t>AT</w:t>
+      </w:r>
+    </w:p>
+    <w:p>
+      <w:pPr>
+        <w:rPr>
+          <w:lang w:val="en-US"/>
+        </w:rPr>
+      </w:pPr>
+    </w:p>
+    <w:p>
+      <w:pPr>
+        <w:rPr>
+          <w:lang w:val="en-US"/>
+        </w:rPr>
+      </w:pPr>
+      <w:r>
+        <w:rPr>
+          <w:lang w:val="en-US"/>
+        </w:rPr>
+        <w:t>Should respond with:</w:t>
+      </w:r>
+    </w:p>
+    <w:p>
+      <w:pPr>
+        <w:pStyle w:val="NormalWeb"/>
+        <w:pBdr>
+          <w:top w:val="single" w:sz="6" w:space="2" w:color="888888"/>
+          <w:left w:val="single" w:sz="6" w:space="2" w:color="888888"/>
+          <w:bottom w:val="single" w:sz="6" w:space="2" w:color="888888"/>
+          <w:right w:val="single" w:sz="6" w:space="2" w:color="888888"/>
+        </w:pBdr>
+        <w:tabs>
+          <w:tab w:val="left" w:pos="916"/>
+          <w:tab w:val="left" w:pos="1832"/>
+          <w:tab w:val="left" w:pos="2748"/>
+          <w:tab w:val="left" w:pos="3664"/>
+          <w:tab w:val="left" w:pos="4580"/>
+          <w:tab w:val="left" w:pos="5496"/>
+          <w:tab w:val="left" w:pos="6412"/>
+          <w:tab w:val="left" w:pos="7328"/>
+          <w:tab w:val="left" w:pos="8244"/>
+          <w:tab w:val="left" w:pos="9160"/>
+          <w:tab w:val="left" w:pos="10076"/>
+          <w:tab w:val="left" w:pos="10992"/>
+          <w:tab w:val="left" w:pos="11908"/>
+          <w:tab w:val="left" w:pos="12824"/>
+          <w:tab w:val="left" w:pos="13740"/>
+          <w:tab w:val="left" w:pos="14656"/>
+        </w:tabs>
+        <w:spacing w:before="0" w:beforeAutospacing="0" w:after="0" w:afterAutospacing="0"/>
+        <w:divId w:val="968051478"/>
+        <w:rPr>
+          <w:rFonts w:ascii="Consolas" w:hAnsi="Consolas" w:cs="Courier New"/>
+          <w:sz w:val="17"/>
+          <w:szCs w:val="17"/>
+        </w:rPr>
+      </w:pPr>
+      <w:r>
+        <w:rPr>
+          <w:rFonts w:ascii="Consolas" w:hAnsi="Consolas" w:cs="Courier New"/>
+          <w:color w:val="000000"/>
+          <w:sz w:val="17"/>
+          <w:szCs w:val="17"/>
+        </w:rPr>
+        <w:t>OK</w:t>
+      </w:r>
+    </w:p>
+    <w:p>
+      <w:pPr>
+        <w:rPr>
+          <w:lang w:val="en-US"/>
+        </w:rPr>
+      </w:pPr>
+    </w:p>
+    <w:p>
+      <w:pPr>
+        <w:rPr>
+          <w:lang w:val="en-US"/>
+        </w:rPr>
+      </w:pPr>
+      <w:r>
+        <w:rPr>
+          <w:lang w:val="en-US"/>
+        </w:rPr>
+        <w:t>Provided that the cable, port, and power are OK.</w:t>
+      </w:r>
+    </w:p>
+    <w:p>
+      <w:pPr>
+        <w:rPr>
+          <w:lang w:val="en-US"/>
+        </w:rPr>
+      </w:pPr>
+    </w:p>
+    <w:p>
+      <w:pPr>
+        <w:jc w:val="center"/>
+        <w:rPr>
+          <w:b/>
+          <w:bCs/>
+          <w:u w:val="single"/>
+          <w:lang w:val="en-US"/>
+        </w:rPr>
+      </w:pPr>
+      <w:r>
+        <w:rPr>
+          <w:b/>
+          <w:bCs/>
+          <w:u w:val="single"/>
+          <w:lang w:val="en-US"/>
+        </w:rPr>
+        <w:t>Checking SIM &amp; Network Status</w:t>
+      </w:r>
+    </w:p>
+    <w:p>
+      <w:pPr>
+        <w:rPr>
+          <w:lang w:val="en-US"/>
+        </w:rPr>
+      </w:pPr>
+      <w:r>
+        <w:rPr>
+          <w:lang w:val="en-US"/>
+        </w:rPr>
+        <w:t>To check if the SIM-card is ready:</w:t>
+      </w:r>
+    </w:p>
+    <w:p>
+      <w:pPr>
+        <w:pStyle w:val="NormalWeb"/>
+        <w:pBdr>
+          <w:top w:val="single" w:sz="6" w:space="2" w:color="888888"/>
+          <w:left w:val="single" w:sz="6" w:space="2" w:color="888888"/>
+          <w:bottom w:val="single" w:sz="6" w:space="2" w:color="888888"/>
+          <w:right w:val="single" w:sz="6" w:space="2" w:color="888888"/>
+        </w:pBdr>
+        <w:tabs>
+          <w:tab w:val="left" w:pos="916"/>
+          <w:tab w:val="left" w:pos="1832"/>
+          <w:tab w:val="left" w:pos="2748"/>
+          <w:tab w:val="left" w:pos="3664"/>
+          <w:tab w:val="left" w:pos="4580"/>
+          <w:tab w:val="left" w:pos="5496"/>
+          <w:tab w:val="left" w:pos="6412"/>
+          <w:tab w:val="left" w:pos="7328"/>
+          <w:tab w:val="left" w:pos="8244"/>
+          <w:tab w:val="left" w:pos="9160"/>
+          <w:tab w:val="left" w:pos="10076"/>
+          <w:tab w:val="left" w:pos="10992"/>
+          <w:tab w:val="left" w:pos="11908"/>
+          <w:tab w:val="left" w:pos="12824"/>
+          <w:tab w:val="left" w:pos="13740"/>
+          <w:tab w:val="left" w:pos="14656"/>
+        </w:tabs>
+        <w:spacing w:before="0" w:beforeAutospacing="0" w:after="0" w:afterAutospacing="0"/>
+        <w:divId w:val="1244877869"/>
+        <w:rPr>
+          <w:rFonts w:ascii="Consolas" w:hAnsi="Consolas" w:cs="Courier New"/>
+          <w:sz w:val="17"/>
+          <w:szCs w:val="17"/>
+        </w:rPr>
+      </w:pPr>
+      <w:r>
+        <w:rPr>
+          <w:rFonts w:ascii="Consolas" w:hAnsi="Consolas" w:cs="Courier New"/>
+          <w:color w:val="000000"/>
+          <w:sz w:val="17"/>
+          <w:szCs w:val="17"/>
+        </w:rPr>
+        <w:t>AT</w:t>
+      </w:r>
+      <w:r>
+        <w:rPr>
+          <w:rFonts w:ascii="Consolas" w:hAnsi="Consolas" w:cs="Courier New"/>
+          <w:color w:val="666600"/>
+          <w:sz w:val="17"/>
+          <w:szCs w:val="17"/>
+        </w:rPr>
+        <w:t>+</w:t>
+      </w:r>
+      <w:r>
+        <w:rPr>
+          <w:rFonts w:ascii="Consolas" w:hAnsi="Consolas" w:cs="Courier New"/>
+          <w:color w:val="000000"/>
+          <w:sz w:val="17"/>
+          <w:szCs w:val="17"/>
+        </w:rPr>
+        <w:t>CPIN</w:t>
+      </w:r>
+      <w:r>
+        <w:rPr>
+          <w:rFonts w:ascii="Consolas" w:hAnsi="Consolas" w:cs="Courier New"/>
+          <w:color w:val="666600"/>
+          <w:sz w:val="17"/>
+          <w:szCs w:val="17"/>
+        </w:rPr>
+        <w:t>?</w:t>
+      </w:r>
+    </w:p>
+    <w:p>
+      <w:pPr>
+        <w:rPr>
+          <w:lang w:val="en-US"/>
+        </w:rPr>
+      </w:pPr>
+    </w:p>
+    <w:p>
+      <w:pPr>
+        <w:rPr>
+          <w:lang w:val="en-US"/>
+        </w:rPr>
+      </w:pPr>
+      <w:r>
+        <w:rPr>
+          <w:lang w:val="en-US"/>
+        </w:rPr>
+        <w:t>Should respond with:</w:t>
+      </w:r>
+    </w:p>
+    <w:p>
+      <w:pPr>
+        <w:pStyle w:val="NormalWeb"/>
+        <w:pBdr>
+          <w:top w:val="single" w:sz="6" w:space="2" w:color="888888"/>
+          <w:left w:val="single" w:sz="6" w:space="2" w:color="888888"/>
+          <w:bottom w:val="single" w:sz="6" w:space="2" w:color="888888"/>
+          <w:right w:val="single" w:sz="6" w:space="2" w:color="888888"/>
+        </w:pBdr>
+        <w:tabs>
+          <w:tab w:val="left" w:pos="916"/>
+          <w:tab w:val="left" w:pos="1832"/>
+          <w:tab w:val="left" w:pos="2748"/>
+          <w:tab w:val="left" w:pos="3664"/>
+          <w:tab w:val="left" w:pos="4580"/>
+          <w:tab w:val="left" w:pos="5496"/>
+          <w:tab w:val="left" w:pos="6412"/>
+          <w:tab w:val="left" w:pos="7328"/>
+          <w:tab w:val="left" w:pos="8244"/>
+          <w:tab w:val="left" w:pos="9160"/>
+          <w:tab w:val="left" w:pos="10076"/>
+          <w:tab w:val="left" w:pos="10992"/>
+          <w:tab w:val="left" w:pos="11908"/>
+          <w:tab w:val="left" w:pos="12824"/>
+          <w:tab w:val="left" w:pos="13740"/>
+          <w:tab w:val="left" w:pos="14656"/>
+        </w:tabs>
+        <w:spacing w:before="0" w:beforeAutospacing="0" w:after="0" w:afterAutospacing="0"/>
+        <w:divId w:val="461509168"/>
+        <w:rPr>
+          <w:rFonts w:ascii="Consolas" w:hAnsi="Consolas" w:cs="Courier New"/>
+          <w:sz w:val="17"/>
+          <w:szCs w:val="17"/>
+        </w:rPr>
+      </w:pPr>
+      <w:r>
+        <w:rPr>
+          <w:rFonts w:ascii="Consolas" w:hAnsi="Consolas" w:cs="Courier New"/>
+          <w:color w:val="666600"/>
+          <w:sz w:val="17"/>
+          <w:szCs w:val="17"/>
+        </w:rPr>
+        <w:t>+</w:t>
+      </w:r>
+      <w:r>
+        <w:rPr>
+          <w:rFonts w:ascii="Consolas" w:hAnsi="Consolas" w:cs="Courier New"/>
+          <w:color w:val="000000"/>
+          <w:sz w:val="17"/>
+          <w:szCs w:val="17"/>
+        </w:rPr>
+        <w:t>CPIN</w:t>
+      </w:r>
+      <w:r>
+        <w:rPr>
+          <w:rFonts w:ascii="Consolas" w:hAnsi="Consolas" w:cs="Courier New"/>
+          <w:color w:val="666600"/>
+          <w:sz w:val="17"/>
+          <w:szCs w:val="17"/>
+        </w:rPr>
+        <w:t>:</w:t>
+      </w:r>
+      <w:r>
+        <w:rPr>
+          <w:rFonts w:ascii="Consolas" w:hAnsi="Consolas" w:cs="Courier New"/>
+          <w:color w:val="000000"/>
+          <w:sz w:val="17"/>
+          <w:szCs w:val="17"/>
+        </w:rPr>
+        <w:t xml:space="preserve"> READY</w:t>
+      </w:r>
+    </w:p>
+    <w:p>
+      <w:pPr>
+        <w:rPr>
+          <w:lang w:val="en-US"/>
+        </w:rPr>
+      </w:pPr>
+    </w:p>
+    <w:p>
+      <w:pPr>
+        <w:rPr>
+          <w:lang w:val="en-US"/>
+        </w:rPr>
+      </w:pPr>
+      <w:r>
+        <w:rPr>
+          <w:lang w:val="en-US"/>
+        </w:rPr>
+        <w:t>To check the signal quality:</w:t>
+      </w:r>
+    </w:p>
+    <w:p>
+      <w:pPr>
+        <w:pStyle w:val="NormalWeb"/>
+        <w:pBdr>
+          <w:top w:val="single" w:sz="6" w:space="2" w:color="888888"/>
+          <w:left w:val="single" w:sz="6" w:space="2" w:color="888888"/>
+          <w:bottom w:val="single" w:sz="6" w:space="2" w:color="888888"/>
+          <w:right w:val="single" w:sz="6" w:space="2" w:color="888888"/>
+        </w:pBdr>
+        <w:tabs>
+          <w:tab w:val="left" w:pos="916"/>
+          <w:tab w:val="left" w:pos="1832"/>
+          <w:tab w:val="left" w:pos="2748"/>
+          <w:tab w:val="left" w:pos="3664"/>
+          <w:tab w:val="left" w:pos="4580"/>
+          <w:tab w:val="left" w:pos="5496"/>
+          <w:tab w:val="left" w:pos="6412"/>
+          <w:tab w:val="left" w:pos="7328"/>
+          <w:tab w:val="left" w:pos="8244"/>
+          <w:tab w:val="left" w:pos="9160"/>
+          <w:tab w:val="left" w:pos="10076"/>
+          <w:tab w:val="left" w:pos="10992"/>
+          <w:tab w:val="left" w:pos="11908"/>
+          <w:tab w:val="left" w:pos="12824"/>
+          <w:tab w:val="left" w:pos="13740"/>
+          <w:tab w:val="left" w:pos="14656"/>
+        </w:tabs>
+        <w:spacing w:before="0" w:beforeAutospacing="0" w:after="0" w:afterAutospacing="0"/>
+        <w:divId w:val="752167282"/>
+        <w:rPr>
+          <w:rFonts w:ascii="Consolas" w:hAnsi="Consolas" w:cs="Courier New"/>
+          <w:sz w:val="17"/>
+          <w:szCs w:val="17"/>
+        </w:rPr>
+      </w:pPr>
+      <w:r>
+        <w:rPr>
+          <w:rFonts w:ascii="Consolas" w:hAnsi="Consolas" w:cs="Courier New"/>
+          <w:color w:val="000000"/>
+          <w:sz w:val="17"/>
+          <w:szCs w:val="17"/>
+        </w:rPr>
+        <w:t>AT</w:t>
+      </w:r>
+      <w:r>
+        <w:rPr>
+          <w:rFonts w:ascii="Consolas" w:hAnsi="Consolas" w:cs="Courier New"/>
+          <w:color w:val="666600"/>
+          <w:sz w:val="17"/>
+          <w:szCs w:val="17"/>
+        </w:rPr>
+        <w:t>+</w:t>
+      </w:r>
+      <w:r>
+        <w:rPr>
+          <w:rFonts w:ascii="Consolas" w:hAnsi="Consolas" w:cs="Courier New"/>
+          <w:color w:val="000000"/>
+          <w:sz w:val="17"/>
+          <w:szCs w:val="17"/>
+        </w:rPr>
+        <w:t>CSQ</w:t>
+      </w:r>
+    </w:p>
+    <w:p>
+      <w:pPr>
+        <w:rPr>
+          <w:lang w:val="en-US"/>
+        </w:rPr>
+      </w:pPr>
+    </w:p>
+    <w:p>
+      <w:pPr>
+        <w:rPr>
+          <w:lang w:val="en-US"/>
+        </w:rPr>
+      </w:pPr>
+      <w:r>
+        <w:rPr>
+          <w:lang w:val="en-US"/>
+        </w:rPr>
+        <w:t>Should respond with something like:</w:t>
+      </w:r>
+    </w:p>
+    <w:p>
+      <w:pPr>
+        <w:pStyle w:val="NormalWeb"/>
+        <w:pBdr>
+          <w:top w:val="single" w:sz="6" w:space="2" w:color="888888"/>
+          <w:left w:val="single" w:sz="6" w:space="2" w:color="888888"/>
+          <w:bottom w:val="single" w:sz="6" w:space="2" w:color="888888"/>
+          <w:right w:val="single" w:sz="6" w:space="2" w:color="888888"/>
+        </w:pBdr>
+        <w:tabs>
+          <w:tab w:val="left" w:pos="916"/>
+          <w:tab w:val="left" w:pos="1832"/>
+          <w:tab w:val="left" w:pos="2748"/>
+          <w:tab w:val="left" w:pos="3664"/>
+          <w:tab w:val="left" w:pos="4580"/>
+          <w:tab w:val="left" w:pos="5496"/>
+          <w:tab w:val="left" w:pos="6412"/>
+          <w:tab w:val="left" w:pos="7328"/>
+          <w:tab w:val="left" w:pos="8244"/>
+          <w:tab w:val="left" w:pos="9160"/>
+          <w:tab w:val="left" w:pos="10076"/>
+          <w:tab w:val="left" w:pos="10992"/>
+          <w:tab w:val="left" w:pos="11908"/>
+          <w:tab w:val="left" w:pos="12824"/>
+          <w:tab w:val="left" w:pos="13740"/>
+          <w:tab w:val="left" w:pos="14656"/>
+        </w:tabs>
+        <w:spacing w:before="0" w:beforeAutospacing="0" w:after="0" w:afterAutospacing="0"/>
+        <w:divId w:val="322393488"/>
+        <w:rPr>
+          <w:rFonts w:ascii="Consolas" w:hAnsi="Consolas" w:cs="Courier New"/>
+          <w:sz w:val="17"/>
+          <w:szCs w:val="17"/>
+        </w:rPr>
+      </w:pPr>
+      <w:r>
+        <w:rPr>
+          <w:rFonts w:ascii="Consolas" w:hAnsi="Consolas" w:cs="Courier New"/>
+          <w:color w:val="000000"/>
+          <w:sz w:val="17"/>
+          <w:szCs w:val="17"/>
+        </w:rPr>
+        <w:t>AT</w:t>
+      </w:r>
+      <w:r>
+        <w:rPr>
+          <w:rFonts w:ascii="Consolas" w:hAnsi="Consolas" w:cs="Courier New"/>
+          <w:color w:val="666600"/>
+          <w:sz w:val="17"/>
+          <w:szCs w:val="17"/>
+        </w:rPr>
+        <w:t>+</w:t>
+      </w:r>
+      <w:r>
+        <w:rPr>
+          <w:rFonts w:ascii="Consolas" w:hAnsi="Consolas" w:cs="Courier New"/>
+          <w:color w:val="000000"/>
+          <w:sz w:val="17"/>
+          <w:szCs w:val="17"/>
+        </w:rPr>
+        <w:t>CSQ</w:t>
+      </w:r>
+    </w:p>
+    <w:p>
+      <w:pPr>
+        <w:pStyle w:val="NormalWeb"/>
+        <w:pBdr>
+          <w:top w:val="single" w:sz="6" w:space="2" w:color="888888"/>
+          <w:left w:val="single" w:sz="6" w:space="2" w:color="888888"/>
+          <w:bottom w:val="single" w:sz="6" w:space="2" w:color="888888"/>
+          <w:right w:val="single" w:sz="6" w:space="2" w:color="888888"/>
+        </w:pBdr>
+        <w:tabs>
+          <w:tab w:val="left" w:pos="916"/>
+          <w:tab w:val="left" w:pos="1832"/>
+          <w:tab w:val="left" w:pos="2748"/>
+          <w:tab w:val="left" w:pos="3664"/>
+          <w:tab w:val="left" w:pos="4580"/>
+          <w:tab w:val="left" w:pos="5496"/>
+          <w:tab w:val="left" w:pos="6412"/>
+          <w:tab w:val="left" w:pos="7328"/>
+          <w:tab w:val="left" w:pos="8244"/>
+          <w:tab w:val="left" w:pos="9160"/>
+          <w:tab w:val="left" w:pos="10076"/>
+          <w:tab w:val="left" w:pos="10992"/>
+          <w:tab w:val="left" w:pos="11908"/>
+          <w:tab w:val="left" w:pos="12824"/>
+          <w:tab w:val="left" w:pos="13740"/>
+          <w:tab w:val="left" w:pos="14656"/>
+        </w:tabs>
+        <w:spacing w:before="0" w:beforeAutospacing="0" w:after="0" w:afterAutospacing="0"/>
+        <w:divId w:val="322393488"/>
+        <w:rPr>
+          <w:rFonts w:ascii="Consolas" w:hAnsi="Consolas" w:cs="Courier New"/>
+          <w:sz w:val="17"/>
+          <w:szCs w:val="17"/>
+        </w:rPr>
+      </w:pPr>
+      <w:r>
+        <w:rPr>
+          <w:rFonts w:ascii="Consolas" w:hAnsi="Consolas" w:cs="Courier New"/>
+          <w:color w:val="666600"/>
+          <w:sz w:val="17"/>
+          <w:szCs w:val="17"/>
+        </w:rPr>
+        <w:t>+</w:t>
+      </w:r>
+      <w:r>
+        <w:rPr>
+          <w:rFonts w:ascii="Consolas" w:hAnsi="Consolas" w:cs="Courier New"/>
+          <w:color w:val="000000"/>
+          <w:sz w:val="17"/>
+          <w:szCs w:val="17"/>
+        </w:rPr>
+        <w:t>CSQ</w:t>
+      </w:r>
+      <w:r>
+        <w:rPr>
+          <w:rFonts w:ascii="Consolas" w:hAnsi="Consolas" w:cs="Courier New"/>
+          <w:color w:val="666600"/>
+          <w:sz w:val="17"/>
+          <w:szCs w:val="17"/>
+        </w:rPr>
+        <w:t>:</w:t>
+      </w:r>
+      <w:r>
+        <w:rPr>
+          <w:rFonts w:ascii="Consolas" w:hAnsi="Consolas" w:cs="Courier New"/>
+          <w:color w:val="000000"/>
+          <w:sz w:val="17"/>
+          <w:szCs w:val="17"/>
+        </w:rPr>
+        <w:t xml:space="preserve"> </w:t>
+      </w:r>
+      <w:r>
+        <w:rPr>
+          <w:rFonts w:ascii="Consolas" w:hAnsi="Consolas" w:cs="Courier New"/>
+          <w:color w:val="006666"/>
+          <w:sz w:val="17"/>
+          <w:szCs w:val="17"/>
+        </w:rPr>
+        <w:t>14</w:t>
+      </w:r>
+      <w:r>
+        <w:rPr>
+          <w:rFonts w:ascii="Consolas" w:hAnsi="Consolas" w:cs="Courier New"/>
+          <w:color w:val="666600"/>
+          <w:sz w:val="17"/>
+          <w:szCs w:val="17"/>
+        </w:rPr>
+        <w:t>,</w:t>
+      </w:r>
+      <w:r>
+        <w:rPr>
+          <w:rFonts w:ascii="Consolas" w:hAnsi="Consolas" w:cs="Courier New"/>
+          <w:color w:val="006666"/>
+          <w:sz w:val="17"/>
+          <w:szCs w:val="17"/>
+        </w:rPr>
+        <w:t>0</w:t>
+      </w:r>
+    </w:p>
+    <w:p>
+      <w:pPr>
+        <w:rPr>
+          <w:lang w:val="en-US"/>
+        </w:rPr>
+      </w:pPr>
+    </w:p>
+    <w:p>
+      <w:pPr>
+        <w:jc w:val="both"/>
+        <w:rPr>
+          <w:lang w:val="en-US"/>
+        </w:rPr>
+      </w:pPr>
+      <w:r>
+        <w:rPr>
+          <w:lang w:val="en-US"/>
+        </w:rPr>
+        <w:t>Where RSSI is received signal strength, an index between 0-31; 99 = not known / no network. An RSI of 14 roughly corresponds to -85dBm, which is fair but not great signal strength. This is correct for the location of test (my apartment). BER is Bit-Error Rate index from 0-7; 99 = not known. A BER of 0 means &lt;0.2% which is essentially error-free.</w:t>
+      </w:r>
+    </w:p>
+    <w:p>
+      <w:pPr>
+        <w:jc w:val="both"/>
+        <w:rPr>
+          <w:lang w:val="en-US"/>
+        </w:rPr>
+      </w:pPr>
+    </w:p>
+    <w:p>
+      <w:pPr>
+        <w:jc w:val="both"/>
+        <w:rPr>
+          <w:lang w:val="en-US"/>
+        </w:rPr>
+      </w:pPr>
+    </w:p>
+    <w:p>
+      <w:pPr>
+        <w:jc w:val="both"/>
+        <w:rPr>
+          <w:lang w:val="en-US"/>
+        </w:rPr>
+      </w:pPr>
+    </w:p>
+    <w:p>
+      <w:pPr>
+        <w:jc w:val="both"/>
+        <w:rPr>
+          <w:lang w:val="en-US"/>
+        </w:rPr>
+      </w:pPr>
+    </w:p>
+    <w:p>
+      <w:pPr>
+        <w:jc w:val="both"/>
+        <w:rPr>
+          <w:lang w:val="en-US"/>
+        </w:rPr>
+      </w:pPr>
+      <w:r>
+        <w:rPr>
+          <w:lang w:val="en-US"/>
+        </w:rPr>
+        <w:lastRenderedPageBreak/>
+        <w:t xml:space="preserve">Approximate </w:t>
+      </w:r>
+      <w:r>
+        <w:t>RSSI → dBm</w:t>
+      </w:r>
+      <w:r>
+        <w:t xml:space="preserve"> mappings:</w:t>
+      </w:r>
+    </w:p>
+    <w:tbl>
+      <w:tblPr>
+        <w:tblW w:w="0" w:type="auto"/>
+        <w:tblCellSpacing w:w="15" w:type="dxa"/>
+        <w:tblCellMar>
+          <w:top w:w="15" w:type="dxa"/>
+          <w:left w:w="15" w:type="dxa"/>
+          <w:bottom w:w="15" w:type="dxa"/>
+          <w:right w:w="15" w:type="dxa"/>
+        </w:tblCellMar>
+        <w:tblLook w:val="04A0" w:firstRow="1" w:lastRow="0" w:firstColumn="1" w:lastColumn="0" w:noHBand="0" w:noVBand="1"/>
+      </w:tblPr>
+      <w:tblGrid>
+        <w:gridCol w:w="812"/>
+        <w:gridCol w:w="1274"/>
+        <w:gridCol w:w="892"/>
+      </w:tblGrid>
+      <w:tr>
+        <w:trPr>
+          <w:trHeight w:val="239"/>
+          <w:tblHeader/>
+          <w:tblCellSpacing w:w="15" w:type="dxa"/>
+        </w:trPr>
+        <w:tc>
+          <w:tcPr>
+            <w:tcW w:w="767" w:type="dxa"/>
+            <w:vAlign w:val="center"/>
+            <w:hideMark/>
+          </w:tcPr>
+          <w:p>
+            <w:pPr>
+              <w:jc w:val="both"/>
+              <w:rPr>
+                <w:b/>
+                <w:bCs/>
+                <w:sz w:val="20"/>
+                <w:szCs w:val="20"/>
+              </w:rPr>
+            </w:pPr>
+            <w:r>
+              <w:rPr>
+                <w:b/>
+                <w:bCs/>
+                <w:sz w:val="20"/>
+                <w:szCs w:val="20"/>
+              </w:rPr>
+              <w:t>RSSI</w:t>
+            </w:r>
+          </w:p>
+        </w:tc>
+        <w:tc>
+          <w:tcPr>
+            <w:tcW w:w="1244" w:type="dxa"/>
+            <w:vAlign w:val="center"/>
+            <w:hideMark/>
+          </w:tcPr>
+          <w:p>
+            <w:pPr>
+              <w:jc w:val="both"/>
+              <w:rPr>
+                <w:b/>
+                <w:bCs/>
+                <w:sz w:val="20"/>
+                <w:szCs w:val="20"/>
+              </w:rPr>
+            </w:pPr>
+            <w:r>
+              <w:rPr>
+                <w:b/>
+                <w:bCs/>
+                <w:sz w:val="20"/>
+                <w:szCs w:val="20"/>
+              </w:rPr>
+              <w:t>dBm</w:t>
+            </w:r>
+          </w:p>
+        </w:tc>
+        <w:tc>
+          <w:tcPr>
+            <w:tcW w:w="0" w:type="auto"/>
+            <w:vAlign w:val="center"/>
+            <w:hideMark/>
+          </w:tcPr>
+          <w:p>
+            <w:pPr>
+              <w:jc w:val="both"/>
+              <w:rPr>
+                <w:b/>
+                <w:bCs/>
+                <w:sz w:val="20"/>
+                <w:szCs w:val="20"/>
+              </w:rPr>
+            </w:pPr>
+            <w:r>
+              <w:rPr>
+                <w:b/>
+                <w:bCs/>
+                <w:sz w:val="20"/>
+                <w:szCs w:val="20"/>
+              </w:rPr>
+              <w:t>Quality</w:t>
+            </w:r>
+          </w:p>
+        </w:tc>
+      </w:tr>
+      <w:tr>
+        <w:trPr>
+          <w:trHeight w:val="106"/>
+          <w:tblCellSpacing w:w="15" w:type="dxa"/>
+        </w:trPr>
+        <w:tc>
+          <w:tcPr>
+            <w:tcW w:w="767" w:type="dxa"/>
+            <w:vAlign w:val="center"/>
+            <w:hideMark/>
+          </w:tcPr>
+          <w:p>
+            <w:pPr>
+              <w:jc w:val="both"/>
+              <w:rPr>
+                <w:sz w:val="20"/>
+                <w:szCs w:val="20"/>
+              </w:rPr>
+            </w:pPr>
+            <w:r>
+              <w:rPr>
+                <w:sz w:val="20"/>
+                <w:szCs w:val="20"/>
+              </w:rPr>
+              <w:t>0</w:t>
+            </w:r>
+          </w:p>
+        </w:tc>
+        <w:tc>
+          <w:tcPr>
+            <w:tcW w:w="1244" w:type="dxa"/>
+            <w:vAlign w:val="center"/>
+            <w:hideMark/>
+          </w:tcPr>
+          <w:p>
+            <w:pPr>
+              <w:jc w:val="both"/>
+              <w:rPr>
+                <w:sz w:val="20"/>
+                <w:szCs w:val="20"/>
+              </w:rPr>
+            </w:pPr>
+            <w:r>
+              <w:rPr>
+                <w:sz w:val="20"/>
+                <w:szCs w:val="20"/>
+              </w:rPr>
+              <w:t>&lt; –113</w:t>
+            </w:r>
+          </w:p>
+        </w:tc>
+        <w:tc>
+          <w:tcPr>
+            <w:tcW w:w="0" w:type="auto"/>
+            <w:vAlign w:val="center"/>
+            <w:hideMark/>
+          </w:tcPr>
+          <w:p>
+            <w:pPr>
+              <w:jc w:val="both"/>
+              <w:rPr>
+                <w:sz w:val="20"/>
+                <w:szCs w:val="20"/>
+              </w:rPr>
+            </w:pPr>
+            <w:r>
+              <w:rPr>
+                <w:sz w:val="20"/>
+                <w:szCs w:val="20"/>
+              </w:rPr>
+              <w:t>Very Poor</w:t>
+            </w:r>
+          </w:p>
+        </w:tc>
+      </w:tr>
+      <w:tr>
+        <w:trPr>
+          <w:trHeight w:val="57"/>
+          <w:tblCellSpacing w:w="15" w:type="dxa"/>
+        </w:trPr>
+        <w:tc>
+          <w:tcPr>
+            <w:tcW w:w="767" w:type="dxa"/>
+            <w:vAlign w:val="center"/>
+            <w:hideMark/>
+          </w:tcPr>
+          <w:p>
+            <w:pPr>
+              <w:jc w:val="both"/>
+              <w:rPr>
+                <w:sz w:val="20"/>
+                <w:szCs w:val="20"/>
+              </w:rPr>
+            </w:pPr>
+            <w:r>
+              <w:rPr>
+                <w:sz w:val="20"/>
+                <w:szCs w:val="20"/>
+              </w:rPr>
+              <w:t>1–9</w:t>
+            </w:r>
+          </w:p>
+        </w:tc>
+        <w:tc>
+          <w:tcPr>
+            <w:tcW w:w="1244" w:type="dxa"/>
+            <w:vAlign w:val="center"/>
+            <w:hideMark/>
+          </w:tcPr>
+          <w:p>
+            <w:pPr>
+              <w:jc w:val="both"/>
+              <w:rPr>
+                <w:sz w:val="20"/>
+                <w:szCs w:val="20"/>
+              </w:rPr>
+            </w:pPr>
+            <w:r>
+              <w:rPr>
+                <w:sz w:val="20"/>
+                <w:szCs w:val="20"/>
+              </w:rPr>
+              <w:t>–111 → –93</w:t>
+            </w:r>
+          </w:p>
+        </w:tc>
+        <w:tc>
+          <w:tcPr>
+            <w:tcW w:w="0" w:type="auto"/>
+            <w:vAlign w:val="center"/>
+            <w:hideMark/>
+          </w:tcPr>
+          <w:p>
+            <w:pPr>
+              <w:jc w:val="both"/>
+              <w:rPr>
+                <w:sz w:val="20"/>
+                <w:szCs w:val="20"/>
+              </w:rPr>
+            </w:pPr>
+            <w:r>
+              <w:rPr>
+                <w:sz w:val="20"/>
+                <w:szCs w:val="20"/>
+              </w:rPr>
+              <w:t>Poor</w:t>
+            </w:r>
+          </w:p>
+        </w:tc>
+      </w:tr>
+      <w:tr>
+        <w:trPr>
+          <w:trHeight w:val="57"/>
+          <w:tblCellSpacing w:w="15" w:type="dxa"/>
+        </w:trPr>
+        <w:tc>
+          <w:tcPr>
+            <w:tcW w:w="767" w:type="dxa"/>
+            <w:vAlign w:val="center"/>
+            <w:hideMark/>
+          </w:tcPr>
+          <w:p>
+            <w:pPr>
+              <w:jc w:val="both"/>
+              <w:rPr>
+                <w:sz w:val="20"/>
+                <w:szCs w:val="20"/>
+              </w:rPr>
+            </w:pPr>
+            <w:r>
+              <w:rPr>
+                <w:sz w:val="20"/>
+                <w:szCs w:val="20"/>
+              </w:rPr>
+              <w:t>10–14</w:t>
+            </w:r>
+          </w:p>
+        </w:tc>
+        <w:tc>
+          <w:tcPr>
+            <w:tcW w:w="1244" w:type="dxa"/>
+            <w:vAlign w:val="center"/>
+            <w:hideMark/>
+          </w:tcPr>
+          <w:p>
+            <w:pPr>
+              <w:jc w:val="both"/>
+              <w:rPr>
+                <w:sz w:val="20"/>
+                <w:szCs w:val="20"/>
+              </w:rPr>
+            </w:pPr>
+            <w:r>
+              <w:rPr>
+                <w:sz w:val="20"/>
+                <w:szCs w:val="20"/>
+              </w:rPr>
+              <w:t>–91 → –85</w:t>
+            </w:r>
+          </w:p>
+        </w:tc>
+        <w:tc>
+          <w:tcPr>
+            <w:tcW w:w="0" w:type="auto"/>
+            <w:vAlign w:val="center"/>
+            <w:hideMark/>
+          </w:tcPr>
+          <w:p>
+            <w:pPr>
+              <w:jc w:val="both"/>
+              <w:rPr>
+                <w:sz w:val="20"/>
+                <w:szCs w:val="20"/>
+              </w:rPr>
+            </w:pPr>
+            <w:r>
+              <w:rPr>
+                <w:sz w:val="20"/>
+                <w:szCs w:val="20"/>
+              </w:rPr>
+              <w:t>Fair</w:t>
+            </w:r>
+          </w:p>
+        </w:tc>
+      </w:tr>
+      <w:tr>
+        <w:trPr>
+          <w:trHeight w:val="57"/>
+          <w:tblCellSpacing w:w="15" w:type="dxa"/>
+        </w:trPr>
+        <w:tc>
+          <w:tcPr>
+            <w:tcW w:w="767" w:type="dxa"/>
+            <w:vAlign w:val="center"/>
+            <w:hideMark/>
+          </w:tcPr>
+          <w:p>
+            <w:pPr>
+              <w:jc w:val="both"/>
+              <w:rPr>
+                <w:sz w:val="20"/>
+                <w:szCs w:val="20"/>
+              </w:rPr>
+            </w:pPr>
+            <w:r>
+              <w:rPr>
+                <w:sz w:val="20"/>
+                <w:szCs w:val="20"/>
+              </w:rPr>
+              <w:t>15–19</w:t>
+            </w:r>
+          </w:p>
+        </w:tc>
+        <w:tc>
+          <w:tcPr>
+            <w:tcW w:w="1244" w:type="dxa"/>
+            <w:vAlign w:val="center"/>
+            <w:hideMark/>
+          </w:tcPr>
+          <w:p>
+            <w:pPr>
+              <w:jc w:val="both"/>
+              <w:rPr>
+                <w:sz w:val="20"/>
+                <w:szCs w:val="20"/>
+              </w:rPr>
+            </w:pPr>
+            <w:r>
+              <w:rPr>
+                <w:sz w:val="20"/>
+                <w:szCs w:val="20"/>
+              </w:rPr>
+              <w:t>–83 → –73</w:t>
+            </w:r>
+          </w:p>
+        </w:tc>
+        <w:tc>
+          <w:tcPr>
+            <w:tcW w:w="0" w:type="auto"/>
+            <w:vAlign w:val="center"/>
+            <w:hideMark/>
+          </w:tcPr>
+          <w:p>
+            <w:pPr>
+              <w:jc w:val="both"/>
+              <w:rPr>
+                <w:sz w:val="20"/>
+                <w:szCs w:val="20"/>
+              </w:rPr>
+            </w:pPr>
+            <w:r>
+              <w:rPr>
+                <w:sz w:val="20"/>
+                <w:szCs w:val="20"/>
+              </w:rPr>
+              <w:t>Good</w:t>
+            </w:r>
+          </w:p>
+        </w:tc>
+      </w:tr>
+      <w:tr>
+        <w:trPr>
+          <w:trHeight w:val="57"/>
+          <w:tblCellSpacing w:w="15" w:type="dxa"/>
+        </w:trPr>
+        <w:tc>
+          <w:tcPr>
+            <w:tcW w:w="767" w:type="dxa"/>
+            <w:vAlign w:val="center"/>
+            <w:hideMark/>
+          </w:tcPr>
+          <w:p>
+            <w:pPr>
+              <w:jc w:val="both"/>
+              <w:rPr>
+                <w:sz w:val="20"/>
+                <w:szCs w:val="20"/>
+              </w:rPr>
+            </w:pPr>
+            <w:r>
+              <w:rPr>
+                <w:sz w:val="20"/>
+                <w:szCs w:val="20"/>
+              </w:rPr>
+              <w:t>20–30</w:t>
+            </w:r>
+          </w:p>
+        </w:tc>
+        <w:tc>
+          <w:tcPr>
+            <w:tcW w:w="1244" w:type="dxa"/>
+            <w:vAlign w:val="center"/>
+            <w:hideMark/>
+          </w:tcPr>
+          <w:p>
+            <w:pPr>
+              <w:jc w:val="both"/>
+              <w:rPr>
+                <w:sz w:val="20"/>
+                <w:szCs w:val="20"/>
+              </w:rPr>
+            </w:pPr>
+            <w:r>
+              <w:rPr>
+                <w:sz w:val="20"/>
+                <w:szCs w:val="20"/>
+              </w:rPr>
+              <w:t>–71 → –53</w:t>
+            </w:r>
+          </w:p>
+        </w:tc>
+        <w:tc>
+          <w:tcPr>
+            <w:tcW w:w="0" w:type="auto"/>
+            <w:vAlign w:val="center"/>
+            <w:hideMark/>
+          </w:tcPr>
+          <w:p>
+            <w:pPr>
+              <w:jc w:val="both"/>
+              <w:rPr>
+                <w:sz w:val="20"/>
+                <w:szCs w:val="20"/>
+              </w:rPr>
+            </w:pPr>
+            <w:r>
+              <w:rPr>
+                <w:sz w:val="20"/>
+                <w:szCs w:val="20"/>
+              </w:rPr>
+              <w:t>Excellent</w:t>
+            </w:r>
+          </w:p>
+        </w:tc>
+      </w:tr>
+      <w:tr>
+        <w:trPr>
+          <w:trHeight w:val="57"/>
+          <w:tblCellSpacing w:w="15" w:type="dxa"/>
+        </w:trPr>
+        <w:tc>
+          <w:tcPr>
+            <w:tcW w:w="767" w:type="dxa"/>
+            <w:vAlign w:val="center"/>
+            <w:hideMark/>
+          </w:tcPr>
+          <w:p>
+            <w:pPr>
+              <w:jc w:val="both"/>
+              <w:rPr>
+                <w:sz w:val="20"/>
+                <w:szCs w:val="20"/>
+              </w:rPr>
+            </w:pPr>
+            <w:r>
+              <w:rPr>
+                <w:sz w:val="20"/>
+                <w:szCs w:val="20"/>
+              </w:rPr>
+              <w:t>31</w:t>
+            </w:r>
+          </w:p>
+        </w:tc>
+        <w:tc>
+          <w:tcPr>
+            <w:tcW w:w="1244" w:type="dxa"/>
+            <w:vAlign w:val="center"/>
+            <w:hideMark/>
+          </w:tcPr>
+          <w:p>
+            <w:pPr>
+              <w:jc w:val="both"/>
+              <w:rPr>
+                <w:sz w:val="20"/>
+                <w:szCs w:val="20"/>
+              </w:rPr>
+            </w:pPr>
+            <w:r>
+              <w:rPr>
+                <w:sz w:val="20"/>
+                <w:szCs w:val="20"/>
+              </w:rPr>
+              <w:t>&gt; –51</w:t>
+            </w:r>
+          </w:p>
+        </w:tc>
+        <w:tc>
+          <w:tcPr>
+            <w:tcW w:w="0" w:type="auto"/>
+            <w:vAlign w:val="center"/>
+            <w:hideMark/>
+          </w:tcPr>
+          <w:p>
+            <w:pPr>
+              <w:jc w:val="both"/>
+              <w:rPr>
+                <w:sz w:val="20"/>
+                <w:szCs w:val="20"/>
+              </w:rPr>
+            </w:pPr>
+            <w:r>
+              <w:rPr>
+                <w:sz w:val="20"/>
+                <w:szCs w:val="20"/>
+              </w:rPr>
+              <w:t>Perfect</w:t>
+            </w:r>
+          </w:p>
+        </w:tc>
+      </w:tr>
+      <w:tr>
+        <w:trPr>
+          <w:trHeight w:val="57"/>
+          <w:tblCellSpacing w:w="15" w:type="dxa"/>
+        </w:trPr>
+        <w:tc>
+          <w:tcPr>
+            <w:tcW w:w="767" w:type="dxa"/>
+            <w:vAlign w:val="center"/>
+            <w:hideMark/>
+          </w:tcPr>
+          <w:p>
+            <w:pPr>
+              <w:jc w:val="both"/>
+              <w:rPr>
+                <w:sz w:val="20"/>
+                <w:szCs w:val="20"/>
+              </w:rPr>
+            </w:pPr>
+            <w:r>
+              <w:rPr>
+                <w:sz w:val="20"/>
+                <w:szCs w:val="20"/>
+              </w:rPr>
+              <w:t>99</w:t>
+            </w:r>
+          </w:p>
+        </w:tc>
+        <w:tc>
+          <w:tcPr>
+            <w:tcW w:w="1244" w:type="dxa"/>
+            <w:vAlign w:val="center"/>
+            <w:hideMark/>
+          </w:tcPr>
+          <w:p>
+            <w:pPr>
+              <w:jc w:val="both"/>
+              <w:rPr>
+                <w:sz w:val="20"/>
+                <w:szCs w:val="20"/>
+              </w:rPr>
+            </w:pPr>
+            <w:r>
+              <w:rPr>
+                <w:sz w:val="20"/>
+                <w:szCs w:val="20"/>
+              </w:rPr>
+              <w:t>–</w:t>
+            </w:r>
+          </w:p>
+        </w:tc>
+        <w:tc>
+          <w:tcPr>
+            <w:tcW w:w="0" w:type="auto"/>
+            <w:vAlign w:val="center"/>
+            <w:hideMark/>
+          </w:tcPr>
+          <w:p>
+            <w:pPr>
+              <w:jc w:val="both"/>
+              <w:rPr>
+                <w:sz w:val="20"/>
+                <w:szCs w:val="20"/>
+              </w:rPr>
+            </w:pPr>
+            <w:r>
+              <w:rPr>
+                <w:sz w:val="20"/>
+                <w:szCs w:val="20"/>
+              </w:rPr>
+              <w:t>Unknown</w:t>
+            </w:r>
+          </w:p>
+        </w:tc>
+      </w:tr>
+    </w:tbl>
+    <w:p>
+      <w:pPr>
+        <w:jc w:val="both"/>
+        <w:rPr>
+          <w:lang w:val="en-US"/>
+        </w:rPr>
+      </w:pPr>
+    </w:p>
+    <w:p>
+      <w:pPr>
+        <w:rPr>
+          <w:lang w:val="en-US"/>
+        </w:rPr>
+      </w:pPr>
+      <w:r>
+        <w:rPr>
+          <w:lang w:val="en-US"/>
+        </w:rPr>
+        <w:t>To check network registration:</w:t>
+      </w:r>
+    </w:p>
+    <w:p>
+      <w:pPr>
+        <w:pStyle w:val="NormalWeb"/>
+        <w:pBdr>
+          <w:top w:val="single" w:sz="6" w:space="2" w:color="888888"/>
+          <w:left w:val="single" w:sz="6" w:space="2" w:color="888888"/>
+          <w:bottom w:val="single" w:sz="6" w:space="2" w:color="888888"/>
+          <w:right w:val="single" w:sz="6" w:space="2" w:color="888888"/>
+        </w:pBdr>
+        <w:tabs>
+          <w:tab w:val="left" w:pos="916"/>
+          <w:tab w:val="left" w:pos="1832"/>
+          <w:tab w:val="left" w:pos="2748"/>
+          <w:tab w:val="left" w:pos="3664"/>
+          <w:tab w:val="left" w:pos="4580"/>
+          <w:tab w:val="left" w:pos="5496"/>
+          <w:tab w:val="left" w:pos="6412"/>
+          <w:tab w:val="left" w:pos="7328"/>
+          <w:tab w:val="left" w:pos="8244"/>
+          <w:tab w:val="left" w:pos="9160"/>
+          <w:tab w:val="left" w:pos="10076"/>
+          <w:tab w:val="left" w:pos="10992"/>
+          <w:tab w:val="left" w:pos="11908"/>
+          <w:tab w:val="left" w:pos="12824"/>
+          <w:tab w:val="left" w:pos="13740"/>
+          <w:tab w:val="left" w:pos="14656"/>
+        </w:tabs>
+        <w:spacing w:before="0" w:beforeAutospacing="0" w:after="0" w:afterAutospacing="0"/>
+        <w:divId w:val="655232225"/>
+        <w:rPr>
+          <w:rFonts w:ascii="Consolas" w:hAnsi="Consolas" w:cs="Courier New"/>
+          <w:sz w:val="17"/>
+          <w:szCs w:val="17"/>
+        </w:rPr>
+      </w:pPr>
+      <w:r>
+        <w:rPr>
+          <w:rFonts w:ascii="Consolas" w:hAnsi="Consolas" w:cs="Courier New"/>
+          <w:color w:val="000000"/>
+          <w:sz w:val="17"/>
+          <w:szCs w:val="17"/>
+        </w:rPr>
+        <w:t>AT</w:t>
+      </w:r>
+      <w:r>
+        <w:rPr>
+          <w:rFonts w:ascii="Consolas" w:hAnsi="Consolas" w:cs="Courier New"/>
+          <w:color w:val="666600"/>
+          <w:sz w:val="17"/>
+          <w:szCs w:val="17"/>
+        </w:rPr>
+        <w:t>+</w:t>
+      </w:r>
+      <w:r>
+        <w:rPr>
+          <w:rFonts w:ascii="Consolas" w:hAnsi="Consolas" w:cs="Courier New"/>
+          <w:color w:val="000000"/>
+          <w:sz w:val="17"/>
+          <w:szCs w:val="17"/>
+        </w:rPr>
+        <w:t>CREG</w:t>
+      </w:r>
+      <w:r>
+        <w:rPr>
+          <w:rFonts w:ascii="Consolas" w:hAnsi="Consolas" w:cs="Courier New"/>
+          <w:color w:val="666600"/>
+          <w:sz w:val="17"/>
+          <w:szCs w:val="17"/>
+        </w:rPr>
+        <w:t>?</w:t>
+      </w:r>
+    </w:p>
+    <w:p>
+      <w:pPr>
+        <w:rPr>
+          <w:lang w:val="en-US"/>
+        </w:rPr>
+      </w:pPr>
+    </w:p>
+    <w:p>
+      <w:pPr>
+        <w:rPr>
+          <w:lang w:val="en-US"/>
+        </w:rPr>
+      </w:pPr>
+      <w:r>
+        <w:rPr>
+          <w:lang w:val="en-US"/>
+        </w:rPr>
+        <w:t>If registered home network should return:</w:t>
+      </w:r>
+    </w:p>
+    <w:p>
+      <w:pPr>
+        <w:pStyle w:val="NormalWeb"/>
+        <w:pBdr>
+          <w:top w:val="single" w:sz="6" w:space="2" w:color="888888"/>
+          <w:left w:val="single" w:sz="6" w:space="2" w:color="888888"/>
+          <w:bottom w:val="single" w:sz="6" w:space="2" w:color="888888"/>
+          <w:right w:val="single" w:sz="6" w:space="2" w:color="888888"/>
+        </w:pBdr>
+        <w:tabs>
+          <w:tab w:val="left" w:pos="916"/>
+          <w:tab w:val="left" w:pos="1832"/>
+          <w:tab w:val="left" w:pos="2748"/>
+          <w:tab w:val="left" w:pos="3664"/>
+          <w:tab w:val="left" w:pos="4580"/>
+          <w:tab w:val="left" w:pos="5496"/>
+          <w:tab w:val="left" w:pos="6412"/>
+          <w:tab w:val="left" w:pos="7328"/>
+          <w:tab w:val="left" w:pos="8244"/>
+          <w:tab w:val="left" w:pos="9160"/>
+          <w:tab w:val="left" w:pos="10076"/>
+          <w:tab w:val="left" w:pos="10992"/>
+          <w:tab w:val="left" w:pos="11908"/>
+          <w:tab w:val="left" w:pos="12824"/>
+          <w:tab w:val="left" w:pos="13740"/>
+          <w:tab w:val="left" w:pos="14656"/>
+        </w:tabs>
+        <w:spacing w:before="0" w:beforeAutospacing="0" w:after="0" w:afterAutospacing="0"/>
+        <w:divId w:val="1800610710"/>
+        <w:rPr>
+          <w:rFonts w:ascii="Consolas" w:hAnsi="Consolas" w:cs="Courier New"/>
+          <w:sz w:val="17"/>
+          <w:szCs w:val="17"/>
+        </w:rPr>
+      </w:pPr>
+      <w:r>
+        <w:rPr>
+          <w:rFonts w:ascii="Consolas" w:hAnsi="Consolas" w:cs="Courier New"/>
+          <w:color w:val="666600"/>
+          <w:sz w:val="17"/>
+          <w:szCs w:val="17"/>
+        </w:rPr>
+        <w:t>+</w:t>
+      </w:r>
+      <w:r>
+        <w:rPr>
+          <w:rFonts w:ascii="Consolas" w:hAnsi="Consolas" w:cs="Courier New"/>
+          <w:color w:val="000000"/>
+          <w:sz w:val="17"/>
+          <w:szCs w:val="17"/>
+        </w:rPr>
+        <w:t>CREG</w:t>
+      </w:r>
+      <w:r>
+        <w:rPr>
+          <w:rFonts w:ascii="Consolas" w:hAnsi="Consolas" w:cs="Courier New"/>
+          <w:color w:val="666600"/>
+          <w:sz w:val="17"/>
+          <w:szCs w:val="17"/>
+        </w:rPr>
+        <w:t>:</w:t>
+      </w:r>
+      <w:r>
+        <w:rPr>
+          <w:rFonts w:ascii="Consolas" w:hAnsi="Consolas" w:cs="Courier New"/>
+          <w:color w:val="000000"/>
+          <w:sz w:val="17"/>
+          <w:szCs w:val="17"/>
+        </w:rPr>
+        <w:t xml:space="preserve"> </w:t>
+      </w:r>
+      <w:r>
+        <w:rPr>
+          <w:rFonts w:ascii="Consolas" w:hAnsi="Consolas" w:cs="Courier New"/>
+          <w:color w:val="006666"/>
+          <w:sz w:val="17"/>
+          <w:szCs w:val="17"/>
+        </w:rPr>
+        <w:t>0</w:t>
+      </w:r>
+      <w:r>
+        <w:rPr>
+          <w:rFonts w:ascii="Consolas" w:hAnsi="Consolas" w:cs="Courier New"/>
+          <w:color w:val="666600"/>
+          <w:sz w:val="17"/>
+          <w:szCs w:val="17"/>
+        </w:rPr>
+        <w:t>,</w:t>
+      </w:r>
+      <w:r>
+        <w:rPr>
+          <w:rFonts w:ascii="Consolas" w:hAnsi="Consolas" w:cs="Courier New"/>
+          <w:color w:val="006666"/>
+          <w:sz w:val="17"/>
+          <w:szCs w:val="17"/>
+        </w:rPr>
+        <w:t>1</w:t>
+      </w:r>
+    </w:p>
+    <w:p>
+      <w:pPr>
+        <w:rPr>
+          <w:lang w:val="en-US"/>
+        </w:rPr>
+      </w:pPr>
+    </w:p>
+    <w:p>
+      <w:pPr>
+        <w:rPr>
+          <w:lang w:val="en-US"/>
+        </w:rPr>
+      </w:pPr>
+      <w:r>
+        <w:rPr>
+          <w:lang w:val="en-US"/>
+        </w:rPr>
+        <w:t>Else if roaming should return:</w:t>
+      </w:r>
+    </w:p>
+    <w:p>
+      <w:pPr>
+        <w:pStyle w:val="NormalWeb"/>
+        <w:pBdr>
+          <w:top w:val="single" w:sz="6" w:space="2" w:color="888888"/>
+          <w:left w:val="single" w:sz="6" w:space="2" w:color="888888"/>
+          <w:bottom w:val="single" w:sz="6" w:space="2" w:color="888888"/>
+          <w:right w:val="single" w:sz="6" w:space="2" w:color="888888"/>
+        </w:pBdr>
+        <w:tabs>
+          <w:tab w:val="left" w:pos="916"/>
+          <w:tab w:val="left" w:pos="1832"/>
+          <w:tab w:val="left" w:pos="2748"/>
+          <w:tab w:val="left" w:pos="3664"/>
+          <w:tab w:val="left" w:pos="4580"/>
+          <w:tab w:val="left" w:pos="5496"/>
+          <w:tab w:val="left" w:pos="6412"/>
+          <w:tab w:val="left" w:pos="7328"/>
+          <w:tab w:val="left" w:pos="8244"/>
+          <w:tab w:val="left" w:pos="9160"/>
+          <w:tab w:val="left" w:pos="10076"/>
+          <w:tab w:val="left" w:pos="10992"/>
+          <w:tab w:val="left" w:pos="11908"/>
+          <w:tab w:val="left" w:pos="12824"/>
+          <w:tab w:val="left" w:pos="13740"/>
+          <w:tab w:val="left" w:pos="14656"/>
+        </w:tabs>
+        <w:spacing w:before="0" w:beforeAutospacing="0" w:after="0" w:afterAutospacing="0"/>
+        <w:divId w:val="532111274"/>
+        <w:rPr>
+          <w:rFonts w:ascii="Consolas" w:hAnsi="Consolas" w:cs="Courier New"/>
+          <w:sz w:val="17"/>
+          <w:szCs w:val="17"/>
+        </w:rPr>
+      </w:pPr>
+      <w:r>
+        <w:rPr>
+          <w:rFonts w:ascii="Consolas" w:hAnsi="Consolas" w:cs="Courier New"/>
+          <w:color w:val="666600"/>
+          <w:sz w:val="17"/>
+          <w:szCs w:val="17"/>
+        </w:rPr>
+        <w:t>+</w:t>
+      </w:r>
+      <w:r>
+        <w:rPr>
+          <w:rFonts w:ascii="Consolas" w:hAnsi="Consolas" w:cs="Courier New"/>
+          <w:color w:val="000000"/>
+          <w:sz w:val="17"/>
+          <w:szCs w:val="17"/>
+        </w:rPr>
+        <w:t>CREG</w:t>
+      </w:r>
+      <w:r>
+        <w:rPr>
+          <w:rFonts w:ascii="Consolas" w:hAnsi="Consolas" w:cs="Courier New"/>
+          <w:color w:val="666600"/>
+          <w:sz w:val="17"/>
+          <w:szCs w:val="17"/>
+        </w:rPr>
+        <w:t>:</w:t>
+      </w:r>
+      <w:r>
+        <w:rPr>
+          <w:rFonts w:ascii="Consolas" w:hAnsi="Consolas" w:cs="Courier New"/>
+          <w:color w:val="000000"/>
+          <w:sz w:val="17"/>
+          <w:szCs w:val="17"/>
+        </w:rPr>
+        <w:t xml:space="preserve"> </w:t>
+      </w:r>
+      <w:r>
+        <w:rPr>
+          <w:rFonts w:ascii="Consolas" w:hAnsi="Consolas" w:cs="Courier New"/>
+          <w:color w:val="006666"/>
+          <w:sz w:val="17"/>
+          <w:szCs w:val="17"/>
+        </w:rPr>
+        <w:t>0</w:t>
+      </w:r>
+      <w:r>
+        <w:rPr>
+          <w:rFonts w:ascii="Consolas" w:hAnsi="Consolas" w:cs="Courier New"/>
+          <w:color w:val="666600"/>
+          <w:sz w:val="17"/>
+          <w:szCs w:val="17"/>
+        </w:rPr>
+        <w:t>,</w:t>
+      </w:r>
+      <w:r>
+        <w:rPr>
+          <w:rFonts w:ascii="Consolas" w:hAnsi="Consolas" w:cs="Courier New"/>
+          <w:color w:val="006666"/>
+          <w:sz w:val="17"/>
+          <w:szCs w:val="17"/>
+        </w:rPr>
+        <w:t>5</w:t>
+      </w:r>
+    </w:p>
+    <w:p>
+      <w:pPr>
+        <w:rPr>
+          <w:lang w:val="en-US"/>
+        </w:rPr>
+      </w:pPr>
+    </w:p>
+    <w:p>
+      <w:pPr>
+        <w:rPr>
+          <w:lang w:val="en-US"/>
+        </w:rPr>
+      </w:pPr>
+    </w:p>
+    <w:p>
+      <w:pPr>
+        <w:jc w:val="center"/>
+        <w:rPr>
+          <w:b/>
+          <w:bCs/>
+          <w:u w:val="single"/>
+          <w:lang w:val="en-US"/>
+        </w:rPr>
+      </w:pPr>
+      <w:r>
+        <w:rPr>
+          <w:b/>
+          <w:bCs/>
+          <w:u w:val="single"/>
+          <w:lang w:val="en-US"/>
+        </w:rPr>
+        <w:t>To Enable Verbose Errors</w:t>
+      </w:r>
+    </w:p>
+    <w:p>
+      <w:r>
+        <w:t>To see detailed error codes instead of plain ERROR</w:t>
+      </w:r>
+      <w:r>
+        <w:t>:</w:t>
+      </w:r>
+    </w:p>
+    <w:p>
+      <w:pPr>
+        <w:pStyle w:val="NormalWeb"/>
+        <w:pBdr>
+          <w:top w:val="single" w:sz="6" w:space="2" w:color="888888"/>
+          <w:left w:val="single" w:sz="6" w:space="2" w:color="888888"/>
+          <w:bottom w:val="single" w:sz="6" w:space="2" w:color="888888"/>
+          <w:right w:val="single" w:sz="6" w:space="2" w:color="888888"/>
+        </w:pBdr>
+        <w:tabs>
+          <w:tab w:val="left" w:pos="916"/>
+          <w:tab w:val="left" w:pos="1832"/>
+          <w:tab w:val="left" w:pos="2748"/>
+          <w:tab w:val="left" w:pos="3664"/>
+          <w:tab w:val="left" w:pos="4580"/>
+          <w:tab w:val="left" w:pos="5496"/>
+          <w:tab w:val="left" w:pos="6412"/>
+          <w:tab w:val="left" w:pos="7328"/>
+          <w:tab w:val="left" w:pos="8244"/>
+          <w:tab w:val="left" w:pos="9160"/>
+          <w:tab w:val="left" w:pos="10076"/>
+          <w:tab w:val="left" w:pos="10992"/>
+          <w:tab w:val="left" w:pos="11908"/>
+          <w:tab w:val="left" w:pos="12824"/>
+          <w:tab w:val="left" w:pos="13740"/>
+          <w:tab w:val="left" w:pos="14656"/>
+        </w:tabs>
+        <w:spacing w:before="0" w:beforeAutospacing="0" w:after="0" w:afterAutospacing="0"/>
+        <w:divId w:val="1886719072"/>
+        <w:rPr>
+          <w:rFonts w:ascii="Consolas" w:hAnsi="Consolas" w:cs="Courier New"/>
+          <w:sz w:val="17"/>
+          <w:szCs w:val="17"/>
+        </w:rPr>
+      </w:pPr>
+      <w:r>
+        <w:rPr>
+          <w:rFonts w:ascii="Consolas" w:hAnsi="Consolas" w:cs="Courier New"/>
+          <w:color w:val="000000"/>
+          <w:sz w:val="17"/>
+          <w:szCs w:val="17"/>
+        </w:rPr>
+        <w:t>AT</w:t>
+      </w:r>
+      <w:r>
+        <w:rPr>
+          <w:rFonts w:ascii="Consolas" w:hAnsi="Consolas" w:cs="Courier New"/>
+          <w:color w:val="666600"/>
+          <w:sz w:val="17"/>
+          <w:szCs w:val="17"/>
+        </w:rPr>
+        <w:t>+</w:t>
+      </w:r>
+      <w:r>
+        <w:rPr>
+          <w:rFonts w:ascii="Consolas" w:hAnsi="Consolas" w:cs="Courier New"/>
+          <w:color w:val="000000"/>
+          <w:sz w:val="17"/>
+          <w:szCs w:val="17"/>
+        </w:rPr>
+        <w:t>CMEE</w:t>
+      </w:r>
+      <w:r>
+        <w:rPr>
+          <w:rFonts w:ascii="Consolas" w:hAnsi="Consolas" w:cs="Courier New"/>
+          <w:color w:val="666600"/>
+          <w:sz w:val="17"/>
+          <w:szCs w:val="17"/>
+        </w:rPr>
+        <w:t>=</w:t>
+      </w:r>
+      <w:r>
+        <w:rPr>
+          <w:rFonts w:ascii="Consolas" w:hAnsi="Consolas" w:cs="Courier New"/>
+          <w:color w:val="006666"/>
+          <w:sz w:val="17"/>
+          <w:szCs w:val="17"/>
+        </w:rPr>
+        <w:t>2</w:t>
+      </w:r>
+    </w:p>
+    <w:p>
+      <w:pPr>
+        <w:rPr>
+          <w:lang w:val="en-US"/>
+        </w:rPr>
+      </w:pPr>
+    </w:p>
+    <w:p>
+      <w:pPr>
+        <w:rPr>
+          <w:lang w:val="en-US"/>
+        </w:rPr>
+      </w:pPr>
+      <w:r>
+        <w:rPr>
+          <w:lang w:val="en-US"/>
+        </w:rPr>
+        <w:t>Should respond with:</w:t>
+      </w:r>
+    </w:p>
+    <w:p>
+      <w:pPr>
+        <w:pStyle w:val="NormalWeb"/>
+        <w:pBdr>
+          <w:top w:val="single" w:sz="6" w:space="2" w:color="888888"/>
+          <w:left w:val="single" w:sz="6" w:space="2" w:color="888888"/>
+          <w:bottom w:val="single" w:sz="6" w:space="2" w:color="888888"/>
+          <w:right w:val="single" w:sz="6" w:space="2" w:color="888888"/>
+        </w:pBdr>
+        <w:tabs>
+          <w:tab w:val="left" w:pos="916"/>
+          <w:tab w:val="left" w:pos="1832"/>
+          <w:tab w:val="left" w:pos="2748"/>
+          <w:tab w:val="left" w:pos="3664"/>
+          <w:tab w:val="left" w:pos="4580"/>
+          <w:tab w:val="left" w:pos="5496"/>
+          <w:tab w:val="left" w:pos="6412"/>
+          <w:tab w:val="left" w:pos="7328"/>
+          <w:tab w:val="left" w:pos="8244"/>
+          <w:tab w:val="left" w:pos="9160"/>
+          <w:tab w:val="left" w:pos="10076"/>
+          <w:tab w:val="left" w:pos="10992"/>
+          <w:tab w:val="left" w:pos="11908"/>
+          <w:tab w:val="left" w:pos="12824"/>
+          <w:tab w:val="left" w:pos="13740"/>
+          <w:tab w:val="left" w:pos="14656"/>
+        </w:tabs>
+        <w:spacing w:before="0" w:beforeAutospacing="0" w:after="0" w:afterAutospacing="0"/>
+        <w:rPr>
+          <w:rFonts w:ascii="Consolas" w:hAnsi="Consolas" w:cs="Courier New"/>
+          <w:sz w:val="17"/>
+          <w:szCs w:val="17"/>
+        </w:rPr>
+      </w:pPr>
+      <w:r>
+        <w:rPr>
+          <w:rFonts w:ascii="Consolas" w:hAnsi="Consolas" w:cs="Courier New"/>
+          <w:color w:val="000000"/>
+          <w:sz w:val="17"/>
+          <w:szCs w:val="17"/>
+        </w:rPr>
+        <w:t>OK</w:t>
+      </w:r>
+    </w:p>
+    <w:p>
+      <w:pPr>
+        <w:rPr>
+          <w:lang w:val="en-US"/>
+        </w:rPr>
+      </w:pPr>
+    </w:p>
+    <w:p>
+      <w:pPr>
+        <w:rPr>
+          <w:lang w:val="en-US"/>
+        </w:rPr>
+      </w:pPr>
+    </w:p>
+    <w:p>
+      <w:pPr>
+        <w:rPr>
+          <w:lang w:val="en-US"/>
+        </w:rPr>
+      </w:pPr>
+    </w:p>
+    <w:p>
+      <w:pPr>
+        <w:rPr>
+          <w:lang w:val="en-US"/>
+        </w:rPr>
+      </w:pPr>
+    </w:p>
+    <w:p>
+      <w:pPr>
+        <w:jc w:val="center"/>
+        <w:rPr>
+          <w:b/>
+          <w:bCs/>
+          <w:u w:val="single"/>
+          <w:lang w:val="en-US"/>
+        </w:rPr>
+      </w:pPr>
+      <w:r>
+        <w:rPr>
+          <w:b/>
+          <w:bCs/>
+          <w:u w:val="single"/>
+          <w:lang w:val="en-US"/>
+        </w:rPr>
+        <w:lastRenderedPageBreak/>
+        <w:t>To Send SMS</w:t>
+      </w:r>
+    </w:p>
+    <w:p>
+      <w:r>
+        <w:t>To s</w:t>
+      </w:r>
+      <w:r>
+        <w:t>et SMS text mode:</w:t>
+      </w:r>
+    </w:p>
+    <w:p>
+      <w:pPr>
+        <w:pStyle w:val="NormalWeb"/>
+        <w:pBdr>
+          <w:top w:val="single" w:sz="6" w:space="2" w:color="888888"/>
+          <w:left w:val="single" w:sz="6" w:space="2" w:color="888888"/>
+          <w:bottom w:val="single" w:sz="6" w:space="2" w:color="888888"/>
+          <w:right w:val="single" w:sz="6" w:space="2" w:color="888888"/>
+        </w:pBdr>
+        <w:tabs>
+          <w:tab w:val="left" w:pos="916"/>
+          <w:tab w:val="left" w:pos="1832"/>
+          <w:tab w:val="left" w:pos="2748"/>
+          <w:tab w:val="left" w:pos="3664"/>
+          <w:tab w:val="left" w:pos="4580"/>
+          <w:tab w:val="left" w:pos="5496"/>
+          <w:tab w:val="left" w:pos="6412"/>
+          <w:tab w:val="left" w:pos="7328"/>
+          <w:tab w:val="left" w:pos="8244"/>
+          <w:tab w:val="left" w:pos="9160"/>
+          <w:tab w:val="left" w:pos="10076"/>
+          <w:tab w:val="left" w:pos="10992"/>
+          <w:tab w:val="left" w:pos="11908"/>
+          <w:tab w:val="left" w:pos="12824"/>
+          <w:tab w:val="left" w:pos="13740"/>
+          <w:tab w:val="left" w:pos="14656"/>
+        </w:tabs>
+        <w:spacing w:before="0" w:beforeAutospacing="0" w:after="0" w:afterAutospacing="0"/>
+        <w:divId w:val="72169388"/>
+        <w:rPr>
+          <w:rFonts w:ascii="Consolas" w:hAnsi="Consolas" w:cs="Courier New"/>
+          <w:sz w:val="17"/>
+          <w:szCs w:val="17"/>
+        </w:rPr>
+      </w:pPr>
+      <w:r>
+        <w:rPr>
+          <w:rFonts w:ascii="Consolas" w:hAnsi="Consolas" w:cs="Courier New"/>
+          <w:color w:val="000000"/>
+          <w:sz w:val="17"/>
+          <w:szCs w:val="17"/>
+        </w:rPr>
+        <w:t>AT</w:t>
+      </w:r>
+      <w:r>
+        <w:rPr>
+          <w:rFonts w:ascii="Consolas" w:hAnsi="Consolas" w:cs="Courier New"/>
+          <w:color w:val="666600"/>
+          <w:sz w:val="17"/>
+          <w:szCs w:val="17"/>
+        </w:rPr>
+        <w:t>+</w:t>
+      </w:r>
+      <w:r>
+        <w:rPr>
+          <w:rFonts w:ascii="Consolas" w:hAnsi="Consolas" w:cs="Courier New"/>
+          <w:color w:val="000000"/>
+          <w:sz w:val="17"/>
+          <w:szCs w:val="17"/>
+        </w:rPr>
+        <w:t>CMGF</w:t>
+      </w:r>
+      <w:r>
+        <w:rPr>
+          <w:rFonts w:ascii="Consolas" w:hAnsi="Consolas" w:cs="Courier New"/>
+          <w:color w:val="666600"/>
+          <w:sz w:val="17"/>
+          <w:szCs w:val="17"/>
+        </w:rPr>
+        <w:t>=</w:t>
+      </w:r>
+      <w:r>
+        <w:rPr>
+          <w:rFonts w:ascii="Consolas" w:hAnsi="Consolas" w:cs="Courier New"/>
+          <w:color w:val="006666"/>
+          <w:sz w:val="17"/>
+          <w:szCs w:val="17"/>
+        </w:rPr>
+        <w:t>1</w:t>
+      </w:r>
+    </w:p>
+    <w:p>
+      <w:pPr>
+        <w:rPr>
+          <w:lang w:val="en-US"/>
+        </w:rPr>
+      </w:pPr>
+    </w:p>
+    <w:p>
+      <w:pPr>
+        <w:rPr>
+          <w:lang w:val="en-US"/>
+        </w:rPr>
+      </w:pPr>
+      <w:r>
+        <w:rPr>
+          <w:lang w:val="en-US"/>
+        </w:rPr>
+        <w:t>Should respond with:</w:t>
+      </w:r>
+    </w:p>
+    <w:p>
+      <w:pPr>
+        <w:pStyle w:val="NormalWeb"/>
+        <w:pBdr>
+          <w:top w:val="single" w:sz="6" w:space="2" w:color="888888"/>
+          <w:left w:val="single" w:sz="6" w:space="2" w:color="888888"/>
+          <w:bottom w:val="single" w:sz="6" w:space="2" w:color="888888"/>
+          <w:right w:val="single" w:sz="6" w:space="2" w:color="888888"/>
+        </w:pBdr>
+        <w:tabs>
+          <w:tab w:val="left" w:pos="916"/>
+          <w:tab w:val="left" w:pos="1832"/>
+          <w:tab w:val="left" w:pos="2748"/>
+          <w:tab w:val="left" w:pos="3664"/>
+          <w:tab w:val="left" w:pos="4580"/>
+          <w:tab w:val="left" w:pos="5496"/>
+          <w:tab w:val="left" w:pos="6412"/>
+          <w:tab w:val="left" w:pos="7328"/>
+          <w:tab w:val="left" w:pos="8244"/>
+          <w:tab w:val="left" w:pos="9160"/>
+          <w:tab w:val="left" w:pos="10076"/>
+          <w:tab w:val="left" w:pos="10992"/>
+          <w:tab w:val="left" w:pos="11908"/>
+          <w:tab w:val="left" w:pos="12824"/>
+          <w:tab w:val="left" w:pos="13740"/>
+          <w:tab w:val="left" w:pos="14656"/>
+        </w:tabs>
+        <w:spacing w:before="0" w:beforeAutospacing="0" w:after="0" w:afterAutospacing="0"/>
+        <w:rPr>
+          <w:rFonts w:ascii="Consolas" w:hAnsi="Consolas" w:cs="Courier New"/>
+          <w:sz w:val="17"/>
+          <w:szCs w:val="17"/>
+        </w:rPr>
+      </w:pPr>
+      <w:r>
+        <w:rPr>
+          <w:rFonts w:ascii="Consolas" w:hAnsi="Consolas" w:cs="Courier New"/>
+          <w:color w:val="000000"/>
+          <w:sz w:val="17"/>
+          <w:szCs w:val="17"/>
+        </w:rPr>
+        <w:t>OK</w:t>
+      </w:r>
+    </w:p>
+    <w:p>
+      <w:pPr>
+        <w:rPr>
+          <w:lang w:val="en-US"/>
+        </w:rPr>
+      </w:pPr>
+    </w:p>
+    <w:p>
+      <w:pPr>
+        <w:rPr>
+          <w:lang w:val="en-US"/>
+        </w:rPr>
+      </w:pPr>
+      <w:r>
+        <w:rPr>
+          <w:lang w:val="en-US"/>
+        </w:rPr>
+        <w:t>And then, to send the SMS:</w:t>
+      </w:r>
+    </w:p>
+    <w:p>
+      <w:pPr>
+        <w:pStyle w:val="NormalWeb"/>
+        <w:pBdr>
+          <w:top w:val="single" w:sz="6" w:space="2" w:color="888888"/>
+          <w:left w:val="single" w:sz="6" w:space="2" w:color="888888"/>
+          <w:bottom w:val="single" w:sz="6" w:space="2" w:color="888888"/>
+          <w:right w:val="single" w:sz="6" w:space="2" w:color="888888"/>
+        </w:pBdr>
+        <w:tabs>
+          <w:tab w:val="left" w:pos="916"/>
+          <w:tab w:val="left" w:pos="1832"/>
+          <w:tab w:val="left" w:pos="2748"/>
+          <w:tab w:val="left" w:pos="3664"/>
+          <w:tab w:val="left" w:pos="4580"/>
+          <w:tab w:val="left" w:pos="5496"/>
+          <w:tab w:val="left" w:pos="6412"/>
+          <w:tab w:val="left" w:pos="7328"/>
+          <w:tab w:val="left" w:pos="8244"/>
+          <w:tab w:val="left" w:pos="9160"/>
+          <w:tab w:val="left" w:pos="10076"/>
+          <w:tab w:val="left" w:pos="10992"/>
+          <w:tab w:val="left" w:pos="11908"/>
+          <w:tab w:val="left" w:pos="12824"/>
+          <w:tab w:val="left" w:pos="13740"/>
+          <w:tab w:val="left" w:pos="14656"/>
+        </w:tabs>
+        <w:spacing w:before="0" w:beforeAutospacing="0" w:after="0" w:afterAutospacing="0"/>
+        <w:divId w:val="1457408574"/>
+        <w:rPr>
+          <w:rFonts w:ascii="Consolas" w:hAnsi="Consolas" w:cs="Courier New"/>
+          <w:sz w:val="17"/>
+          <w:szCs w:val="17"/>
+        </w:rPr>
+      </w:pPr>
+      <w:r>
+        <w:rPr>
+          <w:rFonts w:ascii="Consolas" w:hAnsi="Consolas" w:cs="Courier New"/>
+          <w:color w:val="000000"/>
+          <w:sz w:val="17"/>
+          <w:szCs w:val="17"/>
+        </w:rPr>
+        <w:t>AT</w:t>
+      </w:r>
+      <w:r>
+        <w:rPr>
+          <w:rFonts w:ascii="Consolas" w:hAnsi="Consolas" w:cs="Courier New"/>
+          <w:color w:val="666600"/>
+          <w:sz w:val="17"/>
+          <w:szCs w:val="17"/>
+        </w:rPr>
+        <w:t>+</w:t>
+      </w:r>
+      <w:r>
+        <w:rPr>
+          <w:rFonts w:ascii="Consolas" w:hAnsi="Consolas" w:cs="Courier New"/>
+          <w:color w:val="000000"/>
+          <w:sz w:val="17"/>
+          <w:szCs w:val="17"/>
+        </w:rPr>
+        <w:t>CMGS</w:t>
+      </w:r>
+      <w:r>
+        <w:rPr>
+          <w:rFonts w:ascii="Consolas" w:hAnsi="Consolas" w:cs="Courier New"/>
+          <w:color w:val="666600"/>
+          <w:sz w:val="17"/>
+          <w:szCs w:val="17"/>
+        </w:rPr>
+        <w:t>=</w:t>
+      </w:r>
+      <w:r>
+        <w:rPr>
+          <w:rFonts w:ascii="Consolas" w:hAnsi="Consolas" w:cs="Courier New"/>
+          <w:color w:val="008800"/>
+          <w:sz w:val="17"/>
+          <w:szCs w:val="17"/>
+        </w:rPr>
+        <w:t>"07949500798"</w:t>
+      </w:r>
+    </w:p>
+    <w:p>
+      <w:pPr>
+        <w:rPr>
+          <w:lang w:val="en-US"/>
+        </w:rPr>
+      </w:pPr>
+    </w:p>
+    <w:p>
+      <w:pPr>
+        <w:rPr>
+          <w:lang w:val="en-US"/>
+        </w:rPr>
+      </w:pPr>
+      <w:r>
+        <w:rPr>
+          <w:lang w:val="en-US"/>
+        </w:rPr>
+        <w:t>And enter the message:</w:t>
+      </w:r>
+    </w:p>
+    <w:p>
+      <w:pPr>
+        <w:pStyle w:val="NormalWeb"/>
+        <w:pBdr>
+          <w:top w:val="single" w:sz="6" w:space="2" w:color="888888"/>
+          <w:left w:val="single" w:sz="6" w:space="2" w:color="888888"/>
+          <w:bottom w:val="single" w:sz="6" w:space="2" w:color="888888"/>
+          <w:right w:val="single" w:sz="6" w:space="2" w:color="888888"/>
+        </w:pBdr>
+        <w:tabs>
+          <w:tab w:val="left" w:pos="916"/>
+          <w:tab w:val="left" w:pos="1832"/>
+          <w:tab w:val="left" w:pos="2748"/>
+          <w:tab w:val="left" w:pos="3664"/>
+          <w:tab w:val="left" w:pos="4580"/>
+          <w:tab w:val="left" w:pos="5496"/>
+          <w:tab w:val="left" w:pos="6412"/>
+          <w:tab w:val="left" w:pos="7328"/>
+          <w:tab w:val="left" w:pos="8244"/>
+          <w:tab w:val="left" w:pos="9160"/>
+          <w:tab w:val="left" w:pos="10076"/>
+          <w:tab w:val="left" w:pos="10992"/>
+          <w:tab w:val="left" w:pos="11908"/>
+          <w:tab w:val="left" w:pos="12824"/>
+          <w:tab w:val="left" w:pos="13740"/>
+          <w:tab w:val="left" w:pos="14656"/>
+        </w:tabs>
+        <w:spacing w:before="0" w:beforeAutospacing="0" w:after="0" w:afterAutospacing="0"/>
+        <w:divId w:val="831485310"/>
+        <w:rPr>
+          <w:rFonts w:ascii="Consolas" w:hAnsi="Consolas" w:cs="Courier New"/>
+          <w:sz w:val="17"/>
+          <w:szCs w:val="17"/>
+        </w:rPr>
+      </w:pPr>
+      <w:r>
+        <w:rPr>
+          <w:rFonts w:ascii="Consolas" w:hAnsi="Consolas" w:cs="Courier New"/>
+          <w:color w:val="666600"/>
+          <w:sz w:val="17"/>
+          <w:szCs w:val="17"/>
+        </w:rPr>
+        <w:t>&gt;</w:t>
+      </w:r>
+      <w:r>
+        <w:rPr>
+          <w:rFonts w:ascii="Consolas" w:hAnsi="Consolas" w:cs="Courier New"/>
+          <w:color w:val="000000"/>
+          <w:sz w:val="17"/>
+          <w:szCs w:val="17"/>
+        </w:rPr>
+        <w:t xml:space="preserve"> </w:t>
+      </w:r>
+      <w:r>
+        <w:rPr>
+          <w:rFonts w:ascii="Consolas" w:hAnsi="Consolas" w:cs="Courier New"/>
+          <w:color w:val="660066"/>
+          <w:sz w:val="17"/>
+          <w:szCs w:val="17"/>
+        </w:rPr>
+        <w:t>Hello</w:t>
+      </w:r>
+      <w:r>
+        <w:rPr>
+          <w:rFonts w:ascii="Consolas" w:hAnsi="Consolas" w:cs="Courier New"/>
+          <w:color w:val="000000"/>
+          <w:sz w:val="17"/>
+          <w:szCs w:val="17"/>
+        </w:rPr>
+        <w:t xml:space="preserve"> </w:t>
+      </w:r>
+      <w:r>
+        <w:rPr>
+          <w:rFonts w:ascii="Consolas" w:hAnsi="Consolas" w:cs="Courier New"/>
+          <w:color w:val="660066"/>
+          <w:sz w:val="17"/>
+          <w:szCs w:val="17"/>
+        </w:rPr>
+        <w:t>Alushi</w:t>
+      </w:r>
+    </w:p>
+    <w:p>
+      <w:pPr>
+        <w:rPr>
+          <w:lang w:val="en-US"/>
+        </w:rPr>
+      </w:pPr>
+    </w:p>
+    <w:p>
+      <w:pPr>
+        <w:rPr>
+          <w:lang w:val="en-US"/>
+        </w:rPr>
+      </w:pPr>
+      <w:r>
+        <w:rPr>
+          <w:lang w:val="en-US"/>
+        </w:rPr>
+        <w:t>Followed by &lt;Ctrl-Z&gt;</w:t>
+      </w:r>
+    </w:p>
+    <w:p>
+      <w:pPr>
+        <w:rPr>
+          <w:lang w:val="en-US"/>
+        </w:rPr>
+      </w:pPr>
+      <w:r>
+        <w:rPr>
+          <w:lang w:val="en-US"/>
+        </w:rPr>
+        <w:t>Returns:</w:t>
+      </w:r>
+    </w:p>
+    <w:p>
+      <w:pPr>
+        <w:pStyle w:val="NormalWeb"/>
+        <w:pBdr>
+          <w:top w:val="single" w:sz="6" w:space="2" w:color="888888"/>
+          <w:left w:val="single" w:sz="6" w:space="2" w:color="888888"/>
+          <w:bottom w:val="single" w:sz="6" w:space="2" w:color="888888"/>
+          <w:right w:val="single" w:sz="6" w:space="2" w:color="888888"/>
+        </w:pBdr>
+        <w:tabs>
+          <w:tab w:val="left" w:pos="916"/>
+          <w:tab w:val="left" w:pos="1832"/>
+          <w:tab w:val="left" w:pos="2748"/>
+          <w:tab w:val="left" w:pos="3664"/>
+          <w:tab w:val="left" w:pos="4580"/>
+          <w:tab w:val="left" w:pos="5496"/>
+          <w:tab w:val="left" w:pos="6412"/>
+          <w:tab w:val="left" w:pos="7328"/>
+          <w:tab w:val="left" w:pos="8244"/>
+          <w:tab w:val="left" w:pos="9160"/>
+          <w:tab w:val="left" w:pos="10076"/>
+          <w:tab w:val="left" w:pos="10992"/>
+          <w:tab w:val="left" w:pos="11908"/>
+          <w:tab w:val="left" w:pos="12824"/>
+          <w:tab w:val="left" w:pos="13740"/>
+          <w:tab w:val="left" w:pos="14656"/>
+        </w:tabs>
+        <w:spacing w:before="0" w:beforeAutospacing="0" w:after="0" w:afterAutospacing="0"/>
+        <w:divId w:val="1846481499"/>
+        <w:rPr>
+          <w:rFonts w:ascii="Consolas" w:hAnsi="Consolas" w:cs="Courier New"/>
+          <w:sz w:val="17"/>
+          <w:szCs w:val="17"/>
+        </w:rPr>
+      </w:pPr>
+      <w:r>
+        <w:rPr>
+          <w:rFonts w:ascii="Consolas" w:hAnsi="Consolas" w:cs="Courier New"/>
+          <w:color w:val="666600"/>
+          <w:sz w:val="17"/>
+          <w:szCs w:val="17"/>
+        </w:rPr>
+        <w:t>+</w:t>
+      </w:r>
+      <w:r>
+        <w:rPr>
+          <w:rFonts w:ascii="Consolas" w:hAnsi="Consolas" w:cs="Courier New"/>
+          <w:color w:val="000000"/>
+          <w:sz w:val="17"/>
+          <w:szCs w:val="17"/>
+        </w:rPr>
+        <w:t>CMGS</w:t>
+      </w:r>
+      <w:r>
+        <w:rPr>
+          <w:rFonts w:ascii="Consolas" w:hAnsi="Consolas" w:cs="Courier New"/>
+          <w:color w:val="666600"/>
+          <w:sz w:val="17"/>
+          <w:szCs w:val="17"/>
+        </w:rPr>
+        <w:t>:</w:t>
+      </w:r>
+      <w:r>
+        <w:rPr>
+          <w:rFonts w:ascii="Consolas" w:hAnsi="Consolas" w:cs="Courier New"/>
+          <w:color w:val="000000"/>
+          <w:sz w:val="17"/>
+          <w:szCs w:val="17"/>
+        </w:rPr>
+        <w:t xml:space="preserve"> </w:t>
+      </w:r>
+      <w:r>
+        <w:rPr>
+          <w:rFonts w:ascii="Consolas" w:hAnsi="Consolas" w:cs="Courier New"/>
+          <w:color w:val="006666"/>
+          <w:sz w:val="17"/>
+          <w:szCs w:val="17"/>
+        </w:rPr>
+        <w:t>180</w:t>
+      </w:r>
+    </w:p>
+    <w:p>
+      <w:pPr>
+        <w:pStyle w:val="NormalWeb"/>
+        <w:pBdr>
+          <w:top w:val="single" w:sz="6" w:space="2" w:color="888888"/>
+          <w:left w:val="single" w:sz="6" w:space="2" w:color="888888"/>
+          <w:bottom w:val="single" w:sz="6" w:space="2" w:color="888888"/>
+          <w:right w:val="single" w:sz="6" w:space="2" w:color="888888"/>
+        </w:pBdr>
+        <w:tabs>
+          <w:tab w:val="left" w:pos="916"/>
+          <w:tab w:val="left" w:pos="1832"/>
+          <w:tab w:val="left" w:pos="2748"/>
+          <w:tab w:val="left" w:pos="3664"/>
+          <w:tab w:val="left" w:pos="4580"/>
+          <w:tab w:val="left" w:pos="5496"/>
+          <w:tab w:val="left" w:pos="6412"/>
+          <w:tab w:val="left" w:pos="7328"/>
+          <w:tab w:val="left" w:pos="8244"/>
+          <w:tab w:val="left" w:pos="9160"/>
+          <w:tab w:val="left" w:pos="10076"/>
+          <w:tab w:val="left" w:pos="10992"/>
+          <w:tab w:val="left" w:pos="11908"/>
+          <w:tab w:val="left" w:pos="12824"/>
+          <w:tab w:val="left" w:pos="13740"/>
+          <w:tab w:val="left" w:pos="14656"/>
+        </w:tabs>
+        <w:spacing w:before="0" w:beforeAutospacing="0" w:after="0" w:afterAutospacing="0"/>
+        <w:divId w:val="1846481499"/>
+        <w:rPr>
+          <w:rFonts w:ascii="Consolas" w:hAnsi="Consolas" w:cs="Courier New"/>
+          <w:sz w:val="17"/>
+          <w:szCs w:val="17"/>
+        </w:rPr>
+      </w:pPr>
+      <w:r>
+        <w:rPr>
+          <w:rFonts w:ascii="Consolas" w:hAnsi="Consolas" w:cs="Courier New"/>
+          <w:color w:val="000000"/>
+          <w:sz w:val="17"/>
+          <w:szCs w:val="17"/>
+        </w:rPr>
+        <w:t> </w:t>
+      </w:r>
+    </w:p>
+    <w:p>
+      <w:pPr>
+        <w:pStyle w:val="NormalWeb"/>
+        <w:pBdr>
+          <w:top w:val="single" w:sz="6" w:space="2" w:color="888888"/>
+          <w:left w:val="single" w:sz="6" w:space="2" w:color="888888"/>
+          <w:bottom w:val="single" w:sz="6" w:space="2" w:color="888888"/>
+          <w:right w:val="single" w:sz="6" w:space="2" w:color="888888"/>
+        </w:pBdr>
+        <w:tabs>
+          <w:tab w:val="left" w:pos="916"/>
+          <w:tab w:val="left" w:pos="1832"/>
+          <w:tab w:val="left" w:pos="2748"/>
+          <w:tab w:val="left" w:pos="3664"/>
+          <w:tab w:val="left" w:pos="4580"/>
+          <w:tab w:val="left" w:pos="5496"/>
+          <w:tab w:val="left" w:pos="6412"/>
+          <w:tab w:val="left" w:pos="7328"/>
+          <w:tab w:val="left" w:pos="8244"/>
+          <w:tab w:val="left" w:pos="9160"/>
+          <w:tab w:val="left" w:pos="10076"/>
+          <w:tab w:val="left" w:pos="10992"/>
+          <w:tab w:val="left" w:pos="11908"/>
+          <w:tab w:val="left" w:pos="12824"/>
+          <w:tab w:val="left" w:pos="13740"/>
+          <w:tab w:val="left" w:pos="14656"/>
+        </w:tabs>
+        <w:spacing w:before="0" w:beforeAutospacing="0" w:after="0" w:afterAutospacing="0"/>
+        <w:divId w:val="1846481499"/>
+        <w:rPr>
+          <w:rFonts w:ascii="Consolas" w:hAnsi="Consolas" w:cs="Courier New"/>
+          <w:sz w:val="17"/>
+          <w:szCs w:val="17"/>
+        </w:rPr>
+      </w:pPr>
+      <w:r>
+        <w:rPr>
+          <w:rFonts w:ascii="Consolas" w:hAnsi="Consolas" w:cs="Courier New"/>
+          <w:color w:val="000000"/>
+          <w:sz w:val="17"/>
+          <w:szCs w:val="17"/>
+        </w:rPr>
+        <w:t>OK</w:t>
+      </w:r>
+    </w:p>
+    <w:p>
+      <w:pPr>
+        <w:rPr>
+          <w:lang w:val="en-US"/>
+        </w:rPr>
+      </w:pPr>
+    </w:p>
+    <w:p>
+      <w:pPr>
+        <w:rPr>
+          <w:lang w:val="en-US"/>
+        </w:rPr>
+      </w:pPr>
+    </w:p>
+    <w:p>
+      <w:pPr>
+        <w:jc w:val="center"/>
+        <w:rPr>
+          <w:b/>
+          <w:bCs/>
+          <w:u w:val="single"/>
+          <w:lang w:val="en-US"/>
+        </w:rPr>
+      </w:pPr>
+      <w:r>
+        <w:rPr>
+          <w:b/>
+          <w:bCs/>
+          <w:u w:val="single"/>
+          <w:lang w:val="en-US"/>
+        </w:rPr>
+        <w:t xml:space="preserve">GPRS Attached </w:t>
+      </w:r>
+    </w:p>
+    <w:p>
+      <w:r>
+        <w:t>Checks if GPRS is attached</w:t>
+      </w:r>
+      <w:r>
+        <w:t>:</w:t>
+      </w:r>
+    </w:p>
+    <w:p>
+      <w:pPr>
+        <w:pStyle w:val="NormalWeb"/>
+        <w:pBdr>
+          <w:top w:val="single" w:sz="6" w:space="2" w:color="888888"/>
+          <w:left w:val="single" w:sz="6" w:space="2" w:color="888888"/>
+          <w:bottom w:val="single" w:sz="6" w:space="2" w:color="888888"/>
+          <w:right w:val="single" w:sz="6" w:space="2" w:color="888888"/>
+        </w:pBdr>
+        <w:tabs>
+          <w:tab w:val="left" w:pos="916"/>
+          <w:tab w:val="left" w:pos="1832"/>
+          <w:tab w:val="left" w:pos="2748"/>
+          <w:tab w:val="left" w:pos="3664"/>
+          <w:tab w:val="left" w:pos="4580"/>
+          <w:tab w:val="left" w:pos="5496"/>
+          <w:tab w:val="left" w:pos="6412"/>
+          <w:tab w:val="left" w:pos="7328"/>
+          <w:tab w:val="left" w:pos="8244"/>
+          <w:tab w:val="left" w:pos="9160"/>
+          <w:tab w:val="left" w:pos="10076"/>
+          <w:tab w:val="left" w:pos="10992"/>
+          <w:tab w:val="left" w:pos="11908"/>
+          <w:tab w:val="left" w:pos="12824"/>
+          <w:tab w:val="left" w:pos="13740"/>
+          <w:tab w:val="left" w:pos="14656"/>
+        </w:tabs>
+        <w:spacing w:before="0" w:beforeAutospacing="0" w:after="0" w:afterAutospacing="0"/>
+        <w:divId w:val="520094079"/>
+        <w:rPr>
+          <w:rFonts w:ascii="Consolas" w:hAnsi="Consolas" w:cs="Courier New"/>
+          <w:sz w:val="17"/>
+          <w:szCs w:val="17"/>
+        </w:rPr>
+      </w:pPr>
+      <w:r>
+        <w:rPr>
+          <w:rFonts w:ascii="Consolas" w:hAnsi="Consolas" w:cs="Courier New"/>
+          <w:color w:val="000000"/>
+          <w:sz w:val="17"/>
+          <w:szCs w:val="17"/>
+        </w:rPr>
+        <w:t>AT</w:t>
+      </w:r>
+      <w:r>
+        <w:rPr>
+          <w:rFonts w:ascii="Consolas" w:hAnsi="Consolas" w:cs="Courier New"/>
+          <w:color w:val="666600"/>
+          <w:sz w:val="17"/>
+          <w:szCs w:val="17"/>
+        </w:rPr>
+        <w:t>+</w:t>
+      </w:r>
+      <w:r>
+        <w:rPr>
+          <w:rFonts w:ascii="Consolas" w:hAnsi="Consolas" w:cs="Courier New"/>
+          <w:color w:val="000000"/>
+          <w:sz w:val="17"/>
+          <w:szCs w:val="17"/>
+        </w:rPr>
+        <w:t>CGATT</w:t>
+      </w:r>
+      <w:r>
+        <w:rPr>
+          <w:rFonts w:ascii="Consolas" w:hAnsi="Consolas" w:cs="Courier New"/>
+          <w:color w:val="666600"/>
+          <w:sz w:val="17"/>
+          <w:szCs w:val="17"/>
+        </w:rPr>
+        <w:t>?</w:t>
+      </w:r>
+    </w:p>
+    <w:p/>
+    <w:p>
+      <w:r>
+        <w:t>If attached, returns:</w:t>
+      </w:r>
+    </w:p>
+    <w:p>
+      <w:pPr>
+        <w:pStyle w:val="NormalWeb"/>
+        <w:pBdr>
+          <w:top w:val="single" w:sz="6" w:space="2" w:color="888888"/>
+          <w:left w:val="single" w:sz="6" w:space="2" w:color="888888"/>
+          <w:bottom w:val="single" w:sz="6" w:space="2" w:color="888888"/>
+          <w:right w:val="single" w:sz="6" w:space="2" w:color="888888"/>
+        </w:pBdr>
+        <w:tabs>
+          <w:tab w:val="left" w:pos="916"/>
+          <w:tab w:val="left" w:pos="1832"/>
+          <w:tab w:val="left" w:pos="2748"/>
+          <w:tab w:val="left" w:pos="3664"/>
+          <w:tab w:val="left" w:pos="4580"/>
+          <w:tab w:val="left" w:pos="5496"/>
+          <w:tab w:val="left" w:pos="6412"/>
+          <w:tab w:val="left" w:pos="7328"/>
+          <w:tab w:val="left" w:pos="8244"/>
+          <w:tab w:val="left" w:pos="9160"/>
+          <w:tab w:val="left" w:pos="10076"/>
+          <w:tab w:val="left" w:pos="10992"/>
+          <w:tab w:val="left" w:pos="11908"/>
+          <w:tab w:val="left" w:pos="12824"/>
+          <w:tab w:val="left" w:pos="13740"/>
+          <w:tab w:val="left" w:pos="14656"/>
+        </w:tabs>
+        <w:spacing w:before="0" w:beforeAutospacing="0" w:after="0" w:afterAutospacing="0"/>
+        <w:divId w:val="513570658"/>
+        <w:rPr>
+          <w:rFonts w:ascii="Consolas" w:hAnsi="Consolas" w:cs="Courier New"/>
+          <w:sz w:val="17"/>
+          <w:szCs w:val="17"/>
+        </w:rPr>
+      </w:pPr>
+      <w:r>
+        <w:rPr>
+          <w:rFonts w:ascii="Consolas" w:hAnsi="Consolas" w:cs="Courier New"/>
+          <w:color w:val="666600"/>
+          <w:sz w:val="17"/>
+          <w:szCs w:val="17"/>
+        </w:rPr>
+        <w:t>+</w:t>
+      </w:r>
+      <w:r>
+        <w:rPr>
+          <w:rFonts w:ascii="Consolas" w:hAnsi="Consolas" w:cs="Courier New"/>
+          <w:color w:val="000000"/>
+          <w:sz w:val="17"/>
+          <w:szCs w:val="17"/>
+        </w:rPr>
+        <w:t>CGATT</w:t>
+      </w:r>
+      <w:r>
+        <w:rPr>
+          <w:rFonts w:ascii="Consolas" w:hAnsi="Consolas" w:cs="Courier New"/>
+          <w:color w:val="666600"/>
+          <w:sz w:val="17"/>
+          <w:szCs w:val="17"/>
+        </w:rPr>
+        <w:t>:</w:t>
+      </w:r>
+      <w:r>
+        <w:rPr>
+          <w:rFonts w:ascii="Consolas" w:hAnsi="Consolas" w:cs="Courier New"/>
+          <w:color w:val="000000"/>
+          <w:sz w:val="17"/>
+          <w:szCs w:val="17"/>
+        </w:rPr>
+        <w:t xml:space="preserve"> </w:t>
+      </w:r>
+      <w:r>
+        <w:rPr>
+          <w:rFonts w:ascii="Consolas" w:hAnsi="Consolas" w:cs="Courier New"/>
+          <w:color w:val="006666"/>
+          <w:sz w:val="17"/>
+          <w:szCs w:val="17"/>
+        </w:rPr>
+        <w:t>1</w:t>
+      </w:r>
+    </w:p>
+    <w:p>
+      <w:pPr>
+        <w:pStyle w:val="NormalWeb"/>
+        <w:pBdr>
+          <w:top w:val="single" w:sz="6" w:space="2" w:color="888888"/>
+          <w:left w:val="single" w:sz="6" w:space="2" w:color="888888"/>
+          <w:bottom w:val="single" w:sz="6" w:space="2" w:color="888888"/>
+          <w:right w:val="single" w:sz="6" w:space="2" w:color="888888"/>
+        </w:pBdr>
+        <w:tabs>
+          <w:tab w:val="left" w:pos="916"/>
+          <w:tab w:val="left" w:pos="1832"/>
+          <w:tab w:val="left" w:pos="2748"/>
+          <w:tab w:val="left" w:pos="3664"/>
+          <w:tab w:val="left" w:pos="4580"/>
+          <w:tab w:val="left" w:pos="5496"/>
+          <w:tab w:val="left" w:pos="6412"/>
+          <w:tab w:val="left" w:pos="7328"/>
+          <w:tab w:val="left" w:pos="8244"/>
+          <w:tab w:val="left" w:pos="9160"/>
+          <w:tab w:val="left" w:pos="10076"/>
+          <w:tab w:val="left" w:pos="10992"/>
+          <w:tab w:val="left" w:pos="11908"/>
+          <w:tab w:val="left" w:pos="12824"/>
+          <w:tab w:val="left" w:pos="13740"/>
+          <w:tab w:val="left" w:pos="14656"/>
+        </w:tabs>
+        <w:spacing w:before="0" w:beforeAutospacing="0" w:after="0" w:afterAutospacing="0"/>
+        <w:divId w:val="513570658"/>
+        <w:rPr>
+          <w:rFonts w:ascii="Consolas" w:hAnsi="Consolas" w:cs="Courier New"/>
+          <w:sz w:val="17"/>
+          <w:szCs w:val="17"/>
+        </w:rPr>
+      </w:pPr>
+      <w:r>
+        <w:rPr>
+          <w:rFonts w:ascii="Consolas" w:hAnsi="Consolas" w:cs="Courier New"/>
+          <w:color w:val="000000"/>
+          <w:sz w:val="17"/>
+          <w:szCs w:val="17"/>
+        </w:rPr>
+        <w:t> </w:t>
+      </w:r>
+    </w:p>
+    <w:p>
+      <w:pPr>
+        <w:pStyle w:val="NormalWeb"/>
+        <w:pBdr>
+          <w:top w:val="single" w:sz="6" w:space="2" w:color="888888"/>
+          <w:left w:val="single" w:sz="6" w:space="2" w:color="888888"/>
+          <w:bottom w:val="single" w:sz="6" w:space="2" w:color="888888"/>
+          <w:right w:val="single" w:sz="6" w:space="2" w:color="888888"/>
+        </w:pBdr>
+        <w:tabs>
+          <w:tab w:val="left" w:pos="916"/>
+          <w:tab w:val="left" w:pos="1832"/>
+          <w:tab w:val="left" w:pos="2748"/>
+          <w:tab w:val="left" w:pos="3664"/>
+          <w:tab w:val="left" w:pos="4580"/>
+          <w:tab w:val="left" w:pos="5496"/>
+          <w:tab w:val="left" w:pos="6412"/>
+          <w:tab w:val="left" w:pos="7328"/>
+          <w:tab w:val="left" w:pos="8244"/>
+          <w:tab w:val="left" w:pos="9160"/>
+          <w:tab w:val="left" w:pos="10076"/>
+          <w:tab w:val="left" w:pos="10992"/>
+          <w:tab w:val="left" w:pos="11908"/>
+          <w:tab w:val="left" w:pos="12824"/>
+          <w:tab w:val="left" w:pos="13740"/>
+          <w:tab w:val="left" w:pos="14656"/>
+        </w:tabs>
+        <w:spacing w:before="0" w:beforeAutospacing="0" w:after="0" w:afterAutospacing="0"/>
+        <w:divId w:val="513570658"/>
+        <w:rPr>
+          <w:rFonts w:ascii="Consolas" w:hAnsi="Consolas" w:cs="Courier New"/>
+          <w:sz w:val="17"/>
+          <w:szCs w:val="17"/>
+        </w:rPr>
+      </w:pPr>
+      <w:r>
+        <w:rPr>
+          <w:rFonts w:ascii="Consolas" w:hAnsi="Consolas" w:cs="Courier New"/>
+          <w:color w:val="000000"/>
+          <w:sz w:val="17"/>
+          <w:szCs w:val="17"/>
+        </w:rPr>
+        <w:t>OK</w:t>
+      </w:r>
+    </w:p>
+    <w:p/>
+    <w:p>
+      <w:r>
+        <w:t>Else:</w:t>
+      </w:r>
+    </w:p>
+    <w:p>
+      <w:pPr>
+        <w:pStyle w:val="NormalWeb"/>
+        <w:pBdr>
+          <w:top w:val="single" w:sz="6" w:space="2" w:color="888888"/>
+          <w:left w:val="single" w:sz="6" w:space="2" w:color="888888"/>
+          <w:bottom w:val="single" w:sz="6" w:space="2" w:color="888888"/>
+          <w:right w:val="single" w:sz="6" w:space="2" w:color="888888"/>
+        </w:pBdr>
+        <w:tabs>
+          <w:tab w:val="left" w:pos="916"/>
+          <w:tab w:val="left" w:pos="1832"/>
+          <w:tab w:val="left" w:pos="2748"/>
+          <w:tab w:val="left" w:pos="3664"/>
+          <w:tab w:val="left" w:pos="4580"/>
+          <w:tab w:val="left" w:pos="5496"/>
+          <w:tab w:val="left" w:pos="6412"/>
+          <w:tab w:val="left" w:pos="7328"/>
+          <w:tab w:val="left" w:pos="8244"/>
+          <w:tab w:val="left" w:pos="9160"/>
+          <w:tab w:val="left" w:pos="10076"/>
+          <w:tab w:val="left" w:pos="10992"/>
+          <w:tab w:val="left" w:pos="11908"/>
+          <w:tab w:val="left" w:pos="12824"/>
+          <w:tab w:val="left" w:pos="13740"/>
+          <w:tab w:val="left" w:pos="14656"/>
+        </w:tabs>
+        <w:spacing w:before="0" w:beforeAutospacing="0" w:after="0" w:afterAutospacing="0"/>
+        <w:rPr>
+          <w:rFonts w:ascii="Consolas" w:hAnsi="Consolas" w:cs="Courier New"/>
+          <w:sz w:val="17"/>
+          <w:szCs w:val="17"/>
+        </w:rPr>
+      </w:pPr>
+      <w:r>
+        <w:rPr>
+          <w:rFonts w:ascii="Consolas" w:hAnsi="Consolas" w:cs="Courier New"/>
+          <w:color w:val="666600"/>
+          <w:sz w:val="17"/>
+          <w:szCs w:val="17"/>
+        </w:rPr>
+        <w:t>+</w:t>
+      </w:r>
+      <w:r>
+        <w:rPr>
+          <w:rFonts w:ascii="Consolas" w:hAnsi="Consolas" w:cs="Courier New"/>
+          <w:color w:val="000000"/>
+          <w:sz w:val="17"/>
+          <w:szCs w:val="17"/>
+        </w:rPr>
+        <w:t>CGATT</w:t>
+      </w:r>
+      <w:r>
+        <w:rPr>
+          <w:rFonts w:ascii="Consolas" w:hAnsi="Consolas" w:cs="Courier New"/>
+          <w:color w:val="666600"/>
+          <w:sz w:val="17"/>
+          <w:szCs w:val="17"/>
+        </w:rPr>
+        <w:t>:</w:t>
+      </w:r>
+      <w:r>
+        <w:rPr>
+          <w:rFonts w:ascii="Consolas" w:hAnsi="Consolas" w:cs="Courier New"/>
+          <w:color w:val="000000"/>
+          <w:sz w:val="17"/>
+          <w:szCs w:val="17"/>
+        </w:rPr>
+        <w:t xml:space="preserve"> </w:t>
+      </w:r>
+      <w:r>
+        <w:rPr>
+          <w:rFonts w:ascii="Consolas" w:hAnsi="Consolas" w:cs="Courier New"/>
+          <w:color w:val="006666"/>
+          <w:sz w:val="17"/>
+          <w:szCs w:val="17"/>
+        </w:rPr>
+        <w:t>0</w:t>
+      </w:r>
+    </w:p>
+    <w:p>
+      <w:pPr>
+        <w:pStyle w:val="NormalWeb"/>
+        <w:pBdr>
+          <w:top w:val="single" w:sz="6" w:space="2" w:color="888888"/>
+          <w:left w:val="single" w:sz="6" w:space="2" w:color="888888"/>
+          <w:bottom w:val="single" w:sz="6" w:space="2" w:color="888888"/>
+          <w:right w:val="single" w:sz="6" w:space="2" w:color="888888"/>
+        </w:pBdr>
+        <w:tabs>
+          <w:tab w:val="left" w:pos="916"/>
+          <w:tab w:val="left" w:pos="1832"/>
+          <w:tab w:val="left" w:pos="2748"/>
+          <w:tab w:val="left" w:pos="3664"/>
+          <w:tab w:val="left" w:pos="4580"/>
+          <w:tab w:val="left" w:pos="5496"/>
+          <w:tab w:val="left" w:pos="6412"/>
+          <w:tab w:val="left" w:pos="7328"/>
+          <w:tab w:val="left" w:pos="8244"/>
+          <w:tab w:val="left" w:pos="9160"/>
+          <w:tab w:val="left" w:pos="10076"/>
+          <w:tab w:val="left" w:pos="10992"/>
+          <w:tab w:val="left" w:pos="11908"/>
+          <w:tab w:val="left" w:pos="12824"/>
+          <w:tab w:val="left" w:pos="13740"/>
+          <w:tab w:val="left" w:pos="14656"/>
+        </w:tabs>
+        <w:spacing w:before="0" w:beforeAutospacing="0" w:after="0" w:afterAutospacing="0"/>
+        <w:rPr>
+          <w:rFonts w:ascii="Consolas" w:hAnsi="Consolas" w:cs="Courier New"/>
+          <w:sz w:val="17"/>
+          <w:szCs w:val="17"/>
+        </w:rPr>
+      </w:pPr>
+      <w:r>
+        <w:rPr>
+          <w:rFonts w:ascii="Consolas" w:hAnsi="Consolas" w:cs="Courier New"/>
+          <w:color w:val="000000"/>
+          <w:sz w:val="17"/>
+          <w:szCs w:val="17"/>
+        </w:rPr>
+        <w:t> </w:t>
+      </w:r>
+    </w:p>
+    <w:p>
+      <w:pPr>
+        <w:pStyle w:val="NormalWeb"/>
+        <w:pBdr>
+          <w:top w:val="single" w:sz="6" w:space="2" w:color="888888"/>
+          <w:left w:val="single" w:sz="6" w:space="2" w:color="888888"/>
+          <w:bottom w:val="single" w:sz="6" w:space="2" w:color="888888"/>
+          <w:right w:val="single" w:sz="6" w:space="2" w:color="888888"/>
+        </w:pBdr>
+        <w:tabs>
+          <w:tab w:val="left" w:pos="916"/>
+          <w:tab w:val="left" w:pos="1832"/>
+          <w:tab w:val="left" w:pos="2748"/>
+          <w:tab w:val="left" w:pos="3664"/>
+          <w:tab w:val="left" w:pos="4580"/>
+          <w:tab w:val="left" w:pos="5496"/>
+          <w:tab w:val="left" w:pos="6412"/>
+          <w:tab w:val="left" w:pos="7328"/>
+          <w:tab w:val="left" w:pos="8244"/>
+          <w:tab w:val="left" w:pos="9160"/>
+          <w:tab w:val="left" w:pos="10076"/>
+          <w:tab w:val="left" w:pos="10992"/>
+          <w:tab w:val="left" w:pos="11908"/>
+          <w:tab w:val="left" w:pos="12824"/>
+          <w:tab w:val="left" w:pos="13740"/>
+          <w:tab w:val="left" w:pos="14656"/>
+        </w:tabs>
+        <w:spacing w:before="0" w:beforeAutospacing="0" w:after="0" w:afterAutospacing="0"/>
+        <w:rPr>
+          <w:rFonts w:ascii="Consolas" w:hAnsi="Consolas" w:cs="Courier New"/>
+          <w:sz w:val="17"/>
+          <w:szCs w:val="17"/>
+        </w:rPr>
+      </w:pPr>
+      <w:r>
+        <w:rPr>
+          <w:rFonts w:ascii="Consolas" w:hAnsi="Consolas" w:cs="Courier New"/>
+          <w:color w:val="000000"/>
+          <w:sz w:val="17"/>
+          <w:szCs w:val="17"/>
+        </w:rPr>
+        <w:t>OK</w:t>
+      </w:r>
+    </w:p>
+    <w:p/>
+    <w:p>
+      <w:r>
+        <w:t>If not attached, wait a bit and re-try</w:t>
+      </w:r>
+    </w:p>
+    <w:p>
+      <w:pPr>
+        <w:jc w:val="center"/>
+        <w:rPr>
+          <w:b/>
+          <w:bCs/>
+          <w:u w:val="single"/>
+          <w:lang w:val="en-US"/>
+        </w:rPr>
+      </w:pPr>
+      <w:r>
+        <w:rPr>
+          <w:b/>
+          <w:bCs/>
+          <w:u w:val="single"/>
+          <w:lang w:val="en-US"/>
+        </w:rPr>
+        <w:lastRenderedPageBreak/>
+        <w:t>PDP (Packet Data Protocol) Context &amp; IP (Internet Protocol)</w:t>
+      </w:r>
+    </w:p>
+    <w:p>
+      <w:r>
+        <w:t>To define the PDP Context:</w:t>
+      </w:r>
+    </w:p>
+    <w:p>
+      <w:pPr>
+        <w:pStyle w:val="NormalWeb"/>
+        <w:pBdr>
+          <w:top w:val="single" w:sz="6" w:space="2" w:color="888888"/>
+          <w:left w:val="single" w:sz="6" w:space="2" w:color="888888"/>
+          <w:bottom w:val="single" w:sz="6" w:space="2" w:color="888888"/>
+          <w:right w:val="single" w:sz="6" w:space="2" w:color="888888"/>
+        </w:pBdr>
+        <w:tabs>
+          <w:tab w:val="left" w:pos="916"/>
+          <w:tab w:val="left" w:pos="1832"/>
+          <w:tab w:val="left" w:pos="2748"/>
+          <w:tab w:val="left" w:pos="3664"/>
+          <w:tab w:val="left" w:pos="4580"/>
+          <w:tab w:val="left" w:pos="5496"/>
+          <w:tab w:val="left" w:pos="6412"/>
+          <w:tab w:val="left" w:pos="7328"/>
+          <w:tab w:val="left" w:pos="8244"/>
+          <w:tab w:val="left" w:pos="9160"/>
+          <w:tab w:val="left" w:pos="10076"/>
+          <w:tab w:val="left" w:pos="10992"/>
+          <w:tab w:val="left" w:pos="11908"/>
+          <w:tab w:val="left" w:pos="12824"/>
+          <w:tab w:val="left" w:pos="13740"/>
+          <w:tab w:val="left" w:pos="14656"/>
+        </w:tabs>
+        <w:spacing w:before="0" w:beforeAutospacing="0" w:after="0" w:afterAutospacing="0"/>
+        <w:divId w:val="1915433397"/>
+        <w:rPr>
+          <w:rFonts w:ascii="Consolas" w:hAnsi="Consolas" w:cs="Courier New"/>
+          <w:sz w:val="17"/>
+          <w:szCs w:val="17"/>
+        </w:rPr>
+      </w:pPr>
+      <w:r>
+        <w:rPr>
+          <w:rFonts w:ascii="Consolas" w:hAnsi="Consolas" w:cs="Courier New"/>
+          <w:color w:val="000000"/>
+          <w:sz w:val="17"/>
+          <w:szCs w:val="17"/>
+        </w:rPr>
+        <w:t>AT</w:t>
+      </w:r>
+      <w:r>
+        <w:rPr>
+          <w:rFonts w:ascii="Consolas" w:hAnsi="Consolas" w:cs="Courier New"/>
+          <w:color w:val="666600"/>
+          <w:sz w:val="17"/>
+          <w:szCs w:val="17"/>
+        </w:rPr>
+        <w:t>+</w:t>
+      </w:r>
+      <w:r>
+        <w:rPr>
+          <w:rFonts w:ascii="Consolas" w:hAnsi="Consolas" w:cs="Courier New"/>
+          <w:color w:val="000000"/>
+          <w:sz w:val="17"/>
+          <w:szCs w:val="17"/>
+        </w:rPr>
+        <w:t>CGDCONT</w:t>
+      </w:r>
+      <w:r>
+        <w:rPr>
+          <w:rFonts w:ascii="Consolas" w:hAnsi="Consolas" w:cs="Courier New"/>
+          <w:color w:val="666600"/>
+          <w:sz w:val="17"/>
+          <w:szCs w:val="17"/>
+        </w:rPr>
+        <w:t>=&lt;</w:t>
+      </w:r>
+      <w:r>
+        <w:rPr>
+          <w:rFonts w:ascii="Consolas" w:hAnsi="Consolas" w:cs="Courier New"/>
+          <w:color w:val="000000"/>
+          <w:sz w:val="17"/>
+          <w:szCs w:val="17"/>
+        </w:rPr>
+        <w:t>cid</w:t>
+      </w:r>
+      <w:r>
+        <w:rPr>
+          <w:rFonts w:ascii="Consolas" w:hAnsi="Consolas" w:cs="Courier New"/>
+          <w:color w:val="666600"/>
+          <w:sz w:val="17"/>
+          <w:szCs w:val="17"/>
+        </w:rPr>
+        <w:t>&gt;,</w:t>
+      </w:r>
+      <w:r>
+        <w:rPr>
+          <w:rFonts w:ascii="Consolas" w:hAnsi="Consolas" w:cs="Courier New"/>
+          <w:color w:val="008800"/>
+          <w:sz w:val="17"/>
+          <w:szCs w:val="17"/>
+        </w:rPr>
+        <w:t>"&lt;PDP_type&gt;"</w:t>
+      </w:r>
+      <w:r>
+        <w:rPr>
+          <w:rFonts w:ascii="Consolas" w:hAnsi="Consolas" w:cs="Courier New"/>
+          <w:color w:val="666600"/>
+          <w:sz w:val="17"/>
+          <w:szCs w:val="17"/>
+        </w:rPr>
+        <w:t>,</w:t>
+      </w:r>
+      <w:r>
+        <w:rPr>
+          <w:rFonts w:ascii="Consolas" w:hAnsi="Consolas" w:cs="Courier New"/>
+          <w:color w:val="008800"/>
+          <w:sz w:val="17"/>
+          <w:szCs w:val="17"/>
+        </w:rPr>
+        <w:t>"&lt;APN&gt;"</w:t>
+      </w:r>
+    </w:p>
+    <w:p/>
+    <w:p>
+      <w:pPr>
+        <w:jc w:val="both"/>
+      </w:pPr>
+      <w:r>
+        <w:t xml:space="preserve">Where cid is a numeric identifier chosen by the user (1-16). It allows multiple contexts to be chosen, for example one for LTE-data, another for IMS/SMS, etc). For basic use, stick with ‘1’. PDP_type is the protocol for the data, usually “IP” which is IPv4. “IPv6” or “IPV4V6” on some networks. The access point name APN the operator uses to attach the user to their data network, e.g., internet, </w:t>
+      </w:r>
+      <w:r>
+        <w:t>web.gprs.mnc003.mcc310.gprs, hologram</w:t>
+      </w:r>
+      <w:r>
+        <w:t>, is provided by the SIM-card operator. I.e., for EE we would do:</w:t>
+      </w:r>
+    </w:p>
+    <w:p>
+      <w:pPr>
+        <w:pStyle w:val="NormalWeb"/>
+        <w:pBdr>
+          <w:top w:val="single" w:sz="6" w:space="2" w:color="888888"/>
+          <w:left w:val="single" w:sz="6" w:space="2" w:color="888888"/>
+          <w:bottom w:val="single" w:sz="6" w:space="2" w:color="888888"/>
+          <w:right w:val="single" w:sz="6" w:space="2" w:color="888888"/>
+        </w:pBdr>
+        <w:tabs>
+          <w:tab w:val="left" w:pos="916"/>
+          <w:tab w:val="left" w:pos="1832"/>
+          <w:tab w:val="left" w:pos="2748"/>
+          <w:tab w:val="left" w:pos="3664"/>
+          <w:tab w:val="left" w:pos="4580"/>
+          <w:tab w:val="left" w:pos="5496"/>
+          <w:tab w:val="left" w:pos="6412"/>
+          <w:tab w:val="left" w:pos="7328"/>
+          <w:tab w:val="left" w:pos="8244"/>
+          <w:tab w:val="left" w:pos="9160"/>
+          <w:tab w:val="left" w:pos="10076"/>
+          <w:tab w:val="left" w:pos="10992"/>
+          <w:tab w:val="left" w:pos="11908"/>
+          <w:tab w:val="left" w:pos="12824"/>
+          <w:tab w:val="left" w:pos="13740"/>
+          <w:tab w:val="left" w:pos="14656"/>
+        </w:tabs>
+        <w:spacing w:before="0" w:beforeAutospacing="0" w:after="0" w:afterAutospacing="0"/>
+        <w:divId w:val="693112604"/>
+        <w:rPr>
+          <w:rFonts w:ascii="Consolas" w:hAnsi="Consolas" w:cs="Courier New"/>
+          <w:sz w:val="17"/>
+          <w:szCs w:val="17"/>
+        </w:rPr>
+      </w:pPr>
+      <w:r>
+        <w:rPr>
+          <w:rFonts w:ascii="Consolas" w:hAnsi="Consolas" w:cs="Courier New"/>
+          <w:color w:val="000000"/>
+          <w:sz w:val="17"/>
+          <w:szCs w:val="17"/>
+        </w:rPr>
+        <w:t>AT</w:t>
+      </w:r>
+      <w:r>
+        <w:rPr>
+          <w:rFonts w:ascii="Consolas" w:hAnsi="Consolas" w:cs="Courier New"/>
+          <w:color w:val="666600"/>
+          <w:sz w:val="17"/>
+          <w:szCs w:val="17"/>
+        </w:rPr>
+        <w:t>+</w:t>
+      </w:r>
+      <w:r>
+        <w:rPr>
+          <w:rFonts w:ascii="Consolas" w:hAnsi="Consolas" w:cs="Courier New"/>
+          <w:color w:val="000000"/>
+          <w:sz w:val="17"/>
+          <w:szCs w:val="17"/>
+        </w:rPr>
+        <w:t>CGDCONT</w:t>
+      </w:r>
+      <w:r>
+        <w:rPr>
+          <w:rFonts w:ascii="Consolas" w:hAnsi="Consolas" w:cs="Courier New"/>
+          <w:color w:val="666600"/>
+          <w:sz w:val="17"/>
+          <w:szCs w:val="17"/>
+        </w:rPr>
+        <w:t>=</w:t>
+      </w:r>
+      <w:r>
+        <w:rPr>
+          <w:rFonts w:ascii="Consolas" w:hAnsi="Consolas" w:cs="Courier New"/>
+          <w:color w:val="006666"/>
+          <w:sz w:val="17"/>
+          <w:szCs w:val="17"/>
+        </w:rPr>
+        <w:t>1</w:t>
+      </w:r>
+      <w:r>
+        <w:rPr>
+          <w:rFonts w:ascii="Consolas" w:hAnsi="Consolas" w:cs="Courier New"/>
+          <w:color w:val="666600"/>
+          <w:sz w:val="17"/>
+          <w:szCs w:val="17"/>
+        </w:rPr>
+        <w:t>,</w:t>
+      </w:r>
+      <w:r>
+        <w:rPr>
+          <w:rFonts w:ascii="Consolas" w:hAnsi="Consolas" w:cs="Courier New"/>
+          <w:color w:val="008800"/>
+          <w:sz w:val="17"/>
+          <w:szCs w:val="17"/>
+        </w:rPr>
+        <w:t>"IP"</w:t>
+      </w:r>
+      <w:r>
+        <w:rPr>
+          <w:rFonts w:ascii="Consolas" w:hAnsi="Consolas" w:cs="Courier New"/>
+          <w:color w:val="666600"/>
+          <w:sz w:val="17"/>
+          <w:szCs w:val="17"/>
+        </w:rPr>
+        <w:t>,</w:t>
+      </w:r>
+      <w:r>
+        <w:rPr>
+          <w:rFonts w:ascii="Consolas" w:hAnsi="Consolas" w:cs="Courier New"/>
+          <w:color w:val="008800"/>
+          <w:sz w:val="17"/>
+          <w:szCs w:val="17"/>
+        </w:rPr>
+        <w:t>"everywhere"</w:t>
+      </w:r>
+    </w:p>
+    <w:p>
+      <w:pPr>
+        <w:jc w:val="both"/>
+      </w:pPr>
+    </w:p>
+    <w:p>
+      <w:pPr>
+        <w:rPr>
+          <w:lang w:val="en-US"/>
+        </w:rPr>
+      </w:pPr>
+      <w:r>
+        <w:rPr>
+          <w:lang w:val="en-US"/>
+        </w:rPr>
+        <w:t>Should respond with:</w:t>
+      </w:r>
+    </w:p>
+    <w:p>
+      <w:pPr>
+        <w:pStyle w:val="NormalWeb"/>
+        <w:pBdr>
+          <w:top w:val="single" w:sz="6" w:space="2" w:color="888888"/>
+          <w:left w:val="single" w:sz="6" w:space="2" w:color="888888"/>
+          <w:bottom w:val="single" w:sz="6" w:space="2" w:color="888888"/>
+          <w:right w:val="single" w:sz="6" w:space="2" w:color="888888"/>
+        </w:pBdr>
+        <w:tabs>
+          <w:tab w:val="left" w:pos="916"/>
+          <w:tab w:val="left" w:pos="1832"/>
+          <w:tab w:val="left" w:pos="2748"/>
+          <w:tab w:val="left" w:pos="3664"/>
+          <w:tab w:val="left" w:pos="4580"/>
+          <w:tab w:val="left" w:pos="5496"/>
+          <w:tab w:val="left" w:pos="6412"/>
+          <w:tab w:val="left" w:pos="7328"/>
+          <w:tab w:val="left" w:pos="8244"/>
+          <w:tab w:val="left" w:pos="9160"/>
+          <w:tab w:val="left" w:pos="10076"/>
+          <w:tab w:val="left" w:pos="10992"/>
+          <w:tab w:val="left" w:pos="11908"/>
+          <w:tab w:val="left" w:pos="12824"/>
+          <w:tab w:val="left" w:pos="13740"/>
+          <w:tab w:val="left" w:pos="14656"/>
+        </w:tabs>
+        <w:spacing w:before="0" w:beforeAutospacing="0" w:after="0" w:afterAutospacing="0"/>
+        <w:rPr>
+          <w:rFonts w:ascii="Consolas" w:hAnsi="Consolas" w:cs="Courier New"/>
+          <w:sz w:val="17"/>
+          <w:szCs w:val="17"/>
+        </w:rPr>
+      </w:pPr>
+      <w:r>
+        <w:rPr>
+          <w:rFonts w:ascii="Consolas" w:hAnsi="Consolas" w:cs="Courier New"/>
+          <w:color w:val="000000"/>
+          <w:sz w:val="17"/>
+          <w:szCs w:val="17"/>
+        </w:rPr>
+        <w:t>OK</w:t>
+      </w:r>
+    </w:p>
+    <w:p>
+      <w:pPr>
+        <w:jc w:val="both"/>
+      </w:pPr>
+    </w:p>
+    <w:p>
+      <w:pPr>
+        <w:jc w:val="both"/>
+      </w:pPr>
+      <w:r>
+        <w:t>Generally, most EE data-only SIMs don’t require authorisation, but if necessary:</w:t>
+      </w:r>
+    </w:p>
+    <w:p>
+      <w:pPr>
+        <w:pStyle w:val="NormalWeb"/>
+        <w:pBdr>
+          <w:top w:val="single" w:sz="6" w:space="2" w:color="888888"/>
+          <w:left w:val="single" w:sz="6" w:space="2" w:color="888888"/>
+          <w:bottom w:val="single" w:sz="6" w:space="2" w:color="888888"/>
+          <w:right w:val="single" w:sz="6" w:space="2" w:color="888888"/>
+        </w:pBdr>
+        <w:tabs>
+          <w:tab w:val="left" w:pos="916"/>
+          <w:tab w:val="left" w:pos="1832"/>
+          <w:tab w:val="left" w:pos="2748"/>
+          <w:tab w:val="left" w:pos="3664"/>
+          <w:tab w:val="left" w:pos="4580"/>
+          <w:tab w:val="left" w:pos="5496"/>
+          <w:tab w:val="left" w:pos="6412"/>
+          <w:tab w:val="left" w:pos="7328"/>
+          <w:tab w:val="left" w:pos="8244"/>
+          <w:tab w:val="left" w:pos="9160"/>
+          <w:tab w:val="left" w:pos="10076"/>
+          <w:tab w:val="left" w:pos="10992"/>
+          <w:tab w:val="left" w:pos="11908"/>
+          <w:tab w:val="left" w:pos="12824"/>
+          <w:tab w:val="left" w:pos="13740"/>
+          <w:tab w:val="left" w:pos="14656"/>
+        </w:tabs>
+        <w:spacing w:before="0" w:beforeAutospacing="0" w:after="0" w:afterAutospacing="0"/>
+        <w:divId w:val="476915704"/>
+        <w:rPr>
+          <w:rFonts w:ascii="Consolas" w:hAnsi="Consolas" w:cs="Courier New"/>
+          <w:sz w:val="17"/>
+          <w:szCs w:val="17"/>
+        </w:rPr>
+      </w:pPr>
+      <w:r>
+        <w:rPr>
+          <w:rFonts w:ascii="Consolas" w:hAnsi="Consolas" w:cs="Courier New"/>
+          <w:color w:val="000000"/>
+          <w:sz w:val="17"/>
+          <w:szCs w:val="17"/>
+        </w:rPr>
+        <w:t>AT</w:t>
+      </w:r>
+      <w:r>
+        <w:rPr>
+          <w:rFonts w:ascii="Consolas" w:hAnsi="Consolas" w:cs="Courier New"/>
+          <w:color w:val="666600"/>
+          <w:sz w:val="17"/>
+          <w:szCs w:val="17"/>
+        </w:rPr>
+        <w:t>+</w:t>
+      </w:r>
+      <w:r>
+        <w:rPr>
+          <w:rFonts w:ascii="Consolas" w:hAnsi="Consolas" w:cs="Courier New"/>
+          <w:color w:val="000000"/>
+          <w:sz w:val="17"/>
+          <w:szCs w:val="17"/>
+        </w:rPr>
+        <w:t>CGAUTH</w:t>
+      </w:r>
+      <w:r>
+        <w:rPr>
+          <w:rFonts w:ascii="Consolas" w:hAnsi="Consolas" w:cs="Courier New"/>
+          <w:color w:val="666600"/>
+          <w:sz w:val="17"/>
+          <w:szCs w:val="17"/>
+        </w:rPr>
+        <w:t>=</w:t>
+      </w:r>
+      <w:r>
+        <w:rPr>
+          <w:rFonts w:ascii="Consolas" w:hAnsi="Consolas" w:cs="Courier New"/>
+          <w:color w:val="006666"/>
+          <w:sz w:val="17"/>
+          <w:szCs w:val="17"/>
+        </w:rPr>
+        <w:t>1</w:t>
+      </w:r>
+      <w:r>
+        <w:rPr>
+          <w:rFonts w:ascii="Consolas" w:hAnsi="Consolas" w:cs="Courier New"/>
+          <w:color w:val="666600"/>
+          <w:sz w:val="17"/>
+          <w:szCs w:val="17"/>
+        </w:rPr>
+        <w:t>,</w:t>
+      </w:r>
+      <w:r>
+        <w:rPr>
+          <w:rFonts w:ascii="Consolas" w:hAnsi="Consolas" w:cs="Courier New"/>
+          <w:color w:val="006666"/>
+          <w:sz w:val="17"/>
+          <w:szCs w:val="17"/>
+        </w:rPr>
+        <w:t>1</w:t>
+      </w:r>
+      <w:r>
+        <w:rPr>
+          <w:rFonts w:ascii="Consolas" w:hAnsi="Consolas" w:cs="Courier New"/>
+          <w:color w:val="666600"/>
+          <w:sz w:val="17"/>
+          <w:szCs w:val="17"/>
+        </w:rPr>
+        <w:t>,</w:t>
+      </w:r>
+      <w:r>
+        <w:rPr>
+          <w:rFonts w:ascii="Consolas" w:hAnsi="Consolas" w:cs="Courier New"/>
+          <w:color w:val="008800"/>
+          <w:sz w:val="17"/>
+          <w:szCs w:val="17"/>
+        </w:rPr>
+        <w:t>"eesecure"</w:t>
+      </w:r>
+      <w:r>
+        <w:rPr>
+          <w:rFonts w:ascii="Consolas" w:hAnsi="Consolas" w:cs="Courier New"/>
+          <w:color w:val="666600"/>
+          <w:sz w:val="17"/>
+          <w:szCs w:val="17"/>
+        </w:rPr>
+        <w:t>,</w:t>
+      </w:r>
+      <w:r>
+        <w:rPr>
+          <w:rFonts w:ascii="Consolas" w:hAnsi="Consolas" w:cs="Courier New"/>
+          <w:color w:val="008800"/>
+          <w:sz w:val="17"/>
+          <w:szCs w:val="17"/>
+        </w:rPr>
+        <w:t>"secure"</w:t>
+      </w:r>
+    </w:p>
+    <w:p>
+      <w:pPr>
+        <w:rPr>
+          <w:lang w:val="en-US"/>
+        </w:rPr>
+      </w:pPr>
+    </w:p>
+    <w:p>
+      <w:pPr>
+        <w:rPr>
+          <w:lang w:val="en-US"/>
+        </w:rPr>
+      </w:pPr>
+      <w:r>
+        <w:rPr>
+          <w:lang w:val="en-US"/>
+        </w:rPr>
+        <w:t>Should respond with:</w:t>
+      </w:r>
+    </w:p>
+    <w:p>
+      <w:pPr>
+        <w:pStyle w:val="NormalWeb"/>
+        <w:pBdr>
+          <w:top w:val="single" w:sz="6" w:space="2" w:color="888888"/>
+          <w:left w:val="single" w:sz="6" w:space="2" w:color="888888"/>
+          <w:bottom w:val="single" w:sz="6" w:space="2" w:color="888888"/>
+          <w:right w:val="single" w:sz="6" w:space="2" w:color="888888"/>
+        </w:pBdr>
+        <w:tabs>
+          <w:tab w:val="left" w:pos="916"/>
+          <w:tab w:val="left" w:pos="1832"/>
+          <w:tab w:val="left" w:pos="2748"/>
+          <w:tab w:val="left" w:pos="3664"/>
+          <w:tab w:val="left" w:pos="4580"/>
+          <w:tab w:val="left" w:pos="5496"/>
+          <w:tab w:val="left" w:pos="6412"/>
+          <w:tab w:val="left" w:pos="7328"/>
+          <w:tab w:val="left" w:pos="8244"/>
+          <w:tab w:val="left" w:pos="9160"/>
+          <w:tab w:val="left" w:pos="10076"/>
+          <w:tab w:val="left" w:pos="10992"/>
+          <w:tab w:val="left" w:pos="11908"/>
+          <w:tab w:val="left" w:pos="12824"/>
+          <w:tab w:val="left" w:pos="13740"/>
+          <w:tab w:val="left" w:pos="14656"/>
+        </w:tabs>
+        <w:spacing w:before="0" w:beforeAutospacing="0" w:after="0" w:afterAutospacing="0"/>
+        <w:rPr>
+          <w:rFonts w:ascii="Consolas" w:hAnsi="Consolas" w:cs="Courier New"/>
+          <w:sz w:val="17"/>
+          <w:szCs w:val="17"/>
+        </w:rPr>
+      </w:pPr>
+      <w:r>
+        <w:rPr>
+          <w:rFonts w:ascii="Consolas" w:hAnsi="Consolas" w:cs="Courier New"/>
+          <w:color w:val="000000"/>
+          <w:sz w:val="17"/>
+          <w:szCs w:val="17"/>
+        </w:rPr>
+        <w:t>OK</w:t>
+      </w:r>
+    </w:p>
+    <w:p>
+      <w:pPr>
+        <w:jc w:val="both"/>
+        <w:rPr>
+          <w:b/>
+          <w:bCs/>
+        </w:rPr>
+      </w:pPr>
+    </w:p>
+    <w:p>
+      <w:pPr>
+        <w:jc w:val="both"/>
+        <w:rPr>
+          <w:lang w:val="en-US"/>
+        </w:rPr>
+      </w:pPr>
+      <w:r>
+        <w:rPr>
+          <w:lang w:val="en-US"/>
+        </w:rPr>
+        <w:t>We can then activate the PDP Context, bring up the tunnel:</w:t>
+      </w:r>
+    </w:p>
+    <w:p>
+      <w:pPr>
+        <w:pStyle w:val="NormalWeb"/>
+        <w:pBdr>
+          <w:top w:val="single" w:sz="6" w:space="2" w:color="888888"/>
+          <w:left w:val="single" w:sz="6" w:space="2" w:color="888888"/>
+          <w:bottom w:val="single" w:sz="6" w:space="2" w:color="888888"/>
+          <w:right w:val="single" w:sz="6" w:space="2" w:color="888888"/>
+        </w:pBdr>
+        <w:tabs>
+          <w:tab w:val="left" w:pos="916"/>
+          <w:tab w:val="left" w:pos="1832"/>
+          <w:tab w:val="left" w:pos="2748"/>
+          <w:tab w:val="left" w:pos="3664"/>
+          <w:tab w:val="left" w:pos="4580"/>
+          <w:tab w:val="left" w:pos="5496"/>
+          <w:tab w:val="left" w:pos="6412"/>
+          <w:tab w:val="left" w:pos="7328"/>
+          <w:tab w:val="left" w:pos="8244"/>
+          <w:tab w:val="left" w:pos="9160"/>
+          <w:tab w:val="left" w:pos="10076"/>
+          <w:tab w:val="left" w:pos="10992"/>
+          <w:tab w:val="left" w:pos="11908"/>
+          <w:tab w:val="left" w:pos="12824"/>
+          <w:tab w:val="left" w:pos="13740"/>
+          <w:tab w:val="left" w:pos="14656"/>
+        </w:tabs>
+        <w:spacing w:before="0" w:beforeAutospacing="0" w:after="0" w:afterAutospacing="0"/>
+        <w:divId w:val="1920288282"/>
+        <w:rPr>
+          <w:rFonts w:ascii="Consolas" w:hAnsi="Consolas" w:cs="Courier New"/>
+          <w:sz w:val="17"/>
+          <w:szCs w:val="17"/>
+        </w:rPr>
+      </w:pPr>
+      <w:r>
+        <w:rPr>
+          <w:rFonts w:ascii="Consolas" w:hAnsi="Consolas" w:cs="Courier New"/>
+          <w:color w:val="000000"/>
+          <w:sz w:val="17"/>
+          <w:szCs w:val="17"/>
+        </w:rPr>
+        <w:t>AT</w:t>
+      </w:r>
+      <w:r>
+        <w:rPr>
+          <w:rFonts w:ascii="Consolas" w:hAnsi="Consolas" w:cs="Courier New"/>
+          <w:color w:val="666600"/>
+          <w:sz w:val="17"/>
+          <w:szCs w:val="17"/>
+        </w:rPr>
+        <w:t>+</w:t>
+      </w:r>
+      <w:r>
+        <w:rPr>
+          <w:rFonts w:ascii="Consolas" w:hAnsi="Consolas" w:cs="Courier New"/>
+          <w:color w:val="000000"/>
+          <w:sz w:val="17"/>
+          <w:szCs w:val="17"/>
+        </w:rPr>
+        <w:t>CGACT</w:t>
+      </w:r>
+      <w:r>
+        <w:rPr>
+          <w:rFonts w:ascii="Consolas" w:hAnsi="Consolas" w:cs="Courier New"/>
+          <w:color w:val="666600"/>
+          <w:sz w:val="17"/>
+          <w:szCs w:val="17"/>
+        </w:rPr>
+        <w:t>=</w:t>
+      </w:r>
+      <w:r>
+        <w:rPr>
+          <w:rFonts w:ascii="Consolas" w:hAnsi="Consolas" w:cs="Courier New"/>
+          <w:color w:val="006666"/>
+          <w:sz w:val="17"/>
+          <w:szCs w:val="17"/>
+        </w:rPr>
+        <w:t>1</w:t>
+      </w:r>
+      <w:r>
+        <w:rPr>
+          <w:rFonts w:ascii="Consolas" w:hAnsi="Consolas" w:cs="Courier New"/>
+          <w:color w:val="666600"/>
+          <w:sz w:val="17"/>
+          <w:szCs w:val="17"/>
+        </w:rPr>
+        <w:t>,</w:t>
+      </w:r>
+      <w:r>
+        <w:rPr>
+          <w:rFonts w:ascii="Consolas" w:hAnsi="Consolas" w:cs="Courier New"/>
+          <w:color w:val="006666"/>
+          <w:sz w:val="17"/>
+          <w:szCs w:val="17"/>
+        </w:rPr>
+        <w:t>1</w:t>
+      </w:r>
+    </w:p>
+    <w:p>
+      <w:pPr>
+        <w:jc w:val="both"/>
+        <w:rPr>
+          <w:b/>
+          <w:bCs/>
+        </w:rPr>
+      </w:pPr>
+    </w:p>
+    <w:p>
+      <w:pPr>
+        <w:rPr>
+          <w:lang w:val="en-US"/>
+        </w:rPr>
+      </w:pPr>
+      <w:r>
+        <w:rPr>
+          <w:lang w:val="en-US"/>
+        </w:rPr>
+        <w:t>Should respond with:</w:t>
+      </w:r>
+    </w:p>
+    <w:p>
+      <w:pPr>
+        <w:pStyle w:val="NormalWeb"/>
+        <w:pBdr>
+          <w:top w:val="single" w:sz="6" w:space="2" w:color="888888"/>
+          <w:left w:val="single" w:sz="6" w:space="2" w:color="888888"/>
+          <w:bottom w:val="single" w:sz="6" w:space="2" w:color="888888"/>
+          <w:right w:val="single" w:sz="6" w:space="2" w:color="888888"/>
+        </w:pBdr>
+        <w:tabs>
+          <w:tab w:val="left" w:pos="916"/>
+          <w:tab w:val="left" w:pos="1832"/>
+          <w:tab w:val="left" w:pos="2748"/>
+          <w:tab w:val="left" w:pos="3664"/>
+          <w:tab w:val="left" w:pos="4580"/>
+          <w:tab w:val="left" w:pos="5496"/>
+          <w:tab w:val="left" w:pos="6412"/>
+          <w:tab w:val="left" w:pos="7328"/>
+          <w:tab w:val="left" w:pos="8244"/>
+          <w:tab w:val="left" w:pos="9160"/>
+          <w:tab w:val="left" w:pos="10076"/>
+          <w:tab w:val="left" w:pos="10992"/>
+          <w:tab w:val="left" w:pos="11908"/>
+          <w:tab w:val="left" w:pos="12824"/>
+          <w:tab w:val="left" w:pos="13740"/>
+          <w:tab w:val="left" w:pos="14656"/>
+        </w:tabs>
+        <w:spacing w:before="0" w:beforeAutospacing="0" w:after="0" w:afterAutospacing="0"/>
+        <w:rPr>
+          <w:rFonts w:ascii="Consolas" w:hAnsi="Consolas" w:cs="Courier New"/>
+          <w:sz w:val="17"/>
+          <w:szCs w:val="17"/>
+        </w:rPr>
+      </w:pPr>
+      <w:r>
+        <w:rPr>
+          <w:rFonts w:ascii="Consolas" w:hAnsi="Consolas" w:cs="Courier New"/>
+          <w:color w:val="000000"/>
+          <w:sz w:val="17"/>
+          <w:szCs w:val="17"/>
+        </w:rPr>
+        <w:t>OK</w:t>
+      </w:r>
+    </w:p>
+    <w:p>
+      <w:pPr>
+        <w:jc w:val="both"/>
+      </w:pPr>
+    </w:p>
+    <w:p>
+      <w:pPr>
+        <w:jc w:val="both"/>
+      </w:pPr>
+    </w:p>
+    <w:p>
+      <w:pPr>
+        <w:jc w:val="both"/>
+      </w:pPr>
+    </w:p>
+    <w:p>
+      <w:pPr>
+        <w:jc w:val="both"/>
+      </w:pPr>
+    </w:p>
+    <w:p>
+      <w:pPr>
+        <w:jc w:val="both"/>
+      </w:pPr>
+    </w:p>
+    <w:p>
+      <w:pPr>
+        <w:jc w:val="both"/>
+      </w:pPr>
+    </w:p>
+    <w:p>
+      <w:pPr>
+        <w:jc w:val="both"/>
+      </w:pPr>
+      <w:r>
+        <w:lastRenderedPageBreak/>
+        <w:t>Now, we can query our IP that we have been assigned by our provider:</w:t>
+      </w:r>
+    </w:p>
+    <w:p>
+      <w:pPr>
+        <w:pStyle w:val="NormalWeb"/>
+        <w:pBdr>
+          <w:top w:val="single" w:sz="6" w:space="2" w:color="888888"/>
+          <w:left w:val="single" w:sz="6" w:space="2" w:color="888888"/>
+          <w:bottom w:val="single" w:sz="6" w:space="2" w:color="888888"/>
+          <w:right w:val="single" w:sz="6" w:space="2" w:color="888888"/>
+        </w:pBdr>
+        <w:tabs>
+          <w:tab w:val="left" w:pos="916"/>
+          <w:tab w:val="left" w:pos="1832"/>
+          <w:tab w:val="left" w:pos="2748"/>
+          <w:tab w:val="left" w:pos="3664"/>
+          <w:tab w:val="left" w:pos="4580"/>
+          <w:tab w:val="left" w:pos="5496"/>
+          <w:tab w:val="left" w:pos="6412"/>
+          <w:tab w:val="left" w:pos="7328"/>
+          <w:tab w:val="left" w:pos="8244"/>
+          <w:tab w:val="left" w:pos="9160"/>
+          <w:tab w:val="left" w:pos="10076"/>
+          <w:tab w:val="left" w:pos="10992"/>
+          <w:tab w:val="left" w:pos="11908"/>
+          <w:tab w:val="left" w:pos="12824"/>
+          <w:tab w:val="left" w:pos="13740"/>
+          <w:tab w:val="left" w:pos="14656"/>
+        </w:tabs>
+        <w:spacing w:before="0" w:beforeAutospacing="0" w:after="0" w:afterAutospacing="0"/>
+        <w:divId w:val="1043485224"/>
+        <w:rPr>
+          <w:rFonts w:ascii="Consolas" w:hAnsi="Consolas" w:cs="Courier New"/>
+          <w:sz w:val="17"/>
+          <w:szCs w:val="17"/>
+        </w:rPr>
+      </w:pPr>
+      <w:r>
+        <w:rPr>
+          <w:rFonts w:ascii="Consolas" w:hAnsi="Consolas" w:cs="Courier New"/>
+          <w:color w:val="000000"/>
+          <w:sz w:val="17"/>
+          <w:szCs w:val="17"/>
+        </w:rPr>
+        <w:t>AT</w:t>
+      </w:r>
+      <w:r>
+        <w:rPr>
+          <w:rFonts w:ascii="Consolas" w:hAnsi="Consolas" w:cs="Courier New"/>
+          <w:color w:val="666600"/>
+          <w:sz w:val="17"/>
+          <w:szCs w:val="17"/>
+        </w:rPr>
+        <w:t>+</w:t>
+      </w:r>
+      <w:r>
+        <w:rPr>
+          <w:rFonts w:ascii="Consolas" w:hAnsi="Consolas" w:cs="Courier New"/>
+          <w:color w:val="000000"/>
+          <w:sz w:val="17"/>
+          <w:szCs w:val="17"/>
+        </w:rPr>
+        <w:t>CGPADDR</w:t>
+      </w:r>
+      <w:r>
+        <w:rPr>
+          <w:rFonts w:ascii="Consolas" w:hAnsi="Consolas" w:cs="Courier New"/>
+          <w:color w:val="666600"/>
+          <w:sz w:val="17"/>
+          <w:szCs w:val="17"/>
+        </w:rPr>
+        <w:t>=</w:t>
+      </w:r>
+      <w:r>
+        <w:rPr>
+          <w:rFonts w:ascii="Consolas" w:hAnsi="Consolas" w:cs="Courier New"/>
+          <w:color w:val="006666"/>
+          <w:sz w:val="17"/>
+          <w:szCs w:val="17"/>
+        </w:rPr>
+        <w:t>1</w:t>
+      </w:r>
+    </w:p>
+    <w:p>
+      <w:pPr>
+        <w:jc w:val="both"/>
+      </w:pPr>
+    </w:p>
+    <w:p>
+      <w:pPr>
+        <w:jc w:val="both"/>
+      </w:pPr>
+      <w:r>
+        <w:t>Which will return something like:</w:t>
+      </w:r>
+    </w:p>
+    <w:p>
+      <w:pPr>
+        <w:pStyle w:val="NormalWeb"/>
+        <w:pBdr>
+          <w:top w:val="single" w:sz="6" w:space="2" w:color="888888"/>
+          <w:left w:val="single" w:sz="6" w:space="2" w:color="888888"/>
+          <w:bottom w:val="single" w:sz="6" w:space="2" w:color="888888"/>
+          <w:right w:val="single" w:sz="6" w:space="2" w:color="888888"/>
+        </w:pBdr>
+        <w:tabs>
+          <w:tab w:val="left" w:pos="916"/>
+          <w:tab w:val="left" w:pos="1832"/>
+          <w:tab w:val="left" w:pos="2748"/>
+          <w:tab w:val="left" w:pos="3664"/>
+          <w:tab w:val="left" w:pos="4580"/>
+          <w:tab w:val="left" w:pos="5496"/>
+          <w:tab w:val="left" w:pos="6412"/>
+          <w:tab w:val="left" w:pos="7328"/>
+          <w:tab w:val="left" w:pos="8244"/>
+          <w:tab w:val="left" w:pos="9160"/>
+          <w:tab w:val="left" w:pos="10076"/>
+          <w:tab w:val="left" w:pos="10992"/>
+          <w:tab w:val="left" w:pos="11908"/>
+          <w:tab w:val="left" w:pos="12824"/>
+          <w:tab w:val="left" w:pos="13740"/>
+          <w:tab w:val="left" w:pos="14656"/>
+        </w:tabs>
+        <w:spacing w:before="0" w:beforeAutospacing="0" w:after="0" w:afterAutospacing="0"/>
+        <w:divId w:val="1782336780"/>
+        <w:rPr>
+          <w:rFonts w:ascii="Consolas" w:hAnsi="Consolas" w:cs="Courier New"/>
+          <w:sz w:val="17"/>
+          <w:szCs w:val="17"/>
+        </w:rPr>
+      </w:pPr>
+      <w:r>
+        <w:rPr>
+          <w:rFonts w:ascii="Consolas" w:hAnsi="Consolas" w:cs="Courier New"/>
+          <w:color w:val="666600"/>
+          <w:sz w:val="17"/>
+          <w:szCs w:val="17"/>
+        </w:rPr>
+        <w:t>+</w:t>
+      </w:r>
+      <w:r>
+        <w:rPr>
+          <w:rFonts w:ascii="Consolas" w:hAnsi="Consolas" w:cs="Courier New"/>
+          <w:color w:val="000000"/>
+          <w:sz w:val="17"/>
+          <w:szCs w:val="17"/>
+        </w:rPr>
+        <w:t>CGPADDR</w:t>
+      </w:r>
+      <w:r>
+        <w:rPr>
+          <w:rFonts w:ascii="Consolas" w:hAnsi="Consolas" w:cs="Courier New"/>
+          <w:color w:val="666600"/>
+          <w:sz w:val="17"/>
+          <w:szCs w:val="17"/>
+        </w:rPr>
+        <w:t>:</w:t>
+      </w:r>
+      <w:r>
+        <w:rPr>
+          <w:rFonts w:ascii="Consolas" w:hAnsi="Consolas" w:cs="Courier New"/>
+          <w:color w:val="000000"/>
+          <w:sz w:val="17"/>
+          <w:szCs w:val="17"/>
+        </w:rPr>
+        <w:t xml:space="preserve"> </w:t>
+      </w:r>
+      <w:r>
+        <w:rPr>
+          <w:rFonts w:ascii="Consolas" w:hAnsi="Consolas" w:cs="Courier New"/>
+          <w:color w:val="006666"/>
+          <w:sz w:val="17"/>
+          <w:szCs w:val="17"/>
+        </w:rPr>
+        <w:t>1</w:t>
+      </w:r>
+      <w:r>
+        <w:rPr>
+          <w:rFonts w:ascii="Consolas" w:hAnsi="Consolas" w:cs="Courier New"/>
+          <w:color w:val="666600"/>
+          <w:sz w:val="17"/>
+          <w:szCs w:val="17"/>
+        </w:rPr>
+        <w:t>,</w:t>
+      </w:r>
+      <w:r>
+        <w:rPr>
+          <w:rFonts w:ascii="Consolas" w:hAnsi="Consolas" w:cs="Courier New"/>
+          <w:color w:val="006666"/>
+          <w:sz w:val="17"/>
+          <w:szCs w:val="17"/>
+        </w:rPr>
+        <w:t>10.192</w:t>
+      </w:r>
+      <w:r>
+        <w:rPr>
+          <w:rFonts w:ascii="Consolas" w:hAnsi="Consolas" w:cs="Courier New"/>
+          <w:color w:val="666600"/>
+          <w:sz w:val="17"/>
+          <w:szCs w:val="17"/>
+        </w:rPr>
+        <w:t>.</w:t>
+      </w:r>
+      <w:r>
+        <w:rPr>
+          <w:rFonts w:ascii="Consolas" w:hAnsi="Consolas" w:cs="Courier New"/>
+          <w:color w:val="006666"/>
+          <w:sz w:val="17"/>
+          <w:szCs w:val="17"/>
+        </w:rPr>
+        <w:t>68.111</w:t>
+      </w:r>
+    </w:p>
+    <w:p>
+      <w:pPr>
+        <w:pStyle w:val="NormalWeb"/>
+        <w:pBdr>
+          <w:top w:val="single" w:sz="6" w:space="2" w:color="888888"/>
+          <w:left w:val="single" w:sz="6" w:space="2" w:color="888888"/>
+          <w:bottom w:val="single" w:sz="6" w:space="2" w:color="888888"/>
+          <w:right w:val="single" w:sz="6" w:space="2" w:color="888888"/>
+        </w:pBdr>
+        <w:tabs>
+          <w:tab w:val="left" w:pos="916"/>
+          <w:tab w:val="left" w:pos="1832"/>
+          <w:tab w:val="left" w:pos="2748"/>
+          <w:tab w:val="left" w:pos="3664"/>
+          <w:tab w:val="left" w:pos="4580"/>
+          <w:tab w:val="left" w:pos="5496"/>
+          <w:tab w:val="left" w:pos="6412"/>
+          <w:tab w:val="left" w:pos="7328"/>
+          <w:tab w:val="left" w:pos="8244"/>
+          <w:tab w:val="left" w:pos="9160"/>
+          <w:tab w:val="left" w:pos="10076"/>
+          <w:tab w:val="left" w:pos="10992"/>
+          <w:tab w:val="left" w:pos="11908"/>
+          <w:tab w:val="left" w:pos="12824"/>
+          <w:tab w:val="left" w:pos="13740"/>
+          <w:tab w:val="left" w:pos="14656"/>
+        </w:tabs>
+        <w:spacing w:before="0" w:beforeAutospacing="0" w:after="0" w:afterAutospacing="0"/>
+        <w:divId w:val="1782336780"/>
+        <w:rPr>
+          <w:rFonts w:ascii="Consolas" w:hAnsi="Consolas" w:cs="Courier New"/>
+          <w:sz w:val="17"/>
+          <w:szCs w:val="17"/>
+        </w:rPr>
+      </w:pPr>
+      <w:r>
+        <w:rPr>
+          <w:rFonts w:ascii="Consolas" w:hAnsi="Consolas" w:cs="Courier New"/>
+          <w:color w:val="000000"/>
+          <w:sz w:val="17"/>
+          <w:szCs w:val="17"/>
+        </w:rPr>
+        <w:t> </w:t>
+      </w:r>
+    </w:p>
+    <w:p>
+      <w:pPr>
+        <w:pStyle w:val="NormalWeb"/>
+        <w:pBdr>
+          <w:top w:val="single" w:sz="6" w:space="2" w:color="888888"/>
+          <w:left w:val="single" w:sz="6" w:space="2" w:color="888888"/>
+          <w:bottom w:val="single" w:sz="6" w:space="2" w:color="888888"/>
+          <w:right w:val="single" w:sz="6" w:space="2" w:color="888888"/>
+        </w:pBdr>
+        <w:tabs>
+          <w:tab w:val="left" w:pos="916"/>
+          <w:tab w:val="left" w:pos="1832"/>
+          <w:tab w:val="left" w:pos="2748"/>
+          <w:tab w:val="left" w:pos="3664"/>
+          <w:tab w:val="left" w:pos="4580"/>
+          <w:tab w:val="left" w:pos="5496"/>
+          <w:tab w:val="left" w:pos="6412"/>
+          <w:tab w:val="left" w:pos="7328"/>
+          <w:tab w:val="left" w:pos="8244"/>
+          <w:tab w:val="left" w:pos="9160"/>
+          <w:tab w:val="left" w:pos="10076"/>
+          <w:tab w:val="left" w:pos="10992"/>
+          <w:tab w:val="left" w:pos="11908"/>
+          <w:tab w:val="left" w:pos="12824"/>
+          <w:tab w:val="left" w:pos="13740"/>
+          <w:tab w:val="left" w:pos="14656"/>
+        </w:tabs>
+        <w:spacing w:before="0" w:beforeAutospacing="0" w:after="0" w:afterAutospacing="0"/>
+        <w:divId w:val="1782336780"/>
+        <w:rPr>
+          <w:rFonts w:ascii="Consolas" w:hAnsi="Consolas" w:cs="Courier New"/>
+          <w:sz w:val="17"/>
+          <w:szCs w:val="17"/>
+        </w:rPr>
+      </w:pPr>
+      <w:r>
+        <w:rPr>
+          <w:rFonts w:ascii="Consolas" w:hAnsi="Consolas" w:cs="Courier New"/>
+          <w:color w:val="000000"/>
+          <w:sz w:val="17"/>
+          <w:szCs w:val="17"/>
+        </w:rPr>
+        <w:t>OK</w:t>
+      </w:r>
+    </w:p>
+    <w:p>
+      <w:pPr>
+        <w:jc w:val="both"/>
+      </w:pPr>
+    </w:p>
+    <w:p>
+      <w:pPr>
+        <w:jc w:val="center"/>
+        <w:rPr>
+          <w:b/>
+          <w:bCs/>
+          <w:u w:val="single"/>
+          <w:lang w:val="en-US"/>
+        </w:rPr>
+      </w:pPr>
+      <w:r>
+        <w:rPr>
+          <w:b/>
+          <w:bCs/>
+          <w:u w:val="single"/>
+          <w:lang w:val="en-US"/>
+        </w:rPr>
+        <w:t>Initialise HTTP Service</w:t>
+      </w:r>
+    </w:p>
+    <w:p>
+      <w:pPr>
+        <w:jc w:val="both"/>
+      </w:pPr>
+      <w:r>
+        <w:t>To boot up the HTTP engine:</w:t>
+      </w:r>
+    </w:p>
+    <w:p>
+      <w:pPr>
+        <w:pStyle w:val="NormalWeb"/>
+        <w:pBdr>
+          <w:top w:val="single" w:sz="6" w:space="2" w:color="888888"/>
+          <w:left w:val="single" w:sz="6" w:space="2" w:color="888888"/>
+          <w:bottom w:val="single" w:sz="6" w:space="2" w:color="888888"/>
+          <w:right w:val="single" w:sz="6" w:space="2" w:color="888888"/>
+        </w:pBdr>
+        <w:tabs>
+          <w:tab w:val="left" w:pos="916"/>
+          <w:tab w:val="left" w:pos="1832"/>
+          <w:tab w:val="left" w:pos="2748"/>
+          <w:tab w:val="left" w:pos="3664"/>
+          <w:tab w:val="left" w:pos="4580"/>
+          <w:tab w:val="left" w:pos="5496"/>
+          <w:tab w:val="left" w:pos="6412"/>
+          <w:tab w:val="left" w:pos="7328"/>
+          <w:tab w:val="left" w:pos="8244"/>
+          <w:tab w:val="left" w:pos="9160"/>
+          <w:tab w:val="left" w:pos="10076"/>
+          <w:tab w:val="left" w:pos="10992"/>
+          <w:tab w:val="left" w:pos="11908"/>
+          <w:tab w:val="left" w:pos="12824"/>
+          <w:tab w:val="left" w:pos="13740"/>
+          <w:tab w:val="left" w:pos="14656"/>
+        </w:tabs>
+        <w:spacing w:before="0" w:beforeAutospacing="0" w:after="0" w:afterAutospacing="0"/>
+        <w:divId w:val="533929315"/>
+        <w:rPr>
+          <w:rFonts w:ascii="Consolas" w:hAnsi="Consolas" w:cs="Courier New"/>
+          <w:sz w:val="17"/>
+          <w:szCs w:val="17"/>
+        </w:rPr>
+      </w:pPr>
+      <w:r>
+        <w:rPr>
+          <w:rFonts w:ascii="Consolas" w:hAnsi="Consolas" w:cs="Courier New"/>
+          <w:color w:val="000000"/>
+          <w:sz w:val="17"/>
+          <w:szCs w:val="17"/>
+        </w:rPr>
+        <w:t>AT</w:t>
+      </w:r>
+      <w:r>
+        <w:rPr>
+          <w:rFonts w:ascii="Consolas" w:hAnsi="Consolas" w:cs="Courier New"/>
+          <w:color w:val="666600"/>
+          <w:sz w:val="17"/>
+          <w:szCs w:val="17"/>
+        </w:rPr>
+        <w:t>+</w:t>
+      </w:r>
+      <w:r>
+        <w:rPr>
+          <w:rFonts w:ascii="Consolas" w:hAnsi="Consolas" w:cs="Courier New"/>
+          <w:color w:val="000000"/>
+          <w:sz w:val="17"/>
+          <w:szCs w:val="17"/>
+        </w:rPr>
+        <w:t>HTTPINIT </w:t>
+      </w:r>
+    </w:p>
+    <w:p>
+      <w:pPr>
+        <w:jc w:val="both"/>
+      </w:pPr>
+    </w:p>
+    <w:p>
+      <w:pPr>
+        <w:rPr>
+          <w:lang w:val="en-US"/>
+        </w:rPr>
+      </w:pPr>
+      <w:r>
+        <w:rPr>
+          <w:lang w:val="en-US"/>
+        </w:rPr>
+        <w:t>Should respond with:</w:t>
+      </w:r>
+    </w:p>
+    <w:p>
+      <w:pPr>
+        <w:pStyle w:val="NormalWeb"/>
+        <w:pBdr>
+          <w:top w:val="single" w:sz="6" w:space="2" w:color="888888"/>
+          <w:left w:val="single" w:sz="6" w:space="2" w:color="888888"/>
+          <w:bottom w:val="single" w:sz="6" w:space="2" w:color="888888"/>
+          <w:right w:val="single" w:sz="6" w:space="2" w:color="888888"/>
+        </w:pBdr>
+        <w:tabs>
+          <w:tab w:val="left" w:pos="916"/>
+          <w:tab w:val="left" w:pos="1832"/>
+          <w:tab w:val="left" w:pos="2748"/>
+          <w:tab w:val="left" w:pos="3664"/>
+          <w:tab w:val="left" w:pos="4580"/>
+          <w:tab w:val="left" w:pos="5496"/>
+          <w:tab w:val="left" w:pos="6412"/>
+          <w:tab w:val="left" w:pos="7328"/>
+          <w:tab w:val="left" w:pos="8244"/>
+          <w:tab w:val="left" w:pos="9160"/>
+          <w:tab w:val="left" w:pos="10076"/>
+          <w:tab w:val="left" w:pos="10992"/>
+          <w:tab w:val="left" w:pos="11908"/>
+          <w:tab w:val="left" w:pos="12824"/>
+          <w:tab w:val="left" w:pos="13740"/>
+          <w:tab w:val="left" w:pos="14656"/>
+        </w:tabs>
+        <w:spacing w:before="0" w:beforeAutospacing="0" w:after="0" w:afterAutospacing="0"/>
+        <w:rPr>
+          <w:rFonts w:ascii="Consolas" w:hAnsi="Consolas" w:cs="Courier New"/>
+          <w:sz w:val="17"/>
+          <w:szCs w:val="17"/>
+        </w:rPr>
+      </w:pPr>
+      <w:r>
+        <w:rPr>
+          <w:rFonts w:ascii="Consolas" w:hAnsi="Consolas" w:cs="Courier New"/>
+          <w:color w:val="000000"/>
+          <w:sz w:val="17"/>
+          <w:szCs w:val="17"/>
+        </w:rPr>
+        <w:t>OK</w:t>
+      </w:r>
+    </w:p>
+    <w:p>
+      <w:pPr>
+        <w:jc w:val="both"/>
+      </w:pPr>
+    </w:p>
+    <w:p>
+      <w:pPr>
+        <w:jc w:val="both"/>
+      </w:pPr>
+      <w:r>
+        <w:t>To ensure a clean start, can terminate the HTTP engine with:</w:t>
+      </w:r>
+    </w:p>
+    <w:p>
+      <w:pPr>
+        <w:pStyle w:val="NormalWeb"/>
+        <w:pBdr>
+          <w:top w:val="single" w:sz="6" w:space="2" w:color="888888"/>
+          <w:left w:val="single" w:sz="6" w:space="2" w:color="888888"/>
+          <w:bottom w:val="single" w:sz="6" w:space="2" w:color="888888"/>
+          <w:right w:val="single" w:sz="6" w:space="2" w:color="888888"/>
+        </w:pBdr>
+        <w:tabs>
+          <w:tab w:val="left" w:pos="916"/>
+          <w:tab w:val="left" w:pos="1832"/>
+          <w:tab w:val="left" w:pos="2748"/>
+          <w:tab w:val="left" w:pos="3664"/>
+          <w:tab w:val="left" w:pos="4580"/>
+          <w:tab w:val="left" w:pos="5496"/>
+          <w:tab w:val="left" w:pos="6412"/>
+          <w:tab w:val="left" w:pos="7328"/>
+          <w:tab w:val="left" w:pos="8244"/>
+          <w:tab w:val="left" w:pos="9160"/>
+          <w:tab w:val="left" w:pos="10076"/>
+          <w:tab w:val="left" w:pos="10992"/>
+          <w:tab w:val="left" w:pos="11908"/>
+          <w:tab w:val="left" w:pos="12824"/>
+          <w:tab w:val="left" w:pos="13740"/>
+          <w:tab w:val="left" w:pos="14656"/>
+        </w:tabs>
+        <w:spacing w:before="0" w:beforeAutospacing="0" w:after="0" w:afterAutospacing="0"/>
+        <w:divId w:val="2071222206"/>
+        <w:rPr>
+          <w:rFonts w:ascii="Consolas" w:hAnsi="Consolas" w:cs="Courier New"/>
+          <w:sz w:val="17"/>
+          <w:szCs w:val="17"/>
+        </w:rPr>
+      </w:pPr>
+      <w:r>
+        <w:rPr>
+          <w:rFonts w:ascii="Consolas" w:hAnsi="Consolas" w:cs="Courier New"/>
+          <w:color w:val="000000"/>
+          <w:sz w:val="17"/>
+          <w:szCs w:val="17"/>
+        </w:rPr>
+        <w:t>AT</w:t>
+      </w:r>
+      <w:r>
+        <w:rPr>
+          <w:rFonts w:ascii="Consolas" w:hAnsi="Consolas" w:cs="Courier New"/>
+          <w:color w:val="666600"/>
+          <w:sz w:val="17"/>
+          <w:szCs w:val="17"/>
+        </w:rPr>
+        <w:t>+</w:t>
+      </w:r>
+      <w:r>
+        <w:rPr>
+          <w:rFonts w:ascii="Consolas" w:hAnsi="Consolas" w:cs="Courier New"/>
+          <w:color w:val="000000"/>
+          <w:sz w:val="17"/>
+          <w:szCs w:val="17"/>
+        </w:rPr>
+        <w:t>HTTPTERM</w:t>
+      </w:r>
+    </w:p>
+    <w:p>
+      <w:pPr>
+        <w:jc w:val="both"/>
+      </w:pPr>
+    </w:p>
+    <w:p>
+      <w:pPr>
+        <w:jc w:val="both"/>
+      </w:pPr>
+      <w:r>
+        <w:t>This will shut down the engine and frees its resource. This action should be ran at the end, or before re-initialising to avoid already initialised errors. As a rule of thumb, always pair every successful HTTPINIT with a final HTTPTERM before re-starting, similar to dynamic memory allocation in C programming when using allocation functions and free function.</w:t>
+      </w:r>
+    </w:p>
+    <w:p>
+      <w:pPr>
+        <w:rPr>
+          <w:lang w:val="en-US"/>
+        </w:rPr>
+      </w:pPr>
+      <w:r>
+        <w:rPr>
+          <w:lang w:val="en-US"/>
+        </w:rPr>
+        <w:t>Should respond with:</w:t>
+      </w:r>
+    </w:p>
+    <w:p>
+      <w:pPr>
+        <w:pStyle w:val="NormalWeb"/>
+        <w:pBdr>
+          <w:top w:val="single" w:sz="6" w:space="2" w:color="888888"/>
+          <w:left w:val="single" w:sz="6" w:space="2" w:color="888888"/>
+          <w:bottom w:val="single" w:sz="6" w:space="2" w:color="888888"/>
+          <w:right w:val="single" w:sz="6" w:space="2" w:color="888888"/>
+        </w:pBdr>
+        <w:tabs>
+          <w:tab w:val="left" w:pos="916"/>
+          <w:tab w:val="left" w:pos="1832"/>
+          <w:tab w:val="left" w:pos="2748"/>
+          <w:tab w:val="left" w:pos="3664"/>
+          <w:tab w:val="left" w:pos="4580"/>
+          <w:tab w:val="left" w:pos="5496"/>
+          <w:tab w:val="left" w:pos="6412"/>
+          <w:tab w:val="left" w:pos="7328"/>
+          <w:tab w:val="left" w:pos="8244"/>
+          <w:tab w:val="left" w:pos="9160"/>
+          <w:tab w:val="left" w:pos="10076"/>
+          <w:tab w:val="left" w:pos="10992"/>
+          <w:tab w:val="left" w:pos="11908"/>
+          <w:tab w:val="left" w:pos="12824"/>
+          <w:tab w:val="left" w:pos="13740"/>
+          <w:tab w:val="left" w:pos="14656"/>
+        </w:tabs>
+        <w:spacing w:before="0" w:beforeAutospacing="0" w:after="0" w:afterAutospacing="0"/>
+        <w:rPr>
+          <w:rFonts w:ascii="Consolas" w:hAnsi="Consolas" w:cs="Courier New"/>
+          <w:sz w:val="17"/>
+          <w:szCs w:val="17"/>
+        </w:rPr>
+      </w:pPr>
+      <w:r>
+        <w:rPr>
+          <w:rFonts w:ascii="Consolas" w:hAnsi="Consolas" w:cs="Courier New"/>
+          <w:color w:val="000000"/>
+          <w:sz w:val="17"/>
+          <w:szCs w:val="17"/>
+        </w:rPr>
+        <w:t>OK</w:t>
+      </w:r>
+    </w:p>
+    <w:p>
+      <w:pPr>
+        <w:jc w:val="both"/>
+      </w:pPr>
+    </w:p>
+    <w:p>
+      <w:pPr>
+        <w:jc w:val="both"/>
+      </w:pPr>
+    </w:p>
+    <w:p>
+      <w:pPr>
+        <w:jc w:val="both"/>
+      </w:pPr>
+    </w:p>
+    <w:p>
+      <w:pPr>
+        <w:jc w:val="both"/>
+      </w:pPr>
+    </w:p>
+    <w:p>
+      <w:pPr>
+        <w:jc w:val="both"/>
+      </w:pPr>
+    </w:p>
+    <w:p>
+      <w:pPr>
+        <w:jc w:val="both"/>
+      </w:pPr>
+    </w:p>
+    <w:p>
+      <w:pPr>
+        <w:jc w:val="both"/>
+      </w:pPr>
+    </w:p>
+    <w:p>
+      <w:pPr>
+        <w:jc w:val="both"/>
+      </w:pPr>
+    </w:p>
+    <w:p>
+      <w:pPr>
+        <w:jc w:val="center"/>
+        <w:rPr>
+          <w:b/>
+          <w:bCs/>
+          <w:u w:val="single"/>
+          <w:lang w:val="en-US"/>
+        </w:rPr>
+      </w:pPr>
+      <w:r>
+        <w:rPr>
+          <w:b/>
+          <w:bCs/>
+          <w:u w:val="single"/>
+          <w:lang w:val="en-US"/>
+        </w:rPr>
+        <w:lastRenderedPageBreak/>
+        <w:t>Configuring HTTP Parameters</w:t>
+      </w:r>
+    </w:p>
+    <w:p>
+      <w:pPr>
+        <w:jc w:val="both"/>
+      </w:pPr>
+      <w:r>
+        <w:t>With the booted HTTP engine, the supported fields are used via:</w:t>
+      </w:r>
+    </w:p>
+    <w:p>
+      <w:pPr>
+        <w:pStyle w:val="NormalWeb"/>
+        <w:pBdr>
+          <w:top w:val="single" w:sz="6" w:space="2" w:color="888888"/>
+          <w:left w:val="single" w:sz="6" w:space="2" w:color="888888"/>
+          <w:bottom w:val="single" w:sz="6" w:space="2" w:color="888888"/>
+          <w:right w:val="single" w:sz="6" w:space="2" w:color="888888"/>
+        </w:pBdr>
+        <w:tabs>
+          <w:tab w:val="left" w:pos="916"/>
+          <w:tab w:val="left" w:pos="1832"/>
+          <w:tab w:val="left" w:pos="2748"/>
+          <w:tab w:val="left" w:pos="3664"/>
+          <w:tab w:val="left" w:pos="4580"/>
+          <w:tab w:val="left" w:pos="5496"/>
+          <w:tab w:val="left" w:pos="6412"/>
+          <w:tab w:val="left" w:pos="7328"/>
+          <w:tab w:val="left" w:pos="8244"/>
+          <w:tab w:val="left" w:pos="9160"/>
+          <w:tab w:val="left" w:pos="10076"/>
+          <w:tab w:val="left" w:pos="10992"/>
+          <w:tab w:val="left" w:pos="11908"/>
+          <w:tab w:val="left" w:pos="12824"/>
+          <w:tab w:val="left" w:pos="13740"/>
+          <w:tab w:val="left" w:pos="14656"/>
+        </w:tabs>
+        <w:spacing w:before="0" w:beforeAutospacing="0" w:after="0" w:afterAutospacing="0"/>
+        <w:divId w:val="336540080"/>
+        <w:rPr>
+          <w:rFonts w:ascii="Consolas" w:hAnsi="Consolas" w:cs="Courier New"/>
+          <w:sz w:val="17"/>
+          <w:szCs w:val="17"/>
+        </w:rPr>
+      </w:pPr>
+      <w:r>
+        <w:rPr>
+          <w:rFonts w:ascii="Consolas" w:hAnsi="Consolas" w:cs="Courier New"/>
+          <w:color w:val="000000"/>
+          <w:sz w:val="17"/>
+          <w:szCs w:val="17"/>
+        </w:rPr>
+        <w:t>AT</w:t>
+      </w:r>
+      <w:r>
+        <w:rPr>
+          <w:rFonts w:ascii="Consolas" w:hAnsi="Consolas" w:cs="Courier New"/>
+          <w:color w:val="666600"/>
+          <w:sz w:val="17"/>
+          <w:szCs w:val="17"/>
+        </w:rPr>
+        <w:t>+</w:t>
+      </w:r>
+      <w:r>
+        <w:rPr>
+          <w:rFonts w:ascii="Consolas" w:hAnsi="Consolas" w:cs="Courier New"/>
+          <w:color w:val="000000"/>
+          <w:sz w:val="17"/>
+          <w:szCs w:val="17"/>
+        </w:rPr>
+        <w:t>HTTPPARA</w:t>
+      </w:r>
+      <w:r>
+        <w:rPr>
+          <w:rFonts w:ascii="Consolas" w:hAnsi="Consolas" w:cs="Courier New"/>
+          <w:color w:val="666600"/>
+          <w:sz w:val="17"/>
+          <w:szCs w:val="17"/>
+        </w:rPr>
+        <w:t>=&lt;</w:t>
+      </w:r>
+      <w:r>
+        <w:rPr>
+          <w:rFonts w:ascii="Consolas" w:hAnsi="Consolas" w:cs="Courier New"/>
+          <w:color w:val="000000"/>
+          <w:sz w:val="17"/>
+          <w:szCs w:val="17"/>
+        </w:rPr>
+        <w:t>key</w:t>
+      </w:r>
+      <w:r>
+        <w:rPr>
+          <w:rFonts w:ascii="Consolas" w:hAnsi="Consolas" w:cs="Courier New"/>
+          <w:color w:val="666600"/>
+          <w:sz w:val="17"/>
+          <w:szCs w:val="17"/>
+        </w:rPr>
+        <w:t>&gt;,&lt;</w:t>
+      </w:r>
+      <w:r>
+        <w:rPr>
+          <w:rFonts w:ascii="Consolas" w:hAnsi="Consolas" w:cs="Courier New"/>
+          <w:color w:val="000088"/>
+          <w:sz w:val="17"/>
+          <w:szCs w:val="17"/>
+        </w:rPr>
+        <w:t>value</w:t>
+      </w:r>
+      <w:r>
+        <w:rPr>
+          <w:rFonts w:ascii="Consolas" w:hAnsi="Consolas" w:cs="Courier New"/>
+          <w:color w:val="666600"/>
+          <w:sz w:val="17"/>
+          <w:szCs w:val="17"/>
+        </w:rPr>
+        <w:t>&gt;</w:t>
+      </w:r>
+    </w:p>
+    <w:p>
+      <w:pPr>
+        <w:jc w:val="both"/>
+      </w:pPr>
+    </w:p>
+    <w:p>
+      <w:pPr>
+        <w:jc w:val="both"/>
+      </w:pPr>
+      <w:r>
+        <w:t>Where:</w:t>
+      </w:r>
+    </w:p>
+    <w:tbl>
+      <w:tblPr>
+        <w:tblW w:w="0" w:type="auto"/>
+        <w:tblCellSpacing w:w="15" w:type="dxa"/>
+        <w:tblCellMar>
+          <w:top w:w="15" w:type="dxa"/>
+          <w:left w:w="15" w:type="dxa"/>
+          <w:bottom w:w="15" w:type="dxa"/>
+          <w:right w:w="15" w:type="dxa"/>
+        </w:tblCellMar>
+        <w:tblLook w:val="04A0" w:firstRow="1" w:lastRow="0" w:firstColumn="1" w:lastColumn="0" w:noHBand="0" w:noVBand="1"/>
+      </w:tblPr>
+      <w:tblGrid>
+        <w:gridCol w:w="1620"/>
+        <w:gridCol w:w="6756"/>
+      </w:tblGrid>
+      <w:tr>
+        <w:trPr>
+          <w:tblHeader/>
+          <w:tblCellSpacing w:w="15" w:type="dxa"/>
+        </w:trPr>
+        <w:tc>
+          <w:tcPr>
+            <w:tcW w:w="0" w:type="auto"/>
+            <w:vAlign w:val="center"/>
+            <w:hideMark/>
+          </w:tcPr>
+          <w:p>
+            <w:pPr>
+              <w:jc w:val="both"/>
+              <w:rPr>
+                <w:b/>
+                <w:bCs/>
+              </w:rPr>
+            </w:pPr>
+            <w:r>
+              <w:rPr>
+                <w:b/>
+                <w:bCs/>
+              </w:rPr>
+              <w:t>Key</w:t>
+            </w:r>
+          </w:p>
+        </w:tc>
+        <w:tc>
+          <w:tcPr>
+            <w:tcW w:w="0" w:type="auto"/>
+            <w:vAlign w:val="center"/>
+            <w:hideMark/>
+          </w:tcPr>
+          <w:p>
+            <w:pPr>
+              <w:jc w:val="both"/>
+              <w:rPr>
+                <w:b/>
+                <w:bCs/>
+              </w:rPr>
+            </w:pPr>
+            <w:r>
+              <w:rPr>
+                <w:b/>
+                <w:bCs/>
+              </w:rPr>
+              <w:t>Purpose</w:t>
+            </w:r>
+          </w:p>
+        </w:tc>
+      </w:tr>
+      <w:tr>
+        <w:trPr>
+          <w:tblCellSpacing w:w="15" w:type="dxa"/>
+        </w:trPr>
+        <w:tc>
+          <w:tcPr>
+            <w:tcW w:w="0" w:type="auto"/>
+            <w:vAlign w:val="center"/>
+            <w:hideMark/>
+          </w:tcPr>
+          <w:p>
+            <w:pPr>
+              <w:jc w:val="both"/>
+            </w:pPr>
+            <w:r>
+              <w:t>"URL"</w:t>
+            </w:r>
+          </w:p>
+        </w:tc>
+        <w:tc>
+          <w:tcPr>
+            <w:tcW w:w="0" w:type="auto"/>
+            <w:vAlign w:val="center"/>
+            <w:hideMark/>
+          </w:tcPr>
+          <w:p>
+            <w:pPr>
+              <w:jc w:val="both"/>
+            </w:pPr>
+            <w:r>
+              <w:t>The full URL you want to GET/POST.</w:t>
+            </w:r>
+          </w:p>
+        </w:tc>
+      </w:tr>
+      <w:tr>
+        <w:trPr>
+          <w:tblCellSpacing w:w="15" w:type="dxa"/>
+        </w:trPr>
+        <w:tc>
+          <w:tcPr>
+            <w:tcW w:w="0" w:type="auto"/>
+            <w:vAlign w:val="center"/>
+            <w:hideMark/>
+          </w:tcPr>
+          <w:p>
+            <w:pPr>
+              <w:jc w:val="both"/>
+            </w:pPr>
+            <w:r>
+              <w:t>"CONNECTTO"</w:t>
+            </w:r>
+          </w:p>
+        </w:tc>
+        <w:tc>
+          <w:tcPr>
+            <w:tcW w:w="0" w:type="auto"/>
+            <w:vAlign w:val="center"/>
+            <w:hideMark/>
+          </w:tcPr>
+          <w:p>
+            <w:pPr>
+              <w:jc w:val="both"/>
+            </w:pPr>
+            <w:r>
+              <w:t>Maximum connect timeout (s).</w:t>
+            </w:r>
+          </w:p>
+        </w:tc>
+      </w:tr>
+      <w:tr>
+        <w:trPr>
+          <w:tblCellSpacing w:w="15" w:type="dxa"/>
+        </w:trPr>
+        <w:tc>
+          <w:tcPr>
+            <w:tcW w:w="0" w:type="auto"/>
+            <w:vAlign w:val="center"/>
+            <w:hideMark/>
+          </w:tcPr>
+          <w:p>
+            <w:pPr>
+              <w:jc w:val="both"/>
+            </w:pPr>
+            <w:r>
+              <w:t>"RECVTO"</w:t>
+            </w:r>
+          </w:p>
+        </w:tc>
+        <w:tc>
+          <w:tcPr>
+            <w:tcW w:w="0" w:type="auto"/>
+            <w:vAlign w:val="center"/>
+            <w:hideMark/>
+          </w:tcPr>
+          <w:p>
+            <w:pPr>
+              <w:jc w:val="both"/>
+            </w:pPr>
+            <w:r>
+              <w:t>Maximum receive timeout (s).</w:t>
+            </w:r>
+          </w:p>
+        </w:tc>
+      </w:tr>
+      <w:tr>
+        <w:trPr>
+          <w:tblCellSpacing w:w="15" w:type="dxa"/>
+        </w:trPr>
+        <w:tc>
+          <w:tcPr>
+            <w:tcW w:w="0" w:type="auto"/>
+            <w:vAlign w:val="center"/>
+            <w:hideMark/>
+          </w:tcPr>
+          <w:p>
+            <w:pPr>
+              <w:jc w:val="both"/>
+            </w:pPr>
+            <w:r>
+              <w:t>"USERDATA"</w:t>
+            </w:r>
+          </w:p>
+        </w:tc>
+        <w:tc>
+          <w:tcPr>
+            <w:tcW w:w="0" w:type="auto"/>
+            <w:vAlign w:val="center"/>
+            <w:hideMark/>
+          </w:tcPr>
+          <w:p>
+            <w:pPr>
+              <w:jc w:val="both"/>
+            </w:pPr>
+            <w:r>
+              <w:t>Any custom headers (e.g. User-Agent:…).</w:t>
+            </w:r>
+          </w:p>
+        </w:tc>
+      </w:tr>
+      <w:tr>
+        <w:trPr>
+          <w:tblCellSpacing w:w="15" w:type="dxa"/>
+        </w:trPr>
+        <w:tc>
+          <w:tcPr>
+            <w:tcW w:w="0" w:type="auto"/>
+            <w:vAlign w:val="center"/>
+            <w:hideMark/>
+          </w:tcPr>
+          <w:p>
+            <w:pPr>
+              <w:jc w:val="both"/>
+            </w:pPr>
+            <w:r>
+              <w:t>"CONTENT"</w:t>
+            </w:r>
+          </w:p>
+        </w:tc>
+        <w:tc>
+          <w:tcPr>
+            <w:tcW w:w="0" w:type="auto"/>
+            <w:vAlign w:val="center"/>
+            <w:hideMark/>
+          </w:tcPr>
+          <w:p>
+            <w:pPr>
+              <w:jc w:val="both"/>
+            </w:pPr>
+            <w:r>
+              <w:t>The Content-Type for POSTs (e.g. application/json).</w:t>
+            </w:r>
+          </w:p>
+        </w:tc>
+      </w:tr>
+      <w:tr>
+        <w:trPr>
+          <w:tblCellSpacing w:w="15" w:type="dxa"/>
+        </w:trPr>
+        <w:tc>
+          <w:tcPr>
+            <w:tcW w:w="0" w:type="auto"/>
+            <w:vAlign w:val="center"/>
+            <w:hideMark/>
+          </w:tcPr>
+          <w:p>
+            <w:pPr>
+              <w:jc w:val="both"/>
+            </w:pPr>
+            <w:r>
+              <w:t>"READMODE"</w:t>
+            </w:r>
+          </w:p>
+        </w:tc>
+        <w:tc>
+          <w:tcPr>
+            <w:tcW w:w="0" w:type="auto"/>
+            <w:vAlign w:val="center"/>
+            <w:hideMark/>
+          </w:tcPr>
+          <w:p>
+            <w:pPr>
+              <w:jc w:val="both"/>
+            </w:pPr>
+            <w:r>
+              <w:t>0 = manual reads (default), 1 = direct dumps (still needs params).</w:t>
+            </w:r>
+          </w:p>
+        </w:tc>
+      </w:tr>
+    </w:tbl>
+    <w:p>
+      <w:pPr>
+        <w:jc w:val="both"/>
+      </w:pPr>
+      <w:r>
+        <w:rPr>
+          <w:b/>
+          <w:bCs/>
+        </w:rPr>
+        <w:t xml:space="preserve">"CID" is </w:t>
+      </w:r>
+      <w:r>
+        <w:rPr>
+          <w:b/>
+          <w:bCs/>
+          <w:i/>
+          <w:iCs/>
+        </w:rPr>
+        <w:t>not</w:t>
+      </w:r>
+      <w:r>
+        <w:rPr>
+          <w:b/>
+          <w:bCs/>
+        </w:rPr>
+        <w:t xml:space="preserve"> supported</w:t>
+      </w:r>
+      <w:r>
+        <w:t xml:space="preserve"> on SIM7670G—unlike older SIM-series modules, it assumes you want your </w:t>
+      </w:r>
+      <w:r>
+        <w:rPr>
+          <w:i/>
+          <w:iCs/>
+        </w:rPr>
+        <w:t>only</w:t>
+      </w:r>
+      <w:r>
+        <w:t xml:space="preserve"> active PDP context (1). Any attempt to set "CID" gives ERROR.</w:t>
+      </w:r>
+    </w:p>
+    <w:p>
+      <w:pPr>
+        <w:jc w:val="both"/>
+      </w:pPr>
+    </w:p>
+    <w:p>
+      <w:pPr>
+        <w:jc w:val="both"/>
+      </w:pPr>
+      <w:r>
+        <w:t>For example:</w:t>
+      </w:r>
+    </w:p>
+    <w:p>
+      <w:pPr>
+        <w:pStyle w:val="NormalWeb"/>
+        <w:pBdr>
+          <w:top w:val="single" w:sz="6" w:space="2" w:color="888888"/>
+          <w:left w:val="single" w:sz="6" w:space="2" w:color="888888"/>
+          <w:bottom w:val="single" w:sz="6" w:space="2" w:color="888888"/>
+          <w:right w:val="single" w:sz="6" w:space="2" w:color="888888"/>
+        </w:pBdr>
+        <w:tabs>
+          <w:tab w:val="left" w:pos="916"/>
+          <w:tab w:val="left" w:pos="1832"/>
+          <w:tab w:val="left" w:pos="2748"/>
+          <w:tab w:val="left" w:pos="3664"/>
+          <w:tab w:val="left" w:pos="4580"/>
+          <w:tab w:val="left" w:pos="5496"/>
+          <w:tab w:val="left" w:pos="6412"/>
+          <w:tab w:val="left" w:pos="7328"/>
+          <w:tab w:val="left" w:pos="8244"/>
+          <w:tab w:val="left" w:pos="9160"/>
+          <w:tab w:val="left" w:pos="10076"/>
+          <w:tab w:val="left" w:pos="10992"/>
+          <w:tab w:val="left" w:pos="11908"/>
+          <w:tab w:val="left" w:pos="12824"/>
+          <w:tab w:val="left" w:pos="13740"/>
+          <w:tab w:val="left" w:pos="14656"/>
+        </w:tabs>
+        <w:spacing w:before="0" w:beforeAutospacing="0" w:after="0" w:afterAutospacing="0"/>
+        <w:divId w:val="702095461"/>
+        <w:rPr>
+          <w:rFonts w:ascii="Consolas" w:hAnsi="Consolas" w:cs="Courier New"/>
+          <w:sz w:val="17"/>
+          <w:szCs w:val="17"/>
+        </w:rPr>
+      </w:pPr>
+      <w:r>
+        <w:rPr>
+          <w:rFonts w:ascii="Consolas" w:hAnsi="Consolas" w:cs="Courier New"/>
+          <w:color w:val="000000"/>
+          <w:sz w:val="17"/>
+          <w:szCs w:val="17"/>
+        </w:rPr>
+        <w:t>AT</w:t>
+      </w:r>
+      <w:r>
+        <w:rPr>
+          <w:rFonts w:ascii="Consolas" w:hAnsi="Consolas" w:cs="Courier New"/>
+          <w:color w:val="666600"/>
+          <w:sz w:val="17"/>
+          <w:szCs w:val="17"/>
+        </w:rPr>
+        <w:t>+</w:t>
+      </w:r>
+      <w:r>
+        <w:rPr>
+          <w:rFonts w:ascii="Consolas" w:hAnsi="Consolas" w:cs="Courier New"/>
+          <w:color w:val="000000"/>
+          <w:sz w:val="17"/>
+          <w:szCs w:val="17"/>
+        </w:rPr>
+        <w:t>HTTPPARA</w:t>
+      </w:r>
+      <w:r>
+        <w:rPr>
+          <w:rFonts w:ascii="Consolas" w:hAnsi="Consolas" w:cs="Courier New"/>
+          <w:color w:val="666600"/>
+          <w:sz w:val="17"/>
+          <w:szCs w:val="17"/>
+        </w:rPr>
+        <w:t>=</w:t>
+      </w:r>
+      <w:r>
+        <w:rPr>
+          <w:rFonts w:ascii="Consolas" w:hAnsi="Consolas" w:cs="Courier New"/>
+          <w:color w:val="008800"/>
+          <w:sz w:val="17"/>
+          <w:szCs w:val="17"/>
+        </w:rPr>
+        <w:t>"URL"</w:t>
+      </w:r>
+      <w:r>
+        <w:rPr>
+          <w:rFonts w:ascii="Consolas" w:hAnsi="Consolas" w:cs="Courier New"/>
+          <w:color w:val="666600"/>
+          <w:sz w:val="17"/>
+          <w:szCs w:val="17"/>
+        </w:rPr>
+        <w:t>,</w:t>
+      </w:r>
+      <w:r>
+        <w:rPr>
+          <w:rFonts w:ascii="Consolas" w:hAnsi="Consolas" w:cs="Courier New"/>
+          <w:color w:val="008800"/>
+          <w:sz w:val="17"/>
+          <w:szCs w:val="17"/>
+        </w:rPr>
+        <w:t>"http://httpbin.org/get?from=sim7670"</w:t>
+      </w:r>
+    </w:p>
+    <w:p>
+      <w:pPr>
+        <w:jc w:val="both"/>
+      </w:pPr>
+    </w:p>
+    <w:p>
+      <w:pPr>
+        <w:jc w:val="center"/>
+        <w:rPr>
+          <w:b/>
+          <w:bCs/>
+          <w:u w:val="single"/>
+          <w:lang w:val="en-US"/>
+        </w:rPr>
+      </w:pPr>
+      <w:r>
+        <w:rPr>
+          <w:b/>
+          <w:bCs/>
+          <w:u w:val="single"/>
+          <w:lang w:val="en-US"/>
+        </w:rPr>
+        <w:t>Triggering the Request</w:t>
+      </w:r>
+    </w:p>
+    <w:p>
+      <w:pPr>
+        <w:jc w:val="both"/>
+      </w:pPr>
+      <w:r>
+        <w:t>To set the HTTP action to GET:</w:t>
+      </w:r>
+    </w:p>
+    <w:p>
+      <w:pPr>
+        <w:pStyle w:val="NormalWeb"/>
+        <w:pBdr>
+          <w:top w:val="single" w:sz="6" w:space="2" w:color="888888"/>
+          <w:left w:val="single" w:sz="6" w:space="2" w:color="888888"/>
+          <w:bottom w:val="single" w:sz="6" w:space="2" w:color="888888"/>
+          <w:right w:val="single" w:sz="6" w:space="2" w:color="888888"/>
+        </w:pBdr>
+        <w:tabs>
+          <w:tab w:val="left" w:pos="916"/>
+          <w:tab w:val="left" w:pos="1832"/>
+          <w:tab w:val="left" w:pos="2748"/>
+          <w:tab w:val="left" w:pos="3664"/>
+          <w:tab w:val="left" w:pos="4580"/>
+          <w:tab w:val="left" w:pos="5496"/>
+          <w:tab w:val="left" w:pos="6412"/>
+          <w:tab w:val="left" w:pos="7328"/>
+          <w:tab w:val="left" w:pos="8244"/>
+          <w:tab w:val="left" w:pos="9160"/>
+          <w:tab w:val="left" w:pos="10076"/>
+          <w:tab w:val="left" w:pos="10992"/>
+          <w:tab w:val="left" w:pos="11908"/>
+          <w:tab w:val="left" w:pos="12824"/>
+          <w:tab w:val="left" w:pos="13740"/>
+          <w:tab w:val="left" w:pos="14656"/>
+        </w:tabs>
+        <w:spacing w:before="0" w:beforeAutospacing="0" w:after="0" w:afterAutospacing="0"/>
+        <w:divId w:val="1920748545"/>
+        <w:rPr>
+          <w:rFonts w:ascii="Consolas" w:hAnsi="Consolas" w:cs="Courier New"/>
+          <w:sz w:val="17"/>
+          <w:szCs w:val="17"/>
+        </w:rPr>
+      </w:pPr>
+      <w:r>
+        <w:rPr>
+          <w:rFonts w:ascii="Consolas" w:hAnsi="Consolas" w:cs="Courier New"/>
+          <w:color w:val="000000"/>
+          <w:sz w:val="17"/>
+          <w:szCs w:val="17"/>
+        </w:rPr>
+        <w:t>AT</w:t>
+      </w:r>
+      <w:r>
+        <w:rPr>
+          <w:rFonts w:ascii="Consolas" w:hAnsi="Consolas" w:cs="Courier New"/>
+          <w:color w:val="666600"/>
+          <w:sz w:val="17"/>
+          <w:szCs w:val="17"/>
+        </w:rPr>
+        <w:t>+</w:t>
+      </w:r>
+      <w:r>
+        <w:rPr>
+          <w:rFonts w:ascii="Consolas" w:hAnsi="Consolas" w:cs="Courier New"/>
+          <w:color w:val="000000"/>
+          <w:sz w:val="17"/>
+          <w:szCs w:val="17"/>
+        </w:rPr>
+        <w:t>HTTPACTION</w:t>
+      </w:r>
+      <w:r>
+        <w:rPr>
+          <w:rFonts w:ascii="Consolas" w:hAnsi="Consolas" w:cs="Courier New"/>
+          <w:color w:val="666600"/>
+          <w:sz w:val="17"/>
+          <w:szCs w:val="17"/>
+        </w:rPr>
+        <w:t>=</w:t>
+      </w:r>
+      <w:r>
+        <w:rPr>
+          <w:rFonts w:ascii="Consolas" w:hAnsi="Consolas" w:cs="Courier New"/>
+          <w:color w:val="006666"/>
+          <w:sz w:val="17"/>
+          <w:szCs w:val="17"/>
+        </w:rPr>
+        <w:t>0</w:t>
+      </w:r>
+    </w:p>
+    <w:p>
+      <w:pPr>
+        <w:jc w:val="both"/>
+      </w:pPr>
+    </w:p>
+    <w:p>
+      <w:pPr>
+        <w:jc w:val="both"/>
+      </w:pPr>
+      <w:r>
+        <w:t>Or to POST:</w:t>
+      </w:r>
+    </w:p>
+    <w:p>
+      <w:pPr>
+        <w:pStyle w:val="NormalWeb"/>
+        <w:pBdr>
+          <w:top w:val="single" w:sz="6" w:space="2" w:color="888888"/>
+          <w:left w:val="single" w:sz="6" w:space="2" w:color="888888"/>
+          <w:bottom w:val="single" w:sz="6" w:space="2" w:color="888888"/>
+          <w:right w:val="single" w:sz="6" w:space="2" w:color="888888"/>
+        </w:pBdr>
+        <w:tabs>
+          <w:tab w:val="left" w:pos="916"/>
+          <w:tab w:val="left" w:pos="1832"/>
+          <w:tab w:val="left" w:pos="2748"/>
+          <w:tab w:val="left" w:pos="3664"/>
+          <w:tab w:val="left" w:pos="4580"/>
+          <w:tab w:val="left" w:pos="5496"/>
+          <w:tab w:val="left" w:pos="6412"/>
+          <w:tab w:val="left" w:pos="7328"/>
+          <w:tab w:val="left" w:pos="8244"/>
+          <w:tab w:val="left" w:pos="9160"/>
+          <w:tab w:val="left" w:pos="10076"/>
+          <w:tab w:val="left" w:pos="10992"/>
+          <w:tab w:val="left" w:pos="11908"/>
+          <w:tab w:val="left" w:pos="12824"/>
+          <w:tab w:val="left" w:pos="13740"/>
+          <w:tab w:val="left" w:pos="14656"/>
+        </w:tabs>
+        <w:spacing w:before="0" w:beforeAutospacing="0" w:after="0" w:afterAutospacing="0"/>
+        <w:divId w:val="1027751245"/>
+        <w:rPr>
+          <w:rFonts w:ascii="Consolas" w:hAnsi="Consolas" w:cs="Courier New"/>
+          <w:sz w:val="17"/>
+          <w:szCs w:val="17"/>
+        </w:rPr>
+      </w:pPr>
+      <w:r>
+        <w:rPr>
+          <w:rFonts w:ascii="Consolas" w:hAnsi="Consolas" w:cs="Courier New"/>
+          <w:color w:val="000000"/>
+          <w:sz w:val="17"/>
+          <w:szCs w:val="17"/>
+        </w:rPr>
+        <w:t>AT</w:t>
+      </w:r>
+      <w:r>
+        <w:rPr>
+          <w:rFonts w:ascii="Consolas" w:hAnsi="Consolas" w:cs="Courier New"/>
+          <w:color w:val="666600"/>
+          <w:sz w:val="17"/>
+          <w:szCs w:val="17"/>
+        </w:rPr>
+        <w:t>+</w:t>
+      </w:r>
+      <w:r>
+        <w:rPr>
+          <w:rFonts w:ascii="Consolas" w:hAnsi="Consolas" w:cs="Courier New"/>
+          <w:color w:val="000000"/>
+          <w:sz w:val="17"/>
+          <w:szCs w:val="17"/>
+        </w:rPr>
+        <w:t>HTTPACTION</w:t>
+      </w:r>
+      <w:r>
+        <w:rPr>
+          <w:rFonts w:ascii="Consolas" w:hAnsi="Consolas" w:cs="Courier New"/>
+          <w:color w:val="666600"/>
+          <w:sz w:val="17"/>
+          <w:szCs w:val="17"/>
+        </w:rPr>
+        <w:t>=</w:t>
+      </w:r>
+      <w:r>
+        <w:rPr>
+          <w:rFonts w:ascii="Consolas" w:hAnsi="Consolas" w:cs="Courier New"/>
+          <w:color w:val="006666"/>
+          <w:sz w:val="17"/>
+          <w:szCs w:val="17"/>
+        </w:rPr>
+        <w:t>1</w:t>
+      </w:r>
+    </w:p>
+    <w:p>
+      <w:pPr>
+        <w:jc w:val="both"/>
+      </w:pPr>
+    </w:p>
+    <w:p>
+      <w:pPr>
+        <w:jc w:val="both"/>
+      </w:pPr>
+      <w:r>
+        <w:t>Which will return:</w:t>
+      </w:r>
+    </w:p>
+    <w:p>
+      <w:pPr>
+        <w:pStyle w:val="NormalWeb"/>
+        <w:pBdr>
+          <w:top w:val="single" w:sz="6" w:space="2" w:color="888888"/>
+          <w:left w:val="single" w:sz="6" w:space="2" w:color="888888"/>
+          <w:bottom w:val="single" w:sz="6" w:space="2" w:color="888888"/>
+          <w:right w:val="single" w:sz="6" w:space="2" w:color="888888"/>
+        </w:pBdr>
+        <w:tabs>
+          <w:tab w:val="left" w:pos="916"/>
+          <w:tab w:val="left" w:pos="1832"/>
+          <w:tab w:val="left" w:pos="2748"/>
+          <w:tab w:val="left" w:pos="3664"/>
+          <w:tab w:val="left" w:pos="4580"/>
+          <w:tab w:val="left" w:pos="5496"/>
+          <w:tab w:val="left" w:pos="6412"/>
+          <w:tab w:val="left" w:pos="7328"/>
+          <w:tab w:val="left" w:pos="8244"/>
+          <w:tab w:val="left" w:pos="9160"/>
+          <w:tab w:val="left" w:pos="10076"/>
+          <w:tab w:val="left" w:pos="10992"/>
+          <w:tab w:val="left" w:pos="11908"/>
+          <w:tab w:val="left" w:pos="12824"/>
+          <w:tab w:val="left" w:pos="13740"/>
+          <w:tab w:val="left" w:pos="14656"/>
+        </w:tabs>
+        <w:spacing w:before="0" w:beforeAutospacing="0" w:after="0" w:afterAutospacing="0"/>
+        <w:divId w:val="143157740"/>
+        <w:rPr>
+          <w:rFonts w:ascii="Consolas" w:hAnsi="Consolas" w:cs="Courier New"/>
+          <w:sz w:val="17"/>
+          <w:szCs w:val="17"/>
+        </w:rPr>
+      </w:pPr>
+      <w:r>
+        <w:rPr>
+          <w:rFonts w:ascii="Consolas" w:hAnsi="Consolas" w:cs="Courier New"/>
+          <w:color w:val="666600"/>
+          <w:sz w:val="17"/>
+          <w:szCs w:val="17"/>
+        </w:rPr>
+        <w:t>+</w:t>
+      </w:r>
+      <w:r>
+        <w:rPr>
+          <w:rFonts w:ascii="Consolas" w:hAnsi="Consolas" w:cs="Courier New"/>
+          <w:color w:val="000000"/>
+          <w:sz w:val="17"/>
+          <w:szCs w:val="17"/>
+        </w:rPr>
+        <w:t>HTTPACTION</w:t>
+      </w:r>
+      <w:r>
+        <w:rPr>
+          <w:rFonts w:ascii="Consolas" w:hAnsi="Consolas" w:cs="Courier New"/>
+          <w:color w:val="666600"/>
+          <w:sz w:val="17"/>
+          <w:szCs w:val="17"/>
+        </w:rPr>
+        <w:t>:</w:t>
+      </w:r>
+      <w:r>
+        <w:rPr>
+          <w:rFonts w:ascii="Consolas" w:hAnsi="Consolas" w:cs="Courier New"/>
+          <w:color w:val="000000"/>
+          <w:sz w:val="17"/>
+          <w:szCs w:val="17"/>
+        </w:rPr>
+        <w:t xml:space="preserve"> </w:t>
+      </w:r>
+      <w:r>
+        <w:rPr>
+          <w:rFonts w:ascii="Consolas" w:hAnsi="Consolas" w:cs="Courier New"/>
+          <w:color w:val="006666"/>
+          <w:sz w:val="17"/>
+          <w:szCs w:val="17"/>
+        </w:rPr>
+        <w:t>0</w:t>
+      </w:r>
+      <w:r>
+        <w:rPr>
+          <w:rFonts w:ascii="Consolas" w:hAnsi="Consolas" w:cs="Courier New"/>
+          <w:color w:val="666600"/>
+          <w:sz w:val="17"/>
+          <w:szCs w:val="17"/>
+        </w:rPr>
+        <w:t>,&lt;</w:t>
+      </w:r>
+      <w:r>
+        <w:rPr>
+          <w:rFonts w:ascii="Consolas" w:hAnsi="Consolas" w:cs="Courier New"/>
+          <w:color w:val="000000"/>
+          <w:sz w:val="17"/>
+          <w:szCs w:val="17"/>
+        </w:rPr>
+        <w:t>status</w:t>
+      </w:r>
+      <w:r>
+        <w:rPr>
+          <w:rFonts w:ascii="Consolas" w:hAnsi="Consolas" w:cs="Courier New"/>
+          <w:color w:val="666600"/>
+          <w:sz w:val="17"/>
+          <w:szCs w:val="17"/>
+        </w:rPr>
+        <w:t>&gt;,&lt;</w:t>
+      </w:r>
+      <w:r>
+        <w:rPr>
+          <w:rFonts w:ascii="Consolas" w:hAnsi="Consolas" w:cs="Courier New"/>
+          <w:color w:val="000000"/>
+          <w:sz w:val="17"/>
+          <w:szCs w:val="17"/>
+        </w:rPr>
+        <w:t>length</w:t>
+      </w:r>
+      <w:r>
+        <w:rPr>
+          <w:rFonts w:ascii="Consolas" w:hAnsi="Consolas" w:cs="Courier New"/>
+          <w:color w:val="666600"/>
+          <w:sz w:val="17"/>
+          <w:szCs w:val="17"/>
+        </w:rPr>
+        <w:t>&gt;</w:t>
+      </w:r>
+    </w:p>
+    <w:p>
+      <w:pPr>
+        <w:jc w:val="both"/>
+      </w:pPr>
+    </w:p>
+    <w:p>
+      <w:pPr>
+        <w:jc w:val="both"/>
+      </w:pPr>
+      <w:r>
+        <w:t>Where status is the HTTP status code, for example 200, and length is how many bytes are waiting to be read.</w:t>
+      </w:r>
+    </w:p>
+    <w:p>
+      <w:pPr>
+        <w:jc w:val="center"/>
+        <w:rPr>
+          <w:b/>
+          <w:bCs/>
+          <w:u w:val="single"/>
+          <w:lang w:val="en-US"/>
+        </w:rPr>
+      </w:pPr>
+      <w:r>
+        <w:rPr>
+          <w:b/>
+          <w:bCs/>
+          <w:u w:val="single"/>
+          <w:lang w:val="en-US"/>
+        </w:rPr>
+        <w:lastRenderedPageBreak/>
+        <w:t>Reading the Payload</w:t>
+      </w:r>
+    </w:p>
+    <w:p>
+      <w:pPr>
+        <w:jc w:val="both"/>
+      </w:pPr>
+      <w:r>
+        <w:t xml:space="preserve">Even with </w:t>
+      </w:r>
+      <w:r>
+        <w:t xml:space="preserve">"READMODE",1, </w:t>
+      </w:r>
+      <w:r>
+        <w:rPr>
+          <w:b/>
+          <w:bCs/>
+        </w:rPr>
+        <w:t xml:space="preserve">we must </w:t>
+      </w:r>
+      <w:r>
+        <w:t xml:space="preserve">tell it </w:t>
+      </w:r>
+      <w:r>
+        <w:rPr>
+          <w:i/>
+          <w:iCs/>
+        </w:rPr>
+        <w:t>exactly</w:t>
+      </w:r>
+      <w:r>
+        <w:t xml:space="preserve"> what to dump:</w:t>
+      </w:r>
+    </w:p>
+    <w:p>
+      <w:pPr>
+        <w:pStyle w:val="NormalWeb"/>
+        <w:pBdr>
+          <w:top w:val="single" w:sz="6" w:space="2" w:color="888888"/>
+          <w:left w:val="single" w:sz="6" w:space="2" w:color="888888"/>
+          <w:bottom w:val="single" w:sz="6" w:space="2" w:color="888888"/>
+          <w:right w:val="single" w:sz="6" w:space="2" w:color="888888"/>
+        </w:pBdr>
+        <w:tabs>
+          <w:tab w:val="left" w:pos="916"/>
+          <w:tab w:val="left" w:pos="1832"/>
+          <w:tab w:val="left" w:pos="2748"/>
+          <w:tab w:val="left" w:pos="3664"/>
+          <w:tab w:val="left" w:pos="4580"/>
+          <w:tab w:val="left" w:pos="5496"/>
+          <w:tab w:val="left" w:pos="6412"/>
+          <w:tab w:val="left" w:pos="7328"/>
+          <w:tab w:val="left" w:pos="8244"/>
+          <w:tab w:val="left" w:pos="9160"/>
+          <w:tab w:val="left" w:pos="10076"/>
+          <w:tab w:val="left" w:pos="10992"/>
+          <w:tab w:val="left" w:pos="11908"/>
+          <w:tab w:val="left" w:pos="12824"/>
+          <w:tab w:val="left" w:pos="13740"/>
+          <w:tab w:val="left" w:pos="14656"/>
+        </w:tabs>
+        <w:spacing w:before="0" w:beforeAutospacing="0" w:after="0" w:afterAutospacing="0"/>
+        <w:divId w:val="702287024"/>
+        <w:rPr>
+          <w:rFonts w:ascii="Consolas" w:hAnsi="Consolas" w:cs="Courier New"/>
+          <w:sz w:val="17"/>
+          <w:szCs w:val="17"/>
+        </w:rPr>
+      </w:pPr>
+      <w:r>
+        <w:rPr>
+          <w:rFonts w:ascii="Consolas" w:hAnsi="Consolas" w:cs="Courier New"/>
+          <w:color w:val="000000"/>
+          <w:sz w:val="17"/>
+          <w:szCs w:val="17"/>
+        </w:rPr>
+        <w:t>AT</w:t>
+      </w:r>
+      <w:r>
+        <w:rPr>
+          <w:rFonts w:ascii="Consolas" w:hAnsi="Consolas" w:cs="Courier New"/>
+          <w:color w:val="666600"/>
+          <w:sz w:val="17"/>
+          <w:szCs w:val="17"/>
+        </w:rPr>
+        <w:t>+</w:t>
+      </w:r>
+      <w:r>
+        <w:rPr>
+          <w:rFonts w:ascii="Consolas" w:hAnsi="Consolas" w:cs="Courier New"/>
+          <w:color w:val="000000"/>
+          <w:sz w:val="17"/>
+          <w:szCs w:val="17"/>
+        </w:rPr>
+        <w:t>HTTPREAD</w:t>
+      </w:r>
+      <w:r>
+        <w:rPr>
+          <w:rFonts w:ascii="Consolas" w:hAnsi="Consolas" w:cs="Courier New"/>
+          <w:color w:val="666600"/>
+          <w:sz w:val="17"/>
+          <w:szCs w:val="17"/>
+        </w:rPr>
+        <w:t>=&lt;</w:t>
+      </w:r>
+      <w:r>
+        <w:rPr>
+          <w:rFonts w:ascii="Consolas" w:hAnsi="Consolas" w:cs="Courier New"/>
+          <w:color w:val="000000"/>
+          <w:sz w:val="17"/>
+          <w:szCs w:val="17"/>
+        </w:rPr>
+        <w:t>offset</w:t>
+      </w:r>
+      <w:r>
+        <w:rPr>
+          <w:rFonts w:ascii="Consolas" w:hAnsi="Consolas" w:cs="Courier New"/>
+          <w:color w:val="666600"/>
+          <w:sz w:val="17"/>
+          <w:szCs w:val="17"/>
+        </w:rPr>
+        <w:t>&gt;,&lt;</w:t>
+      </w:r>
+      <w:r>
+        <w:rPr>
+          <w:rFonts w:ascii="Consolas" w:hAnsi="Consolas" w:cs="Courier New"/>
+          <w:color w:val="000000"/>
+          <w:sz w:val="17"/>
+          <w:szCs w:val="17"/>
+        </w:rPr>
+        <w:t>length</w:t>
+      </w:r>
+      <w:r>
+        <w:rPr>
+          <w:rFonts w:ascii="Consolas" w:hAnsi="Consolas" w:cs="Courier New"/>
+          <w:color w:val="666600"/>
+          <w:sz w:val="17"/>
+          <w:szCs w:val="17"/>
+        </w:rPr>
+        <w:t>&gt;</w:t>
+      </w:r>
+    </w:p>
+    <w:p>
+      <w:pPr>
+        <w:jc w:val="both"/>
+      </w:pPr>
+    </w:p>
+    <w:p>
+      <w:pPr>
+        <w:jc w:val="both"/>
+      </w:pPr>
+      <w:r>
+        <w:t>Where offset is the start address in the buffer (usually 0 if from the start of the data) and length is number of bytes to read from the buffer (usually the length from HTTPACTION for reading the full data payload). For example:</w:t>
+      </w:r>
+    </w:p>
+    <w:p>
+      <w:pPr>
+        <w:pStyle w:val="NormalWeb"/>
+        <w:pBdr>
+          <w:top w:val="single" w:sz="6" w:space="2" w:color="888888"/>
+          <w:left w:val="single" w:sz="6" w:space="2" w:color="888888"/>
+          <w:bottom w:val="single" w:sz="6" w:space="2" w:color="888888"/>
+          <w:right w:val="single" w:sz="6" w:space="2" w:color="888888"/>
+        </w:pBdr>
+        <w:tabs>
+          <w:tab w:val="left" w:pos="916"/>
+          <w:tab w:val="left" w:pos="1832"/>
+          <w:tab w:val="left" w:pos="2748"/>
+          <w:tab w:val="left" w:pos="3664"/>
+          <w:tab w:val="left" w:pos="4580"/>
+          <w:tab w:val="left" w:pos="5496"/>
+          <w:tab w:val="left" w:pos="6412"/>
+          <w:tab w:val="left" w:pos="7328"/>
+          <w:tab w:val="left" w:pos="8244"/>
+          <w:tab w:val="left" w:pos="9160"/>
+          <w:tab w:val="left" w:pos="10076"/>
+          <w:tab w:val="left" w:pos="10992"/>
+          <w:tab w:val="left" w:pos="11908"/>
+          <w:tab w:val="left" w:pos="12824"/>
+          <w:tab w:val="left" w:pos="13740"/>
+          <w:tab w:val="left" w:pos="14656"/>
+        </w:tabs>
+        <w:spacing w:before="0" w:beforeAutospacing="0" w:after="0" w:afterAutospacing="0"/>
+        <w:divId w:val="1147743626"/>
+        <w:rPr>
+          <w:rFonts w:ascii="Consolas" w:hAnsi="Consolas" w:cs="Courier New"/>
+          <w:sz w:val="17"/>
+          <w:szCs w:val="17"/>
+        </w:rPr>
+      </w:pPr>
+      <w:r>
+        <w:rPr>
+          <w:rFonts w:ascii="Consolas" w:hAnsi="Consolas" w:cs="Courier New"/>
+          <w:color w:val="000000"/>
+          <w:sz w:val="17"/>
+          <w:szCs w:val="17"/>
+        </w:rPr>
+        <w:t>AT</w:t>
+      </w:r>
+      <w:r>
+        <w:rPr>
+          <w:rFonts w:ascii="Consolas" w:hAnsi="Consolas" w:cs="Courier New"/>
+          <w:color w:val="666600"/>
+          <w:sz w:val="17"/>
+          <w:szCs w:val="17"/>
+        </w:rPr>
+        <w:t>+</w:t>
+      </w:r>
+      <w:r>
+        <w:rPr>
+          <w:rFonts w:ascii="Consolas" w:hAnsi="Consolas" w:cs="Courier New"/>
+          <w:color w:val="000000"/>
+          <w:sz w:val="17"/>
+          <w:szCs w:val="17"/>
+        </w:rPr>
+        <w:t>HTTPREAD</w:t>
+      </w:r>
+      <w:r>
+        <w:rPr>
+          <w:rFonts w:ascii="Consolas" w:hAnsi="Consolas" w:cs="Courier New"/>
+          <w:color w:val="666600"/>
+          <w:sz w:val="17"/>
+          <w:szCs w:val="17"/>
+        </w:rPr>
+        <w:t>=</w:t>
+      </w:r>
+      <w:r>
+        <w:rPr>
+          <w:rFonts w:ascii="Consolas" w:hAnsi="Consolas" w:cs="Courier New"/>
+          <w:color w:val="006666"/>
+          <w:sz w:val="17"/>
+          <w:szCs w:val="17"/>
+        </w:rPr>
+        <w:t>0</w:t>
+      </w:r>
+      <w:r>
+        <w:rPr>
+          <w:rFonts w:ascii="Consolas" w:hAnsi="Consolas" w:cs="Courier New"/>
+          <w:color w:val="666600"/>
+          <w:sz w:val="17"/>
+          <w:szCs w:val="17"/>
+        </w:rPr>
+        <w:t>,</w:t>
+      </w:r>
+      <w:r>
+        <w:rPr>
+          <w:rFonts w:ascii="Consolas" w:hAnsi="Consolas" w:cs="Courier New"/>
+          <w:color w:val="006666"/>
+          <w:sz w:val="17"/>
+          <w:szCs w:val="17"/>
+        </w:rPr>
+        <w:t>290</w:t>
+      </w:r>
+    </w:p>
+    <w:p>
+      <w:pPr>
+        <w:pStyle w:val="NormalWeb"/>
+        <w:pBdr>
+          <w:top w:val="single" w:sz="6" w:space="2" w:color="888888"/>
+          <w:left w:val="single" w:sz="6" w:space="2" w:color="888888"/>
+          <w:bottom w:val="single" w:sz="6" w:space="2" w:color="888888"/>
+          <w:right w:val="single" w:sz="6" w:space="2" w:color="888888"/>
+        </w:pBdr>
+        <w:tabs>
+          <w:tab w:val="left" w:pos="916"/>
+          <w:tab w:val="left" w:pos="1832"/>
+          <w:tab w:val="left" w:pos="2748"/>
+          <w:tab w:val="left" w:pos="3664"/>
+          <w:tab w:val="left" w:pos="4580"/>
+          <w:tab w:val="left" w:pos="5496"/>
+          <w:tab w:val="left" w:pos="6412"/>
+          <w:tab w:val="left" w:pos="7328"/>
+          <w:tab w:val="left" w:pos="8244"/>
+          <w:tab w:val="left" w:pos="9160"/>
+          <w:tab w:val="left" w:pos="10076"/>
+          <w:tab w:val="left" w:pos="10992"/>
+          <w:tab w:val="left" w:pos="11908"/>
+          <w:tab w:val="left" w:pos="12824"/>
+          <w:tab w:val="left" w:pos="13740"/>
+          <w:tab w:val="left" w:pos="14656"/>
+        </w:tabs>
+        <w:spacing w:before="0" w:beforeAutospacing="0" w:after="0" w:afterAutospacing="0"/>
+        <w:divId w:val="1147743626"/>
+        <w:rPr>
+          <w:rFonts w:ascii="Consolas" w:hAnsi="Consolas" w:cs="Courier New"/>
+          <w:sz w:val="17"/>
+          <w:szCs w:val="17"/>
+        </w:rPr>
+      </w:pPr>
+      <w:r>
+        <w:rPr>
+          <w:rFonts w:ascii="Consolas" w:hAnsi="Consolas" w:cs="Courier New"/>
+          <w:color w:val="666600"/>
+          <w:sz w:val="17"/>
+          <w:szCs w:val="17"/>
+        </w:rPr>
+        <w:t>+</w:t>
+      </w:r>
+      <w:r>
+        <w:rPr>
+          <w:rFonts w:ascii="Consolas" w:hAnsi="Consolas" w:cs="Courier New"/>
+          <w:color w:val="000000"/>
+          <w:sz w:val="17"/>
+          <w:szCs w:val="17"/>
+        </w:rPr>
+        <w:t>HTTPREAD</w:t>
+      </w:r>
+      <w:r>
+        <w:rPr>
+          <w:rFonts w:ascii="Consolas" w:hAnsi="Consolas" w:cs="Courier New"/>
+          <w:color w:val="666600"/>
+          <w:sz w:val="17"/>
+          <w:szCs w:val="17"/>
+        </w:rPr>
+        <w:t>:</w:t>
+      </w:r>
+      <w:r>
+        <w:rPr>
+          <w:rFonts w:ascii="Consolas" w:hAnsi="Consolas" w:cs="Courier New"/>
+          <w:color w:val="000000"/>
+          <w:sz w:val="17"/>
+          <w:szCs w:val="17"/>
+        </w:rPr>
+        <w:t xml:space="preserve"> DATA</w:t>
+      </w:r>
+      <w:r>
+        <w:rPr>
+          <w:rFonts w:ascii="Consolas" w:hAnsi="Consolas" w:cs="Courier New"/>
+          <w:color w:val="666600"/>
+          <w:sz w:val="17"/>
+          <w:szCs w:val="17"/>
+        </w:rPr>
+        <w:t>,</w:t>
+      </w:r>
+      <w:r>
+        <w:rPr>
+          <w:rFonts w:ascii="Consolas" w:hAnsi="Consolas" w:cs="Courier New"/>
+          <w:color w:val="006666"/>
+          <w:sz w:val="17"/>
+          <w:szCs w:val="17"/>
+        </w:rPr>
+        <w:t>290</w:t>
+      </w:r>
+    </w:p>
+    <w:p>
+      <w:pPr>
+        <w:pStyle w:val="NormalWeb"/>
+        <w:pBdr>
+          <w:top w:val="single" w:sz="6" w:space="2" w:color="888888"/>
+          <w:left w:val="single" w:sz="6" w:space="2" w:color="888888"/>
+          <w:bottom w:val="single" w:sz="6" w:space="2" w:color="888888"/>
+          <w:right w:val="single" w:sz="6" w:space="2" w:color="888888"/>
+        </w:pBdr>
+        <w:tabs>
+          <w:tab w:val="left" w:pos="916"/>
+          <w:tab w:val="left" w:pos="1832"/>
+          <w:tab w:val="left" w:pos="2748"/>
+          <w:tab w:val="left" w:pos="3664"/>
+          <w:tab w:val="left" w:pos="4580"/>
+          <w:tab w:val="left" w:pos="5496"/>
+          <w:tab w:val="left" w:pos="6412"/>
+          <w:tab w:val="left" w:pos="7328"/>
+          <w:tab w:val="left" w:pos="8244"/>
+          <w:tab w:val="left" w:pos="9160"/>
+          <w:tab w:val="left" w:pos="10076"/>
+          <w:tab w:val="left" w:pos="10992"/>
+          <w:tab w:val="left" w:pos="11908"/>
+          <w:tab w:val="left" w:pos="12824"/>
+          <w:tab w:val="left" w:pos="13740"/>
+          <w:tab w:val="left" w:pos="14656"/>
+        </w:tabs>
+        <w:spacing w:before="0" w:beforeAutospacing="0" w:after="0" w:afterAutospacing="0"/>
+        <w:divId w:val="1147743626"/>
+        <w:rPr>
+          <w:rFonts w:ascii="Consolas" w:hAnsi="Consolas" w:cs="Courier New"/>
+          <w:sz w:val="17"/>
+          <w:szCs w:val="17"/>
+        </w:rPr>
+      </w:pPr>
+      <w:r>
+        <w:rPr>
+          <w:rFonts w:ascii="Consolas" w:hAnsi="Consolas" w:cs="Courier New"/>
+          <w:color w:val="666600"/>
+          <w:sz w:val="17"/>
+          <w:szCs w:val="17"/>
+        </w:rPr>
+        <w:t>{</w:t>
+      </w:r>
+      <w:r>
+        <w:rPr>
+          <w:rFonts w:ascii="Consolas" w:hAnsi="Consolas" w:cs="Courier New"/>
+          <w:color w:val="000000"/>
+          <w:sz w:val="17"/>
+          <w:szCs w:val="17"/>
+        </w:rPr>
+        <w:t xml:space="preserve"> </w:t>
+      </w:r>
+      <w:r>
+        <w:rPr>
+          <w:rFonts w:ascii="Consolas" w:hAnsi="Consolas" w:cs="Courier New"/>
+          <w:color w:val="666600"/>
+          <w:sz w:val="17"/>
+          <w:szCs w:val="17"/>
+        </w:rPr>
+        <w:t>…</w:t>
+      </w:r>
+      <w:r>
+        <w:rPr>
+          <w:rFonts w:ascii="Consolas" w:hAnsi="Consolas" w:cs="Courier New"/>
+          <w:color w:val="006666"/>
+          <w:sz w:val="17"/>
+          <w:szCs w:val="17"/>
+        </w:rPr>
+        <w:t>290</w:t>
+      </w:r>
+      <w:r>
+        <w:rPr>
+          <w:rFonts w:ascii="Consolas" w:hAnsi="Consolas" w:cs="Courier New"/>
+          <w:color w:val="000000"/>
+          <w:sz w:val="17"/>
+          <w:szCs w:val="17"/>
+        </w:rPr>
+        <w:t xml:space="preserve"> bytes </w:t>
+      </w:r>
+      <w:r>
+        <w:rPr>
+          <w:rFonts w:ascii="Consolas" w:hAnsi="Consolas" w:cs="Courier New"/>
+          <w:color w:val="000088"/>
+          <w:sz w:val="17"/>
+          <w:szCs w:val="17"/>
+        </w:rPr>
+        <w:t>of</w:t>
+      </w:r>
+      <w:r>
+        <w:rPr>
+          <w:rFonts w:ascii="Consolas" w:hAnsi="Consolas" w:cs="Courier New"/>
+          <w:color w:val="000000"/>
+          <w:sz w:val="17"/>
+          <w:szCs w:val="17"/>
+        </w:rPr>
+        <w:t xml:space="preserve"> JSON</w:t>
+      </w:r>
+      <w:r>
+        <w:rPr>
+          <w:rFonts w:ascii="Consolas" w:hAnsi="Consolas" w:cs="Courier New"/>
+          <w:color w:val="666600"/>
+          <w:sz w:val="17"/>
+          <w:szCs w:val="17"/>
+        </w:rPr>
+        <w:t>…</w:t>
+      </w:r>
+      <w:r>
+        <w:rPr>
+          <w:rFonts w:ascii="Consolas" w:hAnsi="Consolas" w:cs="Courier New"/>
+          <w:color w:val="000000"/>
+          <w:sz w:val="17"/>
+          <w:szCs w:val="17"/>
+        </w:rPr>
+        <w:t xml:space="preserve"> </w:t>
+      </w:r>
+      <w:r>
+        <w:rPr>
+          <w:rFonts w:ascii="Consolas" w:hAnsi="Consolas" w:cs="Courier New"/>
+          <w:color w:val="666600"/>
+          <w:sz w:val="17"/>
+          <w:szCs w:val="17"/>
+        </w:rPr>
+        <w:t>}</w:t>
+      </w:r>
+    </w:p>
+    <w:p>
+      <w:pPr>
+        <w:pStyle w:val="NormalWeb"/>
+        <w:pBdr>
+          <w:top w:val="single" w:sz="6" w:space="2" w:color="888888"/>
+          <w:left w:val="single" w:sz="6" w:space="2" w:color="888888"/>
+          <w:bottom w:val="single" w:sz="6" w:space="2" w:color="888888"/>
+          <w:right w:val="single" w:sz="6" w:space="2" w:color="888888"/>
+        </w:pBdr>
+        <w:tabs>
+          <w:tab w:val="left" w:pos="916"/>
+          <w:tab w:val="left" w:pos="1832"/>
+          <w:tab w:val="left" w:pos="2748"/>
+          <w:tab w:val="left" w:pos="3664"/>
+          <w:tab w:val="left" w:pos="4580"/>
+          <w:tab w:val="left" w:pos="5496"/>
+          <w:tab w:val="left" w:pos="6412"/>
+          <w:tab w:val="left" w:pos="7328"/>
+          <w:tab w:val="left" w:pos="8244"/>
+          <w:tab w:val="left" w:pos="9160"/>
+          <w:tab w:val="left" w:pos="10076"/>
+          <w:tab w:val="left" w:pos="10992"/>
+          <w:tab w:val="left" w:pos="11908"/>
+          <w:tab w:val="left" w:pos="12824"/>
+          <w:tab w:val="left" w:pos="13740"/>
+          <w:tab w:val="left" w:pos="14656"/>
+        </w:tabs>
+        <w:spacing w:before="0" w:beforeAutospacing="0" w:after="0" w:afterAutospacing="0"/>
+        <w:divId w:val="1147743626"/>
+        <w:rPr>
+          <w:rFonts w:ascii="Consolas" w:hAnsi="Consolas" w:cs="Courier New"/>
+          <w:sz w:val="17"/>
+          <w:szCs w:val="17"/>
+        </w:rPr>
+      </w:pPr>
+      <w:r>
+        <w:rPr>
+          <w:rFonts w:ascii="Consolas" w:hAnsi="Consolas" w:cs="Courier New"/>
+          <w:color w:val="000000"/>
+          <w:sz w:val="17"/>
+          <w:szCs w:val="17"/>
+        </w:rPr>
+        <w:t>OK</w:t>
+      </w:r>
+    </w:p>
+    <w:p>
+      <w:pPr>
+        <w:pStyle w:val="NormalWeb"/>
+        <w:pBdr>
+          <w:top w:val="single" w:sz="6" w:space="2" w:color="888888"/>
+          <w:left w:val="single" w:sz="6" w:space="2" w:color="888888"/>
+          <w:bottom w:val="single" w:sz="6" w:space="2" w:color="888888"/>
+          <w:right w:val="single" w:sz="6" w:space="2" w:color="888888"/>
+        </w:pBdr>
+        <w:tabs>
+          <w:tab w:val="left" w:pos="916"/>
+          <w:tab w:val="left" w:pos="1832"/>
+          <w:tab w:val="left" w:pos="2748"/>
+          <w:tab w:val="left" w:pos="3664"/>
+          <w:tab w:val="left" w:pos="4580"/>
+          <w:tab w:val="left" w:pos="5496"/>
+          <w:tab w:val="left" w:pos="6412"/>
+          <w:tab w:val="left" w:pos="7328"/>
+          <w:tab w:val="left" w:pos="8244"/>
+          <w:tab w:val="left" w:pos="9160"/>
+          <w:tab w:val="left" w:pos="10076"/>
+          <w:tab w:val="left" w:pos="10992"/>
+          <w:tab w:val="left" w:pos="11908"/>
+          <w:tab w:val="left" w:pos="12824"/>
+          <w:tab w:val="left" w:pos="13740"/>
+          <w:tab w:val="left" w:pos="14656"/>
+        </w:tabs>
+        <w:spacing w:before="0" w:beforeAutospacing="0" w:after="0" w:afterAutospacing="0"/>
+        <w:divId w:val="1147743626"/>
+        <w:rPr>
+          <w:rFonts w:ascii="Consolas" w:hAnsi="Consolas" w:cs="Courier New"/>
+          <w:sz w:val="17"/>
+          <w:szCs w:val="17"/>
+        </w:rPr>
+      </w:pPr>
+      <w:r>
+        <w:rPr>
+          <w:rFonts w:ascii="Consolas" w:hAnsi="Consolas" w:cs="Courier New"/>
+          <w:color w:val="666600"/>
+          <w:sz w:val="17"/>
+          <w:szCs w:val="17"/>
+        </w:rPr>
+        <w:t>+</w:t>
+      </w:r>
+      <w:r>
+        <w:rPr>
+          <w:rFonts w:ascii="Consolas" w:hAnsi="Consolas" w:cs="Courier New"/>
+          <w:color w:val="000000"/>
+          <w:sz w:val="17"/>
+          <w:szCs w:val="17"/>
+        </w:rPr>
+        <w:t>HTTPREAD</w:t>
+      </w:r>
+      <w:r>
+        <w:rPr>
+          <w:rFonts w:ascii="Consolas" w:hAnsi="Consolas" w:cs="Courier New"/>
+          <w:color w:val="666600"/>
+          <w:sz w:val="17"/>
+          <w:szCs w:val="17"/>
+        </w:rPr>
+        <w:t>:</w:t>
+      </w:r>
+      <w:r>
+        <w:rPr>
+          <w:rFonts w:ascii="Consolas" w:hAnsi="Consolas" w:cs="Courier New"/>
+          <w:color w:val="000000"/>
+          <w:sz w:val="17"/>
+          <w:szCs w:val="17"/>
+        </w:rPr>
+        <w:t xml:space="preserve"> </w:t>
+      </w:r>
+      <w:r>
+        <w:rPr>
+          <w:rFonts w:ascii="Consolas" w:hAnsi="Consolas" w:cs="Courier New"/>
+          <w:color w:val="006666"/>
+          <w:sz w:val="17"/>
+          <w:szCs w:val="17"/>
+        </w:rPr>
+        <w:t>0</w:t>
+      </w:r>
+      <w:r>
+        <w:rPr>
+          <w:rFonts w:ascii="Consolas" w:hAnsi="Consolas" w:cs="Courier New"/>
+          <w:color w:val="000000"/>
+          <w:sz w:val="17"/>
+          <w:szCs w:val="17"/>
+        </w:rPr>
+        <w:t xml:space="preserve">          </w:t>
+      </w:r>
+      <w:r>
+        <w:rPr>
+          <w:rFonts w:ascii="Consolas" w:hAnsi="Consolas" w:cs="Courier New"/>
+          <w:color w:val="666600"/>
+          <w:sz w:val="17"/>
+          <w:szCs w:val="17"/>
+        </w:rPr>
+        <w:t>←</w:t>
+      </w:r>
+      <w:r>
+        <w:rPr>
+          <w:rFonts w:ascii="Consolas" w:hAnsi="Consolas" w:cs="Courier New"/>
+          <w:color w:val="000000"/>
+          <w:sz w:val="17"/>
+          <w:szCs w:val="17"/>
+        </w:rPr>
+        <w:t xml:space="preserve"> zero bytes left unread</w:t>
+      </w:r>
+    </w:p>
+    <w:p>
+      <w:pPr>
+        <w:pStyle w:val="NormalWeb"/>
+        <w:pBdr>
+          <w:top w:val="single" w:sz="6" w:space="2" w:color="888888"/>
+          <w:left w:val="single" w:sz="6" w:space="2" w:color="888888"/>
+          <w:bottom w:val="single" w:sz="6" w:space="2" w:color="888888"/>
+          <w:right w:val="single" w:sz="6" w:space="2" w:color="888888"/>
+        </w:pBdr>
+        <w:tabs>
+          <w:tab w:val="left" w:pos="916"/>
+          <w:tab w:val="left" w:pos="1832"/>
+          <w:tab w:val="left" w:pos="2748"/>
+          <w:tab w:val="left" w:pos="3664"/>
+          <w:tab w:val="left" w:pos="4580"/>
+          <w:tab w:val="left" w:pos="5496"/>
+          <w:tab w:val="left" w:pos="6412"/>
+          <w:tab w:val="left" w:pos="7328"/>
+          <w:tab w:val="left" w:pos="8244"/>
+          <w:tab w:val="left" w:pos="9160"/>
+          <w:tab w:val="left" w:pos="10076"/>
+          <w:tab w:val="left" w:pos="10992"/>
+          <w:tab w:val="left" w:pos="11908"/>
+          <w:tab w:val="left" w:pos="12824"/>
+          <w:tab w:val="left" w:pos="13740"/>
+          <w:tab w:val="left" w:pos="14656"/>
+        </w:tabs>
+        <w:spacing w:before="0" w:beforeAutospacing="0" w:after="0" w:afterAutospacing="0"/>
+        <w:divId w:val="1147743626"/>
+        <w:rPr>
+          <w:rFonts w:ascii="Consolas" w:hAnsi="Consolas" w:cs="Courier New"/>
+          <w:sz w:val="17"/>
+          <w:szCs w:val="17"/>
+        </w:rPr>
+      </w:pPr>
+      <w:r>
+        <w:rPr>
+          <w:rFonts w:ascii="Consolas" w:hAnsi="Consolas" w:cs="Courier New"/>
+          <w:color w:val="000000"/>
+          <w:sz w:val="17"/>
+          <w:szCs w:val="17"/>
+        </w:rPr>
+        <w:t> </w:t>
+      </w:r>
+    </w:p>
+    <w:p>
+      <w:pPr>
+        <w:jc w:val="both"/>
+      </w:pPr>
+    </w:p>
+    <w:p>
+      <w:r>
+        <w:t>Bare AT+HTTPREAD fails!!!! :</w:t>
+      </w:r>
+    </w:p>
+    <w:p>
+      <w:pPr>
+        <w:jc w:val="both"/>
+      </w:pPr>
+      <w:r>
+        <w:t>The SIM7670G firmware doesn’t support an un-parameterised read, even in READMODE. It always wants offset+length.</w:t>
+      </w:r>
     </w:p>
     <w:sectPr>
       <w:pgSz w:w="11906" w:h="16838"/>
@@ -1218,6 +7342,7 @@
   <w:style w:type="paragraph" w:default="1" w:styleId="Normal">
     <w:name w:val="Normal"/>
     <w:qFormat/>
+    <w:rsid w:val="003557F7"/>
   </w:style>
   <w:style w:type="paragraph" w:styleId="Heading1">
     <w:name w:val="heading 1"/>
@@ -1421,7 +7546,6 @@
   <w:style w:type="character" w:default="1" w:styleId="DefaultParagraphFont">
     <w:name w:val="Default Paragraph Font"/>
     <w:uiPriority w:val="1"/>
-    <w:semiHidden/>
     <w:unhideWhenUsed/>
   </w:style>
   <w:style w:type="table" w:default="1" w:styleId="TableNormal">
@@ -1758,6 +7882,22 @@
       <w:shd w:val="clear" w:color="auto" w:fill="E1DFDD"/>
     </w:rPr>
   </w:style>
+  <w:style w:type="paragraph" w:styleId="NormalWeb">
+    <w:name w:val="Normal (Web)"/>
+    <w:basedOn w:val="Normal"/>
+    <w:uiPriority w:val="99"/>
+    <w:unhideWhenUsed/>
+    <w:rsid w:val="002D2B73"/>
+    <w:pPr>
+      <w:spacing w:before="100" w:beforeAutospacing="1" w:after="100" w:afterAutospacing="1" w:line="240" w:lineRule="auto"/>
+    </w:pPr>
+    <w:rPr>
+      <w:rFonts w:ascii="Times New Roman" w:eastAsiaTheme="minorEastAsia" w:hAnsi="Times New Roman" w:cs="Times New Roman"/>
+      <w:kern w:val="0"/>
+      <w:lang w:eastAsia="en-GB"/>
+      <w14:ligatures w14:val="none"/>
+    </w:rPr>
+  </w:style>
 </w:styles>
 </file>
 
@@ -2074,4 +8214,24 @@
     </a:ext>
   </a:extLst>
 </a:theme>
+</file>
+
+<file path=word/webextensions/taskpanes.xml><?xml version="1.0" encoding="utf-8"?>
+<wetp:taskpanes xmlns:wetp="http://schemas.microsoft.com/office/webextensions/taskpanes/2010/11">
+  <wetp:taskpane dockstate="right" visibility="0" width="350" row="0">
+    <wetp:webextensionref xmlns:r="http://schemas.openxmlformats.org/officeDocument/2006/relationships" r:id="rId1"/>
+  </wetp:taskpane>
+</wetp:taskpanes>
+</file>
+
+<file path=word/webextensions/webextension1.xml><?xml version="1.0" encoding="utf-8"?>
+<we:webextension xmlns:we="http://schemas.microsoft.com/office/webextensions/webextension/2010/11" id="{17EDEC52-15E5-4354-91D6-0828CF5D54F8}">
+  <we:reference id="wa104382008" version="1.1.0.1" store="en-CA" storeType="OMEX"/>
+  <we:alternateReferences>
+    <we:reference id="WA104382008" version="1.1.0.1" store="" storeType="OMEX"/>
+  </we:alternateReferences>
+  <we:properties/>
+  <we:bindings/>
+  <we:snapshot xmlns:r="http://schemas.openxmlformats.org/officeDocument/2006/relationships"/>
+</we:webextension>
 </file>